--- a/Берестин/УП/Анализ предметной области.docx
+++ b/Берестин/УП/Анализ предметной области.docx
@@ -1,6 +1,6 @@
 
 <file path=word/document.xml><?xml version="1.0" encoding="utf-8"?>
-<w:document xmlns:wpc="http://schemas.microsoft.com/office/word/2010/wordprocessingCanvas" xmlns:cx="http://schemas.microsoft.com/office/drawing/2014/chartex" xmlns:cx1="http://schemas.microsoft.com/office/drawing/2015/9/8/chartex" xmlns:cx2="http://schemas.microsoft.com/office/drawing/2015/10/21/chartex" xmlns:cx3="http://schemas.microsoft.com/office/drawing/2016/5/9/chartex" xmlns:cx4="http://schemas.microsoft.com/office/drawing/2016/5/10/chartex" xmlns:cx5="http://schemas.microsoft.com/office/drawing/2016/5/11/chartex" xmlns:cx6="http://schemas.microsoft.com/office/drawing/2016/5/12/chartex" xmlns:cx7="http://schemas.microsoft.com/office/drawing/2016/5/13/chartex" xmlns:cx8="http://schemas.microsoft.com/office/drawing/2016/5/14/chartex" xmlns:mc="http://schemas.openxmlformats.org/markup-compatibility/2006" xmlns:aink="http://schemas.microsoft.com/office/drawing/2016/ink" xmlns:am3d="http://schemas.microsoft.com/office/drawing/2017/model3d" xmlns:o="urn:schemas-microsoft-com:office:office" xmlns:r="http://schemas.openxmlformats.org/officeDocument/2006/relationships" xmlns:m="http://schemas.openxmlformats.org/officeDocument/2006/math" xmlns:v="urn:schemas-microsoft-com:vml" xmlns:wp14="http://schemas.microsoft.com/office/word/2010/wordprocessingDrawing" xmlns:wp="http://schemas.openxmlformats.org/drawingml/2006/wordprocessingDrawing" xmlns:w10="urn:schemas-microsoft-com:office:word" xmlns:w="http://schemas.openxmlformats.org/wordprocessingml/2006/main" xmlns:w14="http://schemas.microsoft.com/office/word/2010/wordml" xmlns:w15="http://schemas.microsoft.com/office/word/2012/wordml" xmlns:w16cex="http://schemas.microsoft.com/office/word/2018/wordml/cex" xmlns:w16cid="http://schemas.microsoft.com/office/word/2016/wordml/cid" xmlns:w16="http://schemas.microsoft.com/office/word/2018/wordml" xmlns:w16se="http://schemas.microsoft.com/office/word/2015/wordml/symex" xmlns:wpg="http://schemas.microsoft.com/office/word/2010/wordprocessingGroup" xmlns:wpi="http://schemas.microsoft.com/office/word/2010/wordprocessingInk" xmlns:wne="http://schemas.microsoft.com/office/word/2006/wordml" xmlns:wps="http://schemas.microsoft.com/office/word/2010/wordprocessingShape" mc:Ignorable="w14 w15 w16se w16cid w16 w16cex wp14">
+<w:document xmlns:wpc="http://schemas.microsoft.com/office/word/2010/wordprocessingCanvas" xmlns:cx="http://schemas.microsoft.com/office/drawing/2014/chartex" xmlns:cx1="http://schemas.microsoft.com/office/drawing/2015/9/8/chartex" xmlns:cx2="http://schemas.microsoft.com/office/drawing/2015/10/21/chartex" xmlns:cx3="http://schemas.microsoft.com/office/drawing/2016/5/9/chartex" xmlns:cx4="http://schemas.microsoft.com/office/drawing/2016/5/10/chartex" xmlns:cx5="http://schemas.microsoft.com/office/drawing/2016/5/11/chartex" xmlns:cx6="http://schemas.microsoft.com/office/drawing/2016/5/12/chartex" xmlns:cx7="http://schemas.microsoft.com/office/drawing/2016/5/13/chartex" xmlns:cx8="http://schemas.microsoft.com/office/drawing/2016/5/14/chartex" xmlns:mc="http://schemas.openxmlformats.org/markup-compatibility/2006" xmlns:aink="http://schemas.microsoft.com/office/drawing/2016/ink" xmlns:am3d="http://schemas.microsoft.com/office/drawing/2017/model3d" xmlns:o="urn:schemas-microsoft-com:office:office" xmlns:r="http://schemas.openxmlformats.org/officeDocument/2006/relationships" xmlns:m="http://schemas.openxmlformats.org/officeDocument/2006/math" xmlns:v="urn:schemas-microsoft-com:vml" xmlns:wp14="http://schemas.microsoft.com/office/word/2010/wordprocessingDrawing" xmlns:wp="http://schemas.openxmlformats.org/drawingml/2006/wordprocessingDrawing" xmlns:w10="urn:schemas-microsoft-com:office:word" xmlns:w="http://schemas.openxmlformats.org/wordprocessingml/2006/main" xmlns:w14="http://schemas.microsoft.com/office/word/2010/wordml" xmlns:w15="http://schemas.microsoft.com/office/word/2012/wordml" xmlns:w16cex="http://schemas.microsoft.com/office/word/2018/wordml/cex" xmlns:w16cid="http://schemas.microsoft.com/office/word/2016/wordml/cid" xmlns:w16="http://schemas.microsoft.com/office/word/2018/wordml" xmlns:w16sdtdh="http://schemas.microsoft.com/office/word/2020/wordml/sdtdatahash" xmlns:w16se="http://schemas.microsoft.com/office/word/2015/wordml/symex" xmlns:wpg="http://schemas.microsoft.com/office/word/2010/wordprocessingGroup" xmlns:wpi="http://schemas.microsoft.com/office/word/2010/wordprocessingInk" xmlns:wne="http://schemas.microsoft.com/office/word/2006/wordml" xmlns:wps="http://schemas.microsoft.com/office/word/2010/wordprocessingShape" mc:Ignorable="w14 w15 w16se w16cid w16 w16cex w16sdtdh wp14">
   <w:body>
     <w:p>
       <w:pPr>
@@ -3351,7 +3351,23 @@
           <w:szCs w:val="28"/>
           <w:lang w:val="en-US"/>
         </w:rPr>
-        <w:t>) REFERENCES recipes(id)</w:t>
+        <w:t xml:space="preserve">) REFERENCES </w:t>
+      </w:r>
+      <w:r>
+        <w:rPr>
+          <w:rFonts w:ascii="Consolas" w:hAnsi="Consolas" w:cs="Times New Roman"/>
+          <w:szCs w:val="28"/>
+          <w:lang w:val="en-US"/>
+        </w:rPr>
+        <w:t>authors</w:t>
+      </w:r>
+      <w:r>
+        <w:rPr>
+          <w:rFonts w:ascii="Consolas" w:hAnsi="Consolas" w:cs="Times New Roman"/>
+          <w:szCs w:val="28"/>
+          <w:lang w:val="en-US"/>
+        </w:rPr>
+        <w:t>(id)</w:t>
       </w:r>
     </w:p>
     <w:p>
@@ -6020,7 +6036,25 @@
           <w:szCs w:val="28"/>
           <w:lang w:val="en-US" w:eastAsia="ru-RU"/>
         </w:rPr>
-        <w:t xml:space="preserve">INSERT INTO ingredients (id, title, img, weight, supplier, </w:t>
+        <w:t xml:space="preserve">INSERT INTO ingredients (id, title, </w:t>
+      </w:r>
+      <w:proofErr w:type="spellStart"/>
+      <w:r>
+        <w:rPr>
+          <w:rFonts w:ascii="Consolas" w:eastAsia="Times New Roman" w:hAnsi="Consolas" w:cs="Times New Roman"/>
+          <w:szCs w:val="28"/>
+          <w:lang w:val="en-US" w:eastAsia="ru-RU"/>
+        </w:rPr>
+        <w:t>img</w:t>
+      </w:r>
+      <w:proofErr w:type="spellEnd"/>
+      <w:r>
+        <w:rPr>
+          <w:rFonts w:ascii="Consolas" w:eastAsia="Times New Roman" w:hAnsi="Consolas" w:cs="Times New Roman"/>
+          <w:szCs w:val="28"/>
+          <w:lang w:val="en-US" w:eastAsia="ru-RU"/>
+        </w:rPr>
+        <w:t xml:space="preserve">, weight, supplier, </w:t>
       </w:r>
       <w:proofErr w:type="spellStart"/>
       <w:r>
@@ -6955,7 +6989,25 @@
           <w:szCs w:val="28"/>
           <w:lang w:val="en-US" w:eastAsia="ru-RU"/>
         </w:rPr>
-        <w:t xml:space="preserve">INSERT INTO recipes (id, title, img, description, </w:t>
+        <w:t xml:space="preserve">INSERT INTO recipes (id, title, </w:t>
+      </w:r>
+      <w:proofErr w:type="spellStart"/>
+      <w:r>
+        <w:rPr>
+          <w:rFonts w:ascii="Consolas" w:eastAsia="Times New Roman" w:hAnsi="Consolas" w:cs="Times New Roman"/>
+          <w:szCs w:val="28"/>
+          <w:lang w:val="en-US" w:eastAsia="ru-RU"/>
+        </w:rPr>
+        <w:t>img</w:t>
+      </w:r>
+      <w:proofErr w:type="spellEnd"/>
+      <w:r>
+        <w:rPr>
+          <w:rFonts w:ascii="Consolas" w:eastAsia="Times New Roman" w:hAnsi="Consolas" w:cs="Times New Roman"/>
+          <w:szCs w:val="28"/>
+          <w:lang w:val="en-US" w:eastAsia="ru-RU"/>
+        </w:rPr>
+        <w:t xml:space="preserve">, description, </w:t>
       </w:r>
       <w:proofErr w:type="spellStart"/>
       <w:r>
@@ -10572,8 +10624,6 @@
         </w:rPr>
         <w:t>(18, 'Step 1', 'Blend chickpeas for hummus', 'Food processor', 'Blending', 10),</w:t>
       </w:r>
-      <w:bookmarkStart w:id="3" w:name="_GoBack"/>
-      <w:bookmarkEnd w:id="3"/>
     </w:p>
     <w:p>
       <w:pPr>
@@ -12034,14 +12084,14 @@
         <w:rPr>
           <w:rFonts w:ascii="Consolas" w:eastAsia="Times New Roman" w:hAnsi="Consolas" w:cs="Times New Roman"/>
           <w:szCs w:val="28"/>
-          <w:lang w:eastAsia="ru-RU"/>
-        </w:rPr>
-      </w:pPr>
-      <w:r>
-        <w:rPr>
-          <w:rFonts w:ascii="Consolas" w:eastAsia="Times New Roman" w:hAnsi="Consolas" w:cs="Times New Roman"/>
-          <w:szCs w:val="28"/>
-          <w:lang w:eastAsia="ru-RU"/>
+          <w:lang w:val="en-US" w:eastAsia="ru-RU"/>
+        </w:rPr>
+      </w:pPr>
+      <w:r>
+        <w:rPr>
+          <w:rFonts w:ascii="Consolas" w:eastAsia="Times New Roman" w:hAnsi="Consolas" w:cs="Times New Roman"/>
+          <w:szCs w:val="28"/>
+          <w:lang w:val="en-US" w:eastAsia="ru-RU"/>
         </w:rPr>
         <w:t>(1, 2, 1), (2, 11, 1), (3, 2, 2), (4, 12, 2), (5, 2, 3),</w:t>
       </w:r>
@@ -12076,14 +12126,14 @@
         <w:rPr>
           <w:rFonts w:ascii="Consolas" w:eastAsia="Times New Roman" w:hAnsi="Consolas" w:cs="Times New Roman"/>
           <w:szCs w:val="28"/>
-          <w:lang w:eastAsia="ru-RU"/>
-        </w:rPr>
-      </w:pPr>
-      <w:r>
-        <w:rPr>
-          <w:rFonts w:ascii="Consolas" w:eastAsia="Times New Roman" w:hAnsi="Consolas" w:cs="Times New Roman"/>
-          <w:szCs w:val="28"/>
-          <w:lang w:eastAsia="ru-RU"/>
+          <w:lang w:val="en-US" w:eastAsia="ru-RU"/>
+        </w:rPr>
+      </w:pPr>
+      <w:r>
+        <w:rPr>
+          <w:rFonts w:ascii="Consolas" w:eastAsia="Times New Roman" w:hAnsi="Consolas" w:cs="Times New Roman"/>
+          <w:szCs w:val="28"/>
+          <w:lang w:val="en-US" w:eastAsia="ru-RU"/>
         </w:rPr>
         <w:t>(6, 13, 3), (7, 2, 4), (8, 4, 11), (9, 2, 5), (10, 2, 6),</w:t>
       </w:r>
@@ -12118,14 +12168,14 @@
         <w:rPr>
           <w:rFonts w:ascii="Consolas" w:eastAsia="Times New Roman" w:hAnsi="Consolas" w:cs="Times New Roman"/>
           <w:szCs w:val="28"/>
-          <w:lang w:eastAsia="ru-RU"/>
-        </w:rPr>
-      </w:pPr>
-      <w:r>
-        <w:rPr>
-          <w:rFonts w:ascii="Consolas" w:eastAsia="Times New Roman" w:hAnsi="Consolas" w:cs="Times New Roman"/>
-          <w:szCs w:val="28"/>
-          <w:lang w:eastAsia="ru-RU"/>
+          <w:lang w:val="en-US" w:eastAsia="ru-RU"/>
+        </w:rPr>
+      </w:pPr>
+      <w:r>
+        <w:rPr>
+          <w:rFonts w:ascii="Consolas" w:eastAsia="Times New Roman" w:hAnsi="Consolas" w:cs="Times New Roman"/>
+          <w:szCs w:val="28"/>
+          <w:lang w:val="en-US" w:eastAsia="ru-RU"/>
         </w:rPr>
         <w:t>(11, 5, 7), (12, 2, 8), (13, 2, 9), (14, 8, 10), (15, 2, 12),</w:t>
       </w:r>
@@ -12160,14 +12210,14 @@
         <w:rPr>
           <w:rFonts w:ascii="Consolas" w:eastAsia="Times New Roman" w:hAnsi="Consolas" w:cs="Times New Roman"/>
           <w:szCs w:val="28"/>
-          <w:lang w:eastAsia="ru-RU"/>
-        </w:rPr>
-      </w:pPr>
-      <w:r>
-        <w:rPr>
-          <w:rFonts w:ascii="Consolas" w:eastAsia="Times New Roman" w:hAnsi="Consolas" w:cs="Times New Roman"/>
-          <w:szCs w:val="28"/>
-          <w:lang w:eastAsia="ru-RU"/>
+          <w:lang w:val="en-US" w:eastAsia="ru-RU"/>
+        </w:rPr>
+      </w:pPr>
+      <w:r>
+        <w:rPr>
+          <w:rFonts w:ascii="Consolas" w:eastAsia="Times New Roman" w:hAnsi="Consolas" w:cs="Times New Roman"/>
+          <w:szCs w:val="28"/>
+          <w:lang w:val="en-US" w:eastAsia="ru-RU"/>
         </w:rPr>
         <w:t>(16, 11, 13), (17, 4, 14), (18, 8, 15), (19, 2, 16), (20, 3, 20);</w:t>
       </w:r>
@@ -12858,7 +12908,25 @@
           <w:szCs w:val="28"/>
           <w:lang w:val="en-US" w:eastAsia="ru-RU"/>
         </w:rPr>
-        <w:t>WHERE full_name LIKE '</w:t>
+        <w:t xml:space="preserve">WHERE </w:t>
+      </w:r>
+      <w:proofErr w:type="spellStart"/>
+      <w:r>
+        <w:rPr>
+          <w:rFonts w:ascii="Consolas" w:eastAsia="Times New Roman" w:hAnsi="Consolas" w:cs="Times New Roman"/>
+          <w:szCs w:val="28"/>
+          <w:lang w:val="en-US" w:eastAsia="ru-RU"/>
+        </w:rPr>
+        <w:t>full_name</w:t>
+      </w:r>
+      <w:proofErr w:type="spellEnd"/>
+      <w:r>
+        <w:rPr>
+          <w:rFonts w:ascii="Consolas" w:eastAsia="Times New Roman" w:hAnsi="Consolas" w:cs="Times New Roman"/>
+          <w:szCs w:val="28"/>
+          <w:lang w:val="en-US" w:eastAsia="ru-RU"/>
+        </w:rPr>
+        <w:t xml:space="preserve"> LIKE '</w:t>
       </w:r>
       <w:proofErr w:type="spellStart"/>
       <w:r>
@@ -20426,6 +20494,1919 @@
           <w:lang w:val="en-US"/>
         </w:rPr>
       </w:pPr>
+    </w:p>
+    <w:p>
+      <w:pPr>
+        <w:rPr>
+          <w:rFonts w:ascii="Consolas" w:hAnsi="Consolas" w:cs="Times New Roman"/>
+          <w:szCs w:val="28"/>
+          <w:lang w:val="en-US"/>
+        </w:rPr>
+      </w:pPr>
+      <w:r>
+        <w:rPr>
+          <w:rFonts w:ascii="Consolas" w:hAnsi="Consolas" w:cs="Times New Roman"/>
+          <w:szCs w:val="28"/>
+          <w:lang w:val="en-US"/>
+        </w:rPr>
+        <w:t xml:space="preserve">CREATE TABLE </w:t>
+      </w:r>
+      <w:proofErr w:type="spellStart"/>
+      <w:r>
+        <w:rPr>
+          <w:rFonts w:ascii="Consolas" w:hAnsi="Consolas" w:cs="Times New Roman"/>
+          <w:szCs w:val="28"/>
+          <w:lang w:val="en-US"/>
+        </w:rPr>
+        <w:t>table_comments</w:t>
+      </w:r>
+      <w:proofErr w:type="spellEnd"/>
+      <w:r>
+        <w:rPr>
+          <w:rFonts w:ascii="Consolas" w:hAnsi="Consolas" w:cs="Times New Roman"/>
+          <w:szCs w:val="28"/>
+          <w:lang w:val="en-US"/>
+        </w:rPr>
+        <w:t xml:space="preserve"> (</w:t>
+      </w:r>
+    </w:p>
+    <w:p>
+      <w:pPr>
+        <w:rPr>
+          <w:rFonts w:ascii="Consolas" w:hAnsi="Consolas" w:cs="Times New Roman"/>
+          <w:szCs w:val="28"/>
+          <w:lang w:val="en-US"/>
+        </w:rPr>
+      </w:pPr>
+      <w:r>
+        <w:rPr>
+          <w:rFonts w:ascii="Consolas" w:hAnsi="Consolas" w:cs="Times New Roman"/>
+          <w:szCs w:val="28"/>
+          <w:lang w:val="en-US"/>
+        </w:rPr>
+        <w:t xml:space="preserve">    id INTEGER PRIMARY KEY,</w:t>
+      </w:r>
+    </w:p>
+    <w:p>
+      <w:pPr>
+        <w:rPr>
+          <w:rFonts w:ascii="Consolas" w:hAnsi="Consolas" w:cs="Times New Roman"/>
+          <w:szCs w:val="28"/>
+          <w:lang w:val="en-US"/>
+        </w:rPr>
+      </w:pPr>
+      <w:r>
+        <w:rPr>
+          <w:rFonts w:ascii="Consolas" w:hAnsi="Consolas" w:cs="Times New Roman"/>
+          <w:szCs w:val="28"/>
+          <w:lang w:val="en-US"/>
+        </w:rPr>
+        <w:lastRenderedPageBreak/>
+        <w:t xml:space="preserve">    </w:t>
+      </w:r>
+      <w:proofErr w:type="spellStart"/>
+      <w:r>
+        <w:rPr>
+          <w:rFonts w:ascii="Consolas" w:hAnsi="Consolas" w:cs="Times New Roman"/>
+          <w:szCs w:val="28"/>
+          <w:lang w:val="en-US"/>
+        </w:rPr>
+        <w:t>table_name</w:t>
+      </w:r>
+      <w:proofErr w:type="spellEnd"/>
+      <w:r>
+        <w:rPr>
+          <w:rFonts w:ascii="Consolas" w:hAnsi="Consolas" w:cs="Times New Roman"/>
+          <w:szCs w:val="28"/>
+          <w:lang w:val="en-US"/>
+        </w:rPr>
+        <w:t xml:space="preserve"> VARCHAR NOT NULL,</w:t>
+      </w:r>
+    </w:p>
+    <w:p>
+      <w:pPr>
+        <w:rPr>
+          <w:rFonts w:ascii="Consolas" w:hAnsi="Consolas" w:cs="Times New Roman"/>
+          <w:szCs w:val="28"/>
+          <w:lang w:val="en-US"/>
+        </w:rPr>
+      </w:pPr>
+      <w:r>
+        <w:rPr>
+          <w:rFonts w:ascii="Consolas" w:hAnsi="Consolas" w:cs="Times New Roman"/>
+          <w:szCs w:val="28"/>
+          <w:lang w:val="en-US"/>
+        </w:rPr>
+        <w:t xml:space="preserve">    comment TEXT NOT NULL,</w:t>
+      </w:r>
+    </w:p>
+    <w:p>
+      <w:pPr>
+        <w:rPr>
+          <w:rFonts w:ascii="Consolas" w:hAnsi="Consolas" w:cs="Times New Roman"/>
+          <w:szCs w:val="28"/>
+          <w:lang w:val="en-US"/>
+        </w:rPr>
+      </w:pPr>
+      <w:r>
+        <w:rPr>
+          <w:rFonts w:ascii="Consolas" w:hAnsi="Consolas" w:cs="Times New Roman"/>
+          <w:szCs w:val="28"/>
+          <w:lang w:val="en-US"/>
+        </w:rPr>
+        <w:t xml:space="preserve">    </w:t>
+      </w:r>
+      <w:proofErr w:type="spellStart"/>
+      <w:r>
+        <w:rPr>
+          <w:rFonts w:ascii="Consolas" w:hAnsi="Consolas" w:cs="Times New Roman"/>
+          <w:szCs w:val="28"/>
+          <w:lang w:val="en-US"/>
+        </w:rPr>
+        <w:t>created_date</w:t>
+      </w:r>
+      <w:proofErr w:type="spellEnd"/>
+      <w:r>
+        <w:rPr>
+          <w:rFonts w:ascii="Consolas" w:hAnsi="Consolas" w:cs="Times New Roman"/>
+          <w:szCs w:val="28"/>
+          <w:lang w:val="en-US"/>
+        </w:rPr>
+        <w:t xml:space="preserve"> DATETIME NOT NULL,</w:t>
+      </w:r>
+    </w:p>
+    <w:p>
+      <w:pPr>
+        <w:rPr>
+          <w:rFonts w:ascii="Consolas" w:hAnsi="Consolas" w:cs="Times New Roman"/>
+          <w:szCs w:val="28"/>
+          <w:lang w:val="en-US"/>
+        </w:rPr>
+      </w:pPr>
+      <w:r>
+        <w:rPr>
+          <w:rFonts w:ascii="Consolas" w:hAnsi="Consolas" w:cs="Times New Roman"/>
+          <w:szCs w:val="28"/>
+          <w:lang w:val="en-US"/>
+        </w:rPr>
+        <w:t xml:space="preserve">    author TEXT NOT NULL,</w:t>
+      </w:r>
+    </w:p>
+    <w:p>
+      <w:pPr>
+        <w:rPr>
+          <w:rFonts w:ascii="Consolas" w:hAnsi="Consolas" w:cs="Times New Roman"/>
+          <w:szCs w:val="28"/>
+          <w:lang w:val="en-US"/>
+        </w:rPr>
+      </w:pPr>
+      <w:r>
+        <w:rPr>
+          <w:rFonts w:ascii="Consolas" w:hAnsi="Consolas" w:cs="Times New Roman"/>
+          <w:szCs w:val="28"/>
+          <w:lang w:val="en-US"/>
+        </w:rPr>
+        <w:t xml:space="preserve">    </w:t>
+      </w:r>
+      <w:proofErr w:type="gramStart"/>
+      <w:r>
+        <w:rPr>
+          <w:rFonts w:ascii="Consolas" w:hAnsi="Consolas" w:cs="Times New Roman"/>
+          <w:szCs w:val="28"/>
+          <w:lang w:val="en-US"/>
+        </w:rPr>
+        <w:t>UNIQUE(</w:t>
+      </w:r>
+      <w:proofErr w:type="spellStart"/>
+      <w:proofErr w:type="gramEnd"/>
+      <w:r>
+        <w:rPr>
+          <w:rFonts w:ascii="Consolas" w:hAnsi="Consolas" w:cs="Times New Roman"/>
+          <w:szCs w:val="28"/>
+          <w:lang w:val="en-US"/>
+        </w:rPr>
+        <w:t>table_name</w:t>
+      </w:r>
+      <w:proofErr w:type="spellEnd"/>
+      <w:r>
+        <w:rPr>
+          <w:rFonts w:ascii="Consolas" w:hAnsi="Consolas" w:cs="Times New Roman"/>
+          <w:szCs w:val="28"/>
+          <w:lang w:val="en-US"/>
+        </w:rPr>
+        <w:t>)</w:t>
+      </w:r>
+    </w:p>
+    <w:p>
+      <w:pPr>
+        <w:rPr>
+          <w:rFonts w:ascii="Consolas" w:hAnsi="Consolas" w:cs="Times New Roman"/>
+          <w:szCs w:val="28"/>
+          <w:lang w:val="en-US"/>
+        </w:rPr>
+      </w:pPr>
+      <w:r>
+        <w:rPr>
+          <w:rFonts w:ascii="Consolas" w:hAnsi="Consolas" w:cs="Times New Roman"/>
+          <w:szCs w:val="28"/>
+          <w:lang w:val="en-US"/>
+        </w:rPr>
+        <w:t>);</w:t>
+      </w:r>
+    </w:p>
+    <w:p>
+      <w:pPr>
+        <w:rPr>
+          <w:rFonts w:ascii="Consolas" w:hAnsi="Consolas" w:cs="Times New Roman"/>
+          <w:szCs w:val="28"/>
+          <w:lang w:val="en-US"/>
+        </w:rPr>
+      </w:pPr>
+      <w:r>
+        <w:rPr>
+          <w:rFonts w:ascii="Consolas" w:hAnsi="Consolas" w:cs="Times New Roman"/>
+          <w:szCs w:val="28"/>
+          <w:lang w:val="en-US"/>
+        </w:rPr>
+        <w:t xml:space="preserve">INSERT INTO </w:t>
+      </w:r>
+      <w:proofErr w:type="spellStart"/>
+      <w:r>
+        <w:rPr>
+          <w:rFonts w:ascii="Consolas" w:hAnsi="Consolas" w:cs="Times New Roman"/>
+          <w:szCs w:val="28"/>
+          <w:lang w:val="en-US"/>
+        </w:rPr>
+        <w:t>table_comments</w:t>
+      </w:r>
+      <w:proofErr w:type="spellEnd"/>
+      <w:r>
+        <w:rPr>
+          <w:rFonts w:ascii="Consolas" w:hAnsi="Consolas" w:cs="Times New Roman"/>
+          <w:szCs w:val="28"/>
+          <w:lang w:val="en-US"/>
+        </w:rPr>
+        <w:t xml:space="preserve"> (id, </w:t>
+      </w:r>
+      <w:proofErr w:type="spellStart"/>
+      <w:r>
+        <w:rPr>
+          <w:rFonts w:ascii="Consolas" w:hAnsi="Consolas" w:cs="Times New Roman"/>
+          <w:szCs w:val="28"/>
+          <w:lang w:val="en-US"/>
+        </w:rPr>
+        <w:t>table_name</w:t>
+      </w:r>
+      <w:proofErr w:type="spellEnd"/>
+      <w:r>
+        <w:rPr>
+          <w:rFonts w:ascii="Consolas" w:hAnsi="Consolas" w:cs="Times New Roman"/>
+          <w:szCs w:val="28"/>
+          <w:lang w:val="en-US"/>
+        </w:rPr>
+        <w:t xml:space="preserve">, comment, </w:t>
+      </w:r>
+      <w:proofErr w:type="spellStart"/>
+      <w:r>
+        <w:rPr>
+          <w:rFonts w:ascii="Consolas" w:hAnsi="Consolas" w:cs="Times New Roman"/>
+          <w:szCs w:val="28"/>
+          <w:lang w:val="en-US"/>
+        </w:rPr>
+        <w:t>created_date</w:t>
+      </w:r>
+      <w:proofErr w:type="spellEnd"/>
+      <w:r>
+        <w:rPr>
+          <w:rFonts w:ascii="Consolas" w:hAnsi="Consolas" w:cs="Times New Roman"/>
+          <w:szCs w:val="28"/>
+          <w:lang w:val="en-US"/>
+        </w:rPr>
+        <w:t>, author) VALUES</w:t>
+      </w:r>
+    </w:p>
+    <w:p>
+      <w:pPr>
+        <w:rPr>
+          <w:rFonts w:ascii="Consolas" w:hAnsi="Consolas" w:cs="Times New Roman"/>
+          <w:szCs w:val="28"/>
+        </w:rPr>
+      </w:pPr>
+      <w:r>
+        <w:rPr>
+          <w:rFonts w:ascii="Consolas" w:hAnsi="Consolas" w:cs="Times New Roman"/>
+          <w:szCs w:val="28"/>
+        </w:rPr>
+        <w:t>(1, '</w:t>
+      </w:r>
+      <w:r>
+        <w:rPr>
+          <w:rFonts w:ascii="Consolas" w:hAnsi="Consolas" w:cs="Times New Roman"/>
+          <w:szCs w:val="28"/>
+          <w:lang w:val="en-US"/>
+        </w:rPr>
+        <w:t>authors</w:t>
+      </w:r>
+      <w:r>
+        <w:rPr>
+          <w:rFonts w:ascii="Consolas" w:hAnsi="Consolas" w:cs="Times New Roman"/>
+          <w:szCs w:val="28"/>
+        </w:rPr>
+        <w:t xml:space="preserve">', </w:t>
+      </w:r>
+    </w:p>
+    <w:p>
+      <w:pPr>
+        <w:rPr>
+          <w:rFonts w:ascii="Consolas" w:hAnsi="Consolas" w:cs="Times New Roman"/>
+          <w:szCs w:val="28"/>
+        </w:rPr>
+      </w:pPr>
+      <w:r>
+        <w:rPr>
+          <w:rFonts w:ascii="Consolas" w:hAnsi="Consolas" w:cs="Times New Roman"/>
+          <w:szCs w:val="28"/>
+        </w:rPr>
+        <w:t xml:space="preserve"> 'Таблица авторов рецептов. Содержит информацию о создателях рецептов: полное имя и должность (повар, шеф-повар и т.д.). Связана с таблицей </w:t>
+      </w:r>
+      <w:r>
+        <w:rPr>
+          <w:rFonts w:ascii="Consolas" w:hAnsi="Consolas" w:cs="Times New Roman"/>
+          <w:szCs w:val="28"/>
+          <w:lang w:val="en-US"/>
+        </w:rPr>
+        <w:t>recipes</w:t>
+      </w:r>
+      <w:r>
+        <w:rPr>
+          <w:rFonts w:ascii="Consolas" w:hAnsi="Consolas" w:cs="Times New Roman"/>
+          <w:szCs w:val="28"/>
+        </w:rPr>
+        <w:t xml:space="preserve"> через поле </w:t>
+      </w:r>
+      <w:r>
+        <w:rPr>
+          <w:rFonts w:ascii="Consolas" w:hAnsi="Consolas" w:cs="Times New Roman"/>
+          <w:szCs w:val="28"/>
+          <w:lang w:val="en-US"/>
+        </w:rPr>
+        <w:t>author</w:t>
+      </w:r>
+      <w:r>
+        <w:rPr>
+          <w:rFonts w:ascii="Consolas" w:hAnsi="Consolas" w:cs="Times New Roman"/>
+          <w:szCs w:val="28"/>
+        </w:rPr>
+        <w:t>_</w:t>
+      </w:r>
+      <w:r>
+        <w:rPr>
+          <w:rFonts w:ascii="Consolas" w:hAnsi="Consolas" w:cs="Times New Roman"/>
+          <w:szCs w:val="28"/>
+          <w:lang w:val="en-US"/>
+        </w:rPr>
+        <w:t>id</w:t>
+      </w:r>
+      <w:r>
+        <w:rPr>
+          <w:rFonts w:ascii="Consolas" w:hAnsi="Consolas" w:cs="Times New Roman"/>
+          <w:szCs w:val="28"/>
+        </w:rPr>
+        <w:t>. Каждый рецепт принадлежит одному автору.',</w:t>
+      </w:r>
+    </w:p>
+    <w:p>
+      <w:pPr>
+        <w:rPr>
+          <w:rFonts w:ascii="Consolas" w:hAnsi="Consolas" w:cs="Times New Roman"/>
+          <w:szCs w:val="28"/>
+          <w:lang w:val="en-US"/>
+        </w:rPr>
+      </w:pPr>
+      <w:r>
+        <w:rPr>
+          <w:rFonts w:ascii="Consolas" w:hAnsi="Consolas" w:cs="Times New Roman"/>
+          <w:szCs w:val="28"/>
+        </w:rPr>
+        <w:t xml:space="preserve"> </w:t>
+      </w:r>
+      <w:r>
+        <w:rPr>
+          <w:rFonts w:ascii="Consolas" w:hAnsi="Consolas" w:cs="Times New Roman"/>
+          <w:szCs w:val="28"/>
+          <w:lang w:val="en-US"/>
+        </w:rPr>
+        <w:t>datetime('now'), 'Database Administrator'),</w:t>
+      </w:r>
+    </w:p>
+    <w:p>
+      <w:pPr>
+        <w:rPr>
+          <w:rFonts w:ascii="Consolas" w:hAnsi="Consolas" w:cs="Times New Roman"/>
+          <w:szCs w:val="28"/>
+          <w:lang w:val="en-US"/>
+        </w:rPr>
+      </w:pPr>
+    </w:p>
+    <w:p>
+      <w:pPr>
+        <w:rPr>
+          <w:rFonts w:ascii="Consolas" w:hAnsi="Consolas" w:cs="Times New Roman"/>
+          <w:szCs w:val="28"/>
+          <w:lang w:val="en-US"/>
+        </w:rPr>
+      </w:pPr>
+      <w:r>
+        <w:rPr>
+          <w:rFonts w:ascii="Consolas" w:hAnsi="Consolas" w:cs="Times New Roman"/>
+          <w:szCs w:val="28"/>
+          <w:lang w:val="en-US"/>
+        </w:rPr>
+        <w:t xml:space="preserve">(2, 'ingredients', </w:t>
+      </w:r>
+    </w:p>
+    <w:p>
+      <w:pPr>
+        <w:rPr>
+          <w:rFonts w:ascii="Consolas" w:hAnsi="Consolas" w:cs="Times New Roman"/>
+          <w:szCs w:val="28"/>
+        </w:rPr>
+      </w:pPr>
+      <w:r>
+        <w:rPr>
+          <w:rFonts w:ascii="Consolas" w:hAnsi="Consolas" w:cs="Times New Roman"/>
+          <w:szCs w:val="28"/>
+          <w:lang w:val="en-US"/>
+        </w:rPr>
+        <w:t xml:space="preserve"> </w:t>
+      </w:r>
+      <w:r>
+        <w:rPr>
+          <w:rFonts w:ascii="Consolas" w:hAnsi="Consolas" w:cs="Times New Roman"/>
+          <w:szCs w:val="28"/>
+        </w:rPr>
+        <w:t xml:space="preserve">'Таблица ингредиентов. Хранит информацию о продуктах, используемых в рецептах: название, изображение, вес, поставщик, срок годности и категория. Связана с таблицей </w:t>
+      </w:r>
+      <w:r>
+        <w:rPr>
+          <w:rFonts w:ascii="Consolas" w:hAnsi="Consolas" w:cs="Times New Roman"/>
+          <w:szCs w:val="28"/>
+          <w:lang w:val="en-US"/>
+        </w:rPr>
+        <w:t>ingredient</w:t>
+      </w:r>
+      <w:r>
+        <w:rPr>
+          <w:rFonts w:ascii="Consolas" w:hAnsi="Consolas" w:cs="Times New Roman"/>
+          <w:szCs w:val="28"/>
+        </w:rPr>
+        <w:t>_</w:t>
+      </w:r>
+      <w:r>
+        <w:rPr>
+          <w:rFonts w:ascii="Consolas" w:hAnsi="Consolas" w:cs="Times New Roman"/>
+          <w:szCs w:val="28"/>
+          <w:lang w:val="en-US"/>
+        </w:rPr>
+        <w:t>recipe</w:t>
+      </w:r>
+      <w:r>
+        <w:rPr>
+          <w:rFonts w:ascii="Consolas" w:hAnsi="Consolas" w:cs="Times New Roman"/>
+          <w:szCs w:val="28"/>
+        </w:rPr>
+        <w:t xml:space="preserve"> (многие-ко-многим с рецептами) и с </w:t>
+      </w:r>
+      <w:r>
+        <w:rPr>
+          <w:rFonts w:ascii="Consolas" w:hAnsi="Consolas" w:cs="Times New Roman"/>
+          <w:szCs w:val="28"/>
+          <w:lang w:val="en-US"/>
+        </w:rPr>
+        <w:t>nutritional</w:t>
+      </w:r>
+      <w:r>
+        <w:rPr>
+          <w:rFonts w:ascii="Consolas" w:hAnsi="Consolas" w:cs="Times New Roman"/>
+          <w:szCs w:val="28"/>
+        </w:rPr>
+        <w:t>_</w:t>
+      </w:r>
+      <w:r>
+        <w:rPr>
+          <w:rFonts w:ascii="Consolas" w:hAnsi="Consolas" w:cs="Times New Roman"/>
+          <w:szCs w:val="28"/>
+          <w:lang w:val="en-US"/>
+        </w:rPr>
+        <w:t>ingredient</w:t>
+      </w:r>
+      <w:r>
+        <w:rPr>
+          <w:rFonts w:ascii="Consolas" w:hAnsi="Consolas" w:cs="Times New Roman"/>
+          <w:szCs w:val="28"/>
+        </w:rPr>
+        <w:t xml:space="preserve"> (один-к-одному для пищевой ценности).',</w:t>
+      </w:r>
+    </w:p>
+    <w:p>
+      <w:pPr>
+        <w:rPr>
+          <w:rFonts w:ascii="Consolas" w:hAnsi="Consolas" w:cs="Times New Roman"/>
+          <w:szCs w:val="28"/>
+          <w:lang w:val="en-US"/>
+        </w:rPr>
+      </w:pPr>
+      <w:r>
+        <w:rPr>
+          <w:rFonts w:ascii="Consolas" w:hAnsi="Consolas" w:cs="Times New Roman"/>
+          <w:szCs w:val="28"/>
+        </w:rPr>
+        <w:t xml:space="preserve"> </w:t>
+      </w:r>
+      <w:r>
+        <w:rPr>
+          <w:rFonts w:ascii="Consolas" w:hAnsi="Consolas" w:cs="Times New Roman"/>
+          <w:szCs w:val="28"/>
+          <w:lang w:val="en-US"/>
+        </w:rPr>
+        <w:t>datetime('now'), 'Database Administrator'),</w:t>
+      </w:r>
+    </w:p>
+    <w:p>
+      <w:pPr>
+        <w:rPr>
+          <w:rFonts w:ascii="Consolas" w:hAnsi="Consolas" w:cs="Times New Roman"/>
+          <w:szCs w:val="28"/>
+          <w:lang w:val="en-US"/>
+        </w:rPr>
+      </w:pPr>
+    </w:p>
+    <w:p>
+      <w:pPr>
+        <w:rPr>
+          <w:rFonts w:ascii="Consolas" w:hAnsi="Consolas" w:cs="Times New Roman"/>
+          <w:szCs w:val="28"/>
+          <w:lang w:val="en-US"/>
+        </w:rPr>
+      </w:pPr>
+      <w:r>
+        <w:rPr>
+          <w:rFonts w:ascii="Consolas" w:hAnsi="Consolas" w:cs="Times New Roman"/>
+          <w:szCs w:val="28"/>
+          <w:lang w:val="en-US"/>
+        </w:rPr>
+        <w:t>(3, '</w:t>
+      </w:r>
+      <w:proofErr w:type="spellStart"/>
+      <w:r>
+        <w:rPr>
+          <w:rFonts w:ascii="Consolas" w:hAnsi="Consolas" w:cs="Times New Roman"/>
+          <w:szCs w:val="28"/>
+          <w:lang w:val="en-US"/>
+        </w:rPr>
+        <w:t>ingredient_recipe</w:t>
+      </w:r>
+      <w:proofErr w:type="spellEnd"/>
+      <w:r>
+        <w:rPr>
+          <w:rFonts w:ascii="Consolas" w:hAnsi="Consolas" w:cs="Times New Roman"/>
+          <w:szCs w:val="28"/>
+          <w:lang w:val="en-US"/>
+        </w:rPr>
+        <w:t xml:space="preserve">', </w:t>
+      </w:r>
+    </w:p>
+    <w:p>
+      <w:pPr>
+        <w:rPr>
+          <w:rFonts w:ascii="Consolas" w:hAnsi="Consolas" w:cs="Times New Roman"/>
+          <w:szCs w:val="28"/>
+        </w:rPr>
+      </w:pPr>
+      <w:r>
+        <w:rPr>
+          <w:rFonts w:ascii="Consolas" w:hAnsi="Consolas" w:cs="Times New Roman"/>
+          <w:szCs w:val="28"/>
+          <w:lang w:val="en-US"/>
+        </w:rPr>
+        <w:t xml:space="preserve"> </w:t>
+      </w:r>
+      <w:r>
+        <w:rPr>
+          <w:rFonts w:ascii="Consolas" w:hAnsi="Consolas" w:cs="Times New Roman"/>
+          <w:szCs w:val="28"/>
+        </w:rPr>
+        <w:t>'Связующая таблица между рецептами и ингредиентами (</w:t>
+      </w:r>
+      <w:r>
+        <w:rPr>
+          <w:rFonts w:ascii="Consolas" w:hAnsi="Consolas" w:cs="Times New Roman"/>
+          <w:szCs w:val="28"/>
+          <w:lang w:val="en-US"/>
+        </w:rPr>
+        <w:t>many</w:t>
+      </w:r>
+      <w:r>
+        <w:rPr>
+          <w:rFonts w:ascii="Consolas" w:hAnsi="Consolas" w:cs="Times New Roman"/>
+          <w:szCs w:val="28"/>
+        </w:rPr>
+        <w:t>-</w:t>
+      </w:r>
+      <w:r>
+        <w:rPr>
+          <w:rFonts w:ascii="Consolas" w:hAnsi="Consolas" w:cs="Times New Roman"/>
+          <w:szCs w:val="28"/>
+          <w:lang w:val="en-US"/>
+        </w:rPr>
+        <w:t>to</w:t>
+      </w:r>
+      <w:r>
+        <w:rPr>
+          <w:rFonts w:ascii="Consolas" w:hAnsi="Consolas" w:cs="Times New Roman"/>
+          <w:szCs w:val="28"/>
+        </w:rPr>
+        <w:t>-</w:t>
+      </w:r>
+      <w:r>
+        <w:rPr>
+          <w:rFonts w:ascii="Consolas" w:hAnsi="Consolas" w:cs="Times New Roman"/>
+          <w:szCs w:val="28"/>
+          <w:lang w:val="en-US"/>
+        </w:rPr>
+        <w:t>many</w:t>
+      </w:r>
+      <w:r>
+        <w:rPr>
+          <w:rFonts w:ascii="Consolas" w:hAnsi="Consolas" w:cs="Times New Roman"/>
+          <w:szCs w:val="28"/>
+        </w:rPr>
+        <w:t xml:space="preserve">). Обеспечивает связь "многие ко многим", позволяя одному рецепту содержать множество ингредиентов, а одному ингредиенту использоваться во множестве рецептов. </w:t>
+      </w:r>
+      <w:r>
+        <w:rPr>
+          <w:rFonts w:ascii="Consolas" w:hAnsi="Consolas" w:cs="Times New Roman"/>
+          <w:szCs w:val="28"/>
+        </w:rPr>
+        <w:lastRenderedPageBreak/>
+        <w:t xml:space="preserve">Внешние ключи: </w:t>
+      </w:r>
+      <w:r>
+        <w:rPr>
+          <w:rFonts w:ascii="Consolas" w:hAnsi="Consolas" w:cs="Times New Roman"/>
+          <w:szCs w:val="28"/>
+          <w:lang w:val="en-US"/>
+        </w:rPr>
+        <w:t>recipe</w:t>
+      </w:r>
+      <w:r>
+        <w:rPr>
+          <w:rFonts w:ascii="Consolas" w:hAnsi="Consolas" w:cs="Times New Roman"/>
+          <w:szCs w:val="28"/>
+        </w:rPr>
+        <w:t>_</w:t>
+      </w:r>
+      <w:r>
+        <w:rPr>
+          <w:rFonts w:ascii="Consolas" w:hAnsi="Consolas" w:cs="Times New Roman"/>
+          <w:szCs w:val="28"/>
+          <w:lang w:val="en-US"/>
+        </w:rPr>
+        <w:t>id</w:t>
+      </w:r>
+      <w:r>
+        <w:rPr>
+          <w:rFonts w:ascii="Consolas" w:hAnsi="Consolas" w:cs="Times New Roman"/>
+          <w:szCs w:val="28"/>
+        </w:rPr>
+        <w:t xml:space="preserve"> ссылается на </w:t>
+      </w:r>
+      <w:r>
+        <w:rPr>
+          <w:rFonts w:ascii="Consolas" w:hAnsi="Consolas" w:cs="Times New Roman"/>
+          <w:szCs w:val="28"/>
+          <w:lang w:val="en-US"/>
+        </w:rPr>
+        <w:t>recipes</w:t>
+      </w:r>
+      <w:r>
+        <w:rPr>
+          <w:rFonts w:ascii="Consolas" w:hAnsi="Consolas" w:cs="Times New Roman"/>
+          <w:szCs w:val="28"/>
+        </w:rPr>
+        <w:t>(</w:t>
+      </w:r>
+      <w:r>
+        <w:rPr>
+          <w:rFonts w:ascii="Consolas" w:hAnsi="Consolas" w:cs="Times New Roman"/>
+          <w:szCs w:val="28"/>
+          <w:lang w:val="en-US"/>
+        </w:rPr>
+        <w:t>id</w:t>
+      </w:r>
+      <w:r>
+        <w:rPr>
+          <w:rFonts w:ascii="Consolas" w:hAnsi="Consolas" w:cs="Times New Roman"/>
+          <w:szCs w:val="28"/>
+        </w:rPr>
+        <w:t xml:space="preserve">), </w:t>
+      </w:r>
+      <w:r>
+        <w:rPr>
+          <w:rFonts w:ascii="Consolas" w:hAnsi="Consolas" w:cs="Times New Roman"/>
+          <w:szCs w:val="28"/>
+          <w:lang w:val="en-US"/>
+        </w:rPr>
+        <w:t>ingredient</w:t>
+      </w:r>
+      <w:r>
+        <w:rPr>
+          <w:rFonts w:ascii="Consolas" w:hAnsi="Consolas" w:cs="Times New Roman"/>
+          <w:szCs w:val="28"/>
+        </w:rPr>
+        <w:t>_</w:t>
+      </w:r>
+      <w:r>
+        <w:rPr>
+          <w:rFonts w:ascii="Consolas" w:hAnsi="Consolas" w:cs="Times New Roman"/>
+          <w:szCs w:val="28"/>
+          <w:lang w:val="en-US"/>
+        </w:rPr>
+        <w:t>id</w:t>
+      </w:r>
+      <w:r>
+        <w:rPr>
+          <w:rFonts w:ascii="Consolas" w:hAnsi="Consolas" w:cs="Times New Roman"/>
+          <w:szCs w:val="28"/>
+        </w:rPr>
+        <w:t xml:space="preserve"> ссылается на </w:t>
+      </w:r>
+      <w:r>
+        <w:rPr>
+          <w:rFonts w:ascii="Consolas" w:hAnsi="Consolas" w:cs="Times New Roman"/>
+          <w:szCs w:val="28"/>
+          <w:lang w:val="en-US"/>
+        </w:rPr>
+        <w:t>ingredients</w:t>
+      </w:r>
+      <w:r>
+        <w:rPr>
+          <w:rFonts w:ascii="Consolas" w:hAnsi="Consolas" w:cs="Times New Roman"/>
+          <w:szCs w:val="28"/>
+        </w:rPr>
+        <w:t>(</w:t>
+      </w:r>
+      <w:r>
+        <w:rPr>
+          <w:rFonts w:ascii="Consolas" w:hAnsi="Consolas" w:cs="Times New Roman"/>
+          <w:szCs w:val="28"/>
+          <w:lang w:val="en-US"/>
+        </w:rPr>
+        <w:t>id</w:t>
+      </w:r>
+      <w:r>
+        <w:rPr>
+          <w:rFonts w:ascii="Consolas" w:hAnsi="Consolas" w:cs="Times New Roman"/>
+          <w:szCs w:val="28"/>
+        </w:rPr>
+        <w:t>).',</w:t>
+      </w:r>
+    </w:p>
+    <w:p>
+      <w:pPr>
+        <w:rPr>
+          <w:rFonts w:ascii="Consolas" w:hAnsi="Consolas" w:cs="Times New Roman"/>
+          <w:szCs w:val="28"/>
+          <w:lang w:val="en-US"/>
+        </w:rPr>
+      </w:pPr>
+      <w:r>
+        <w:rPr>
+          <w:rFonts w:ascii="Consolas" w:hAnsi="Consolas" w:cs="Times New Roman"/>
+          <w:szCs w:val="28"/>
+        </w:rPr>
+        <w:t xml:space="preserve"> </w:t>
+      </w:r>
+      <w:r>
+        <w:rPr>
+          <w:rFonts w:ascii="Consolas" w:hAnsi="Consolas" w:cs="Times New Roman"/>
+          <w:szCs w:val="28"/>
+          <w:lang w:val="en-US"/>
+        </w:rPr>
+        <w:t>datetime('now'), 'Database Administrator'),</w:t>
+      </w:r>
+    </w:p>
+    <w:p>
+      <w:pPr>
+        <w:rPr>
+          <w:rFonts w:ascii="Consolas" w:hAnsi="Consolas" w:cs="Times New Roman"/>
+          <w:szCs w:val="28"/>
+          <w:lang w:val="en-US"/>
+        </w:rPr>
+      </w:pPr>
+    </w:p>
+    <w:p>
+      <w:pPr>
+        <w:rPr>
+          <w:rFonts w:ascii="Consolas" w:hAnsi="Consolas" w:cs="Times New Roman"/>
+          <w:szCs w:val="28"/>
+          <w:lang w:val="en-US"/>
+        </w:rPr>
+      </w:pPr>
+      <w:r>
+        <w:rPr>
+          <w:rFonts w:ascii="Consolas" w:hAnsi="Consolas" w:cs="Times New Roman"/>
+          <w:szCs w:val="28"/>
+          <w:lang w:val="en-US"/>
+        </w:rPr>
+        <w:t xml:space="preserve">(4, 'nationalities', </w:t>
+      </w:r>
+    </w:p>
+    <w:p>
+      <w:pPr>
+        <w:rPr>
+          <w:rFonts w:ascii="Consolas" w:hAnsi="Consolas" w:cs="Times New Roman"/>
+          <w:szCs w:val="28"/>
+        </w:rPr>
+      </w:pPr>
+      <w:r>
+        <w:rPr>
+          <w:rFonts w:ascii="Consolas" w:hAnsi="Consolas" w:cs="Times New Roman"/>
+          <w:szCs w:val="28"/>
+          <w:lang w:val="en-US"/>
+        </w:rPr>
+        <w:t xml:space="preserve"> </w:t>
+      </w:r>
+      <w:r>
+        <w:rPr>
+          <w:rFonts w:ascii="Consolas" w:hAnsi="Consolas" w:cs="Times New Roman"/>
+          <w:szCs w:val="28"/>
+        </w:rPr>
+        <w:t xml:space="preserve">'Таблица национальных кухонь. Содержит информацию о кулинарных традициях разных стран: название кухни, страна происхождения, характерные особенности. Связана с таблицей </w:t>
+      </w:r>
+      <w:r>
+        <w:rPr>
+          <w:rFonts w:ascii="Consolas" w:hAnsi="Consolas" w:cs="Times New Roman"/>
+          <w:szCs w:val="28"/>
+          <w:lang w:val="en-US"/>
+        </w:rPr>
+        <w:t>recipes</w:t>
+      </w:r>
+      <w:r>
+        <w:rPr>
+          <w:rFonts w:ascii="Consolas" w:hAnsi="Consolas" w:cs="Times New Roman"/>
+          <w:szCs w:val="28"/>
+        </w:rPr>
+        <w:t xml:space="preserve"> через поле </w:t>
+      </w:r>
+      <w:r>
+        <w:rPr>
+          <w:rFonts w:ascii="Consolas" w:hAnsi="Consolas" w:cs="Times New Roman"/>
+          <w:szCs w:val="28"/>
+          <w:lang w:val="en-US"/>
+        </w:rPr>
+        <w:t>nationality</w:t>
+      </w:r>
+      <w:r>
+        <w:rPr>
+          <w:rFonts w:ascii="Consolas" w:hAnsi="Consolas" w:cs="Times New Roman"/>
+          <w:szCs w:val="28"/>
+        </w:rPr>
+        <w:t>_</w:t>
+      </w:r>
+      <w:r>
+        <w:rPr>
+          <w:rFonts w:ascii="Consolas" w:hAnsi="Consolas" w:cs="Times New Roman"/>
+          <w:szCs w:val="28"/>
+          <w:lang w:val="en-US"/>
+        </w:rPr>
+        <w:t>id</w:t>
+      </w:r>
+      <w:r>
+        <w:rPr>
+          <w:rFonts w:ascii="Consolas" w:hAnsi="Consolas" w:cs="Times New Roman"/>
+          <w:szCs w:val="28"/>
+        </w:rPr>
+        <w:t>. Каждый рецепт относится к одной национальной кухне.',</w:t>
+      </w:r>
+    </w:p>
+    <w:p>
+      <w:pPr>
+        <w:rPr>
+          <w:rFonts w:ascii="Consolas" w:hAnsi="Consolas" w:cs="Times New Roman"/>
+          <w:szCs w:val="28"/>
+          <w:lang w:val="en-US"/>
+        </w:rPr>
+      </w:pPr>
+      <w:r>
+        <w:rPr>
+          <w:rFonts w:ascii="Consolas" w:hAnsi="Consolas" w:cs="Times New Roman"/>
+          <w:szCs w:val="28"/>
+        </w:rPr>
+        <w:t xml:space="preserve"> </w:t>
+      </w:r>
+      <w:r>
+        <w:rPr>
+          <w:rFonts w:ascii="Consolas" w:hAnsi="Consolas" w:cs="Times New Roman"/>
+          <w:szCs w:val="28"/>
+          <w:lang w:val="en-US"/>
+        </w:rPr>
+        <w:t>datetime('now'), 'Database Administrator'),</w:t>
+      </w:r>
+    </w:p>
+    <w:p>
+      <w:pPr>
+        <w:rPr>
+          <w:rFonts w:ascii="Consolas" w:hAnsi="Consolas" w:cs="Times New Roman"/>
+          <w:szCs w:val="28"/>
+          <w:lang w:val="en-US"/>
+        </w:rPr>
+      </w:pPr>
+    </w:p>
+    <w:p>
+      <w:pPr>
+        <w:rPr>
+          <w:rFonts w:ascii="Consolas" w:hAnsi="Consolas" w:cs="Times New Roman"/>
+          <w:szCs w:val="28"/>
+          <w:lang w:val="en-US"/>
+        </w:rPr>
+      </w:pPr>
+      <w:r>
+        <w:rPr>
+          <w:rFonts w:ascii="Consolas" w:hAnsi="Consolas" w:cs="Times New Roman"/>
+          <w:szCs w:val="28"/>
+          <w:lang w:val="en-US"/>
+        </w:rPr>
+        <w:t>(5, '</w:t>
+      </w:r>
+      <w:proofErr w:type="spellStart"/>
+      <w:r>
+        <w:rPr>
+          <w:rFonts w:ascii="Consolas" w:hAnsi="Consolas" w:cs="Times New Roman"/>
+          <w:szCs w:val="28"/>
+          <w:lang w:val="en-US"/>
+        </w:rPr>
+        <w:t>nutritional_recipe</w:t>
+      </w:r>
+      <w:proofErr w:type="spellEnd"/>
+      <w:r>
+        <w:rPr>
+          <w:rFonts w:ascii="Consolas" w:hAnsi="Consolas" w:cs="Times New Roman"/>
+          <w:szCs w:val="28"/>
+          <w:lang w:val="en-US"/>
+        </w:rPr>
+        <w:t xml:space="preserve">', </w:t>
+      </w:r>
+    </w:p>
+    <w:p>
+      <w:pPr>
+        <w:rPr>
+          <w:rFonts w:ascii="Consolas" w:hAnsi="Consolas" w:cs="Times New Roman"/>
+          <w:szCs w:val="28"/>
+        </w:rPr>
+      </w:pPr>
+      <w:r>
+        <w:rPr>
+          <w:rFonts w:ascii="Consolas" w:hAnsi="Consolas" w:cs="Times New Roman"/>
+          <w:szCs w:val="28"/>
+          <w:lang w:val="en-US"/>
+        </w:rPr>
+        <w:t xml:space="preserve"> </w:t>
+      </w:r>
+      <w:r>
+        <w:rPr>
+          <w:rFonts w:ascii="Consolas" w:hAnsi="Consolas" w:cs="Times New Roman"/>
+          <w:szCs w:val="28"/>
+        </w:rPr>
+        <w:t xml:space="preserve">'Таблица пищевой ценности рецептов. Хранит детальную информацию о питательной ценности каждого блюда: калорийность, содержание белков, жиров, углеводов, сахара и клетчатки. Связана с таблицей </w:t>
+      </w:r>
+      <w:r>
+        <w:rPr>
+          <w:rFonts w:ascii="Consolas" w:hAnsi="Consolas" w:cs="Times New Roman"/>
+          <w:szCs w:val="28"/>
+          <w:lang w:val="en-US"/>
+        </w:rPr>
+        <w:t>recipes</w:t>
+      </w:r>
+      <w:r>
+        <w:rPr>
+          <w:rFonts w:ascii="Consolas" w:hAnsi="Consolas" w:cs="Times New Roman"/>
+          <w:szCs w:val="28"/>
+        </w:rPr>
+        <w:t xml:space="preserve"> через поле </w:t>
+      </w:r>
+      <w:r>
+        <w:rPr>
+          <w:rFonts w:ascii="Consolas" w:hAnsi="Consolas" w:cs="Times New Roman"/>
+          <w:szCs w:val="28"/>
+          <w:lang w:val="en-US"/>
+        </w:rPr>
+        <w:t>id</w:t>
+      </w:r>
+      <w:r>
+        <w:rPr>
+          <w:rFonts w:ascii="Consolas" w:hAnsi="Consolas" w:cs="Times New Roman"/>
+          <w:szCs w:val="28"/>
+        </w:rPr>
+        <w:t xml:space="preserve"> (один-к-одному). Позволяет отслеживать диетические характеристики блюд.',</w:t>
+      </w:r>
+    </w:p>
+    <w:p>
+      <w:pPr>
+        <w:rPr>
+          <w:rFonts w:ascii="Consolas" w:hAnsi="Consolas" w:cs="Times New Roman"/>
+          <w:szCs w:val="28"/>
+        </w:rPr>
+      </w:pPr>
+      <w:r>
+        <w:rPr>
+          <w:rFonts w:ascii="Consolas" w:hAnsi="Consolas" w:cs="Times New Roman"/>
+          <w:szCs w:val="28"/>
+        </w:rPr>
+        <w:t xml:space="preserve"> </w:t>
+      </w:r>
+      <w:r>
+        <w:rPr>
+          <w:rFonts w:ascii="Consolas" w:hAnsi="Consolas" w:cs="Times New Roman"/>
+          <w:szCs w:val="28"/>
+          <w:lang w:val="en-US"/>
+        </w:rPr>
+        <w:t>datetime</w:t>
+      </w:r>
+      <w:r>
+        <w:rPr>
+          <w:rFonts w:ascii="Consolas" w:hAnsi="Consolas" w:cs="Times New Roman"/>
+          <w:szCs w:val="28"/>
+        </w:rPr>
+        <w:t>('</w:t>
+      </w:r>
+      <w:r>
+        <w:rPr>
+          <w:rFonts w:ascii="Consolas" w:hAnsi="Consolas" w:cs="Times New Roman"/>
+          <w:szCs w:val="28"/>
+          <w:lang w:val="en-US"/>
+        </w:rPr>
+        <w:t>now</w:t>
+      </w:r>
+      <w:r>
+        <w:rPr>
+          <w:rFonts w:ascii="Consolas" w:hAnsi="Consolas" w:cs="Times New Roman"/>
+          <w:szCs w:val="28"/>
+        </w:rPr>
+        <w:t>'), '</w:t>
+      </w:r>
+      <w:r>
+        <w:rPr>
+          <w:rFonts w:ascii="Consolas" w:hAnsi="Consolas" w:cs="Times New Roman"/>
+          <w:szCs w:val="28"/>
+          <w:lang w:val="en-US"/>
+        </w:rPr>
+        <w:t>Database</w:t>
+      </w:r>
+      <w:r>
+        <w:rPr>
+          <w:rFonts w:ascii="Consolas" w:hAnsi="Consolas" w:cs="Times New Roman"/>
+          <w:szCs w:val="28"/>
+        </w:rPr>
+        <w:t xml:space="preserve"> </w:t>
+      </w:r>
+      <w:r>
+        <w:rPr>
+          <w:rFonts w:ascii="Consolas" w:hAnsi="Consolas" w:cs="Times New Roman"/>
+          <w:szCs w:val="28"/>
+          <w:lang w:val="en-US"/>
+        </w:rPr>
+        <w:t>Administrator</w:t>
+      </w:r>
+      <w:r>
+        <w:rPr>
+          <w:rFonts w:ascii="Consolas" w:hAnsi="Consolas" w:cs="Times New Roman"/>
+          <w:szCs w:val="28"/>
+        </w:rPr>
+        <w:t>'),</w:t>
+      </w:r>
+    </w:p>
+    <w:p>
+      <w:pPr>
+        <w:rPr>
+          <w:rFonts w:ascii="Consolas" w:hAnsi="Consolas" w:cs="Times New Roman"/>
+          <w:szCs w:val="28"/>
+        </w:rPr>
+      </w:pPr>
+    </w:p>
+    <w:p>
+      <w:pPr>
+        <w:rPr>
+          <w:rFonts w:ascii="Consolas" w:hAnsi="Consolas" w:cs="Times New Roman"/>
+          <w:szCs w:val="28"/>
+        </w:rPr>
+      </w:pPr>
+      <w:r>
+        <w:rPr>
+          <w:rFonts w:ascii="Consolas" w:hAnsi="Consolas" w:cs="Times New Roman"/>
+          <w:szCs w:val="28"/>
+        </w:rPr>
+        <w:t>(6, '</w:t>
+      </w:r>
+      <w:r>
+        <w:rPr>
+          <w:rFonts w:ascii="Consolas" w:hAnsi="Consolas" w:cs="Times New Roman"/>
+          <w:szCs w:val="28"/>
+          <w:lang w:val="en-US"/>
+        </w:rPr>
+        <w:t>nutritional</w:t>
+      </w:r>
+      <w:r>
+        <w:rPr>
+          <w:rFonts w:ascii="Consolas" w:hAnsi="Consolas" w:cs="Times New Roman"/>
+          <w:szCs w:val="28"/>
+        </w:rPr>
+        <w:t>_</w:t>
+      </w:r>
+      <w:r>
+        <w:rPr>
+          <w:rFonts w:ascii="Consolas" w:hAnsi="Consolas" w:cs="Times New Roman"/>
+          <w:szCs w:val="28"/>
+          <w:lang w:val="en-US"/>
+        </w:rPr>
+        <w:t>ingredient</w:t>
+      </w:r>
+      <w:r>
+        <w:rPr>
+          <w:rFonts w:ascii="Consolas" w:hAnsi="Consolas" w:cs="Times New Roman"/>
+          <w:szCs w:val="28"/>
+        </w:rPr>
+        <w:t xml:space="preserve">', </w:t>
+      </w:r>
+    </w:p>
+    <w:p>
+      <w:pPr>
+        <w:rPr>
+          <w:rFonts w:ascii="Consolas" w:hAnsi="Consolas" w:cs="Times New Roman"/>
+          <w:szCs w:val="28"/>
+        </w:rPr>
+      </w:pPr>
+      <w:r>
+        <w:rPr>
+          <w:rFonts w:ascii="Consolas" w:hAnsi="Consolas" w:cs="Times New Roman"/>
+          <w:szCs w:val="28"/>
+        </w:rPr>
+        <w:t xml:space="preserve"> 'Таблица пищевой ценности ингредиентов. Содержит информацию о калорийности и содержании БЖУ (белки, жиры, углеводы), сахара и клетчатки для каждого ингредиента (обычно на 100г продукта). Связана с таблицей </w:t>
+      </w:r>
+      <w:r>
+        <w:rPr>
+          <w:rFonts w:ascii="Consolas" w:hAnsi="Consolas" w:cs="Times New Roman"/>
+          <w:szCs w:val="28"/>
+          <w:lang w:val="en-US"/>
+        </w:rPr>
+        <w:t>ingredients</w:t>
+      </w:r>
+      <w:r>
+        <w:rPr>
+          <w:rFonts w:ascii="Consolas" w:hAnsi="Consolas" w:cs="Times New Roman"/>
+          <w:szCs w:val="28"/>
+        </w:rPr>
+        <w:t xml:space="preserve"> через поле </w:t>
+      </w:r>
+      <w:r>
+        <w:rPr>
+          <w:rFonts w:ascii="Consolas" w:hAnsi="Consolas" w:cs="Times New Roman"/>
+          <w:szCs w:val="28"/>
+          <w:lang w:val="en-US"/>
+        </w:rPr>
+        <w:t>id</w:t>
+      </w:r>
+      <w:r>
+        <w:rPr>
+          <w:rFonts w:ascii="Consolas" w:hAnsi="Consolas" w:cs="Times New Roman"/>
+          <w:szCs w:val="28"/>
+        </w:rPr>
+        <w:t xml:space="preserve"> (один-к-одному). Используется для расчета общей пищевой ценности рецептов.',</w:t>
+      </w:r>
+    </w:p>
+    <w:p>
+      <w:pPr>
+        <w:rPr>
+          <w:rFonts w:ascii="Consolas" w:hAnsi="Consolas" w:cs="Times New Roman"/>
+          <w:szCs w:val="28"/>
+        </w:rPr>
+      </w:pPr>
+      <w:r>
+        <w:rPr>
+          <w:rFonts w:ascii="Consolas" w:hAnsi="Consolas" w:cs="Times New Roman"/>
+          <w:szCs w:val="28"/>
+        </w:rPr>
+        <w:t xml:space="preserve"> </w:t>
+      </w:r>
+      <w:r>
+        <w:rPr>
+          <w:rFonts w:ascii="Consolas" w:hAnsi="Consolas" w:cs="Times New Roman"/>
+          <w:szCs w:val="28"/>
+          <w:lang w:val="en-US"/>
+        </w:rPr>
+        <w:t>datetime</w:t>
+      </w:r>
+      <w:r>
+        <w:rPr>
+          <w:rFonts w:ascii="Consolas" w:hAnsi="Consolas" w:cs="Times New Roman"/>
+          <w:szCs w:val="28"/>
+        </w:rPr>
+        <w:t>('</w:t>
+      </w:r>
+      <w:r>
+        <w:rPr>
+          <w:rFonts w:ascii="Consolas" w:hAnsi="Consolas" w:cs="Times New Roman"/>
+          <w:szCs w:val="28"/>
+          <w:lang w:val="en-US"/>
+        </w:rPr>
+        <w:t>now</w:t>
+      </w:r>
+      <w:r>
+        <w:rPr>
+          <w:rFonts w:ascii="Consolas" w:hAnsi="Consolas" w:cs="Times New Roman"/>
+          <w:szCs w:val="28"/>
+        </w:rPr>
+        <w:t>'), '</w:t>
+      </w:r>
+      <w:r>
+        <w:rPr>
+          <w:rFonts w:ascii="Consolas" w:hAnsi="Consolas" w:cs="Times New Roman"/>
+          <w:szCs w:val="28"/>
+          <w:lang w:val="en-US"/>
+        </w:rPr>
+        <w:t>Database</w:t>
+      </w:r>
+      <w:r>
+        <w:rPr>
+          <w:rFonts w:ascii="Consolas" w:hAnsi="Consolas" w:cs="Times New Roman"/>
+          <w:szCs w:val="28"/>
+        </w:rPr>
+        <w:t xml:space="preserve"> </w:t>
+      </w:r>
+      <w:r>
+        <w:rPr>
+          <w:rFonts w:ascii="Consolas" w:hAnsi="Consolas" w:cs="Times New Roman"/>
+          <w:szCs w:val="28"/>
+          <w:lang w:val="en-US"/>
+        </w:rPr>
+        <w:t>Administrator</w:t>
+      </w:r>
+      <w:r>
+        <w:rPr>
+          <w:rFonts w:ascii="Consolas" w:hAnsi="Consolas" w:cs="Times New Roman"/>
+          <w:szCs w:val="28"/>
+        </w:rPr>
+        <w:t>'),</w:t>
+      </w:r>
+    </w:p>
+    <w:p>
+      <w:pPr>
+        <w:rPr>
+          <w:rFonts w:ascii="Consolas" w:hAnsi="Consolas" w:cs="Times New Roman"/>
+          <w:szCs w:val="28"/>
+        </w:rPr>
+      </w:pPr>
+    </w:p>
+    <w:p>
+      <w:pPr>
+        <w:rPr>
+          <w:rFonts w:ascii="Consolas" w:hAnsi="Consolas" w:cs="Times New Roman"/>
+          <w:szCs w:val="28"/>
+        </w:rPr>
+      </w:pPr>
+      <w:r>
+        <w:rPr>
+          <w:rFonts w:ascii="Consolas" w:hAnsi="Consolas" w:cs="Times New Roman"/>
+          <w:szCs w:val="28"/>
+        </w:rPr>
+        <w:lastRenderedPageBreak/>
+        <w:t>(7, '</w:t>
+      </w:r>
+      <w:r>
+        <w:rPr>
+          <w:rFonts w:ascii="Consolas" w:hAnsi="Consolas" w:cs="Times New Roman"/>
+          <w:szCs w:val="28"/>
+          <w:lang w:val="en-US"/>
+        </w:rPr>
+        <w:t>recipes</w:t>
+      </w:r>
+      <w:r>
+        <w:rPr>
+          <w:rFonts w:ascii="Consolas" w:hAnsi="Consolas" w:cs="Times New Roman"/>
+          <w:szCs w:val="28"/>
+        </w:rPr>
+        <w:t xml:space="preserve">', </w:t>
+      </w:r>
+    </w:p>
+    <w:p>
+      <w:pPr>
+        <w:rPr>
+          <w:rFonts w:ascii="Consolas" w:hAnsi="Consolas" w:cs="Times New Roman"/>
+          <w:szCs w:val="28"/>
+        </w:rPr>
+      </w:pPr>
+      <w:r>
+        <w:rPr>
+          <w:rFonts w:ascii="Consolas" w:hAnsi="Consolas" w:cs="Times New Roman"/>
+          <w:szCs w:val="28"/>
+        </w:rPr>
+        <w:t xml:space="preserve"> 'Основная таблица рецептов. Является центральной таблицей базы данных. Содержит основную информацию о каждом блюде: название, изображение, описание, время приготовления, уровень сложности, вес порции. Связана с таблицами: </w:t>
+      </w:r>
+      <w:r>
+        <w:rPr>
+          <w:rFonts w:ascii="Consolas" w:hAnsi="Consolas" w:cs="Times New Roman"/>
+          <w:szCs w:val="28"/>
+          <w:lang w:val="en-US"/>
+        </w:rPr>
+        <w:t>authors</w:t>
+      </w:r>
+      <w:r>
+        <w:rPr>
+          <w:rFonts w:ascii="Consolas" w:hAnsi="Consolas" w:cs="Times New Roman"/>
+          <w:szCs w:val="28"/>
+        </w:rPr>
+        <w:t xml:space="preserve"> (автор), </w:t>
+      </w:r>
+      <w:r>
+        <w:rPr>
+          <w:rFonts w:ascii="Consolas" w:hAnsi="Consolas" w:cs="Times New Roman"/>
+          <w:szCs w:val="28"/>
+          <w:lang w:val="en-US"/>
+        </w:rPr>
+        <w:t>nationalities</w:t>
+      </w:r>
+      <w:r>
+        <w:rPr>
+          <w:rFonts w:ascii="Consolas" w:hAnsi="Consolas" w:cs="Times New Roman"/>
+          <w:szCs w:val="28"/>
+        </w:rPr>
+        <w:t xml:space="preserve"> (национальная кухня), </w:t>
+      </w:r>
+      <w:r>
+        <w:rPr>
+          <w:rFonts w:ascii="Consolas" w:hAnsi="Consolas" w:cs="Times New Roman"/>
+          <w:szCs w:val="28"/>
+          <w:lang w:val="en-US"/>
+        </w:rPr>
+        <w:t>steps</w:t>
+      </w:r>
+      <w:r>
+        <w:rPr>
+          <w:rFonts w:ascii="Consolas" w:hAnsi="Consolas" w:cs="Times New Roman"/>
+          <w:szCs w:val="28"/>
+        </w:rPr>
+        <w:t xml:space="preserve"> (шаги приготовления), </w:t>
+      </w:r>
+      <w:r>
+        <w:rPr>
+          <w:rFonts w:ascii="Consolas" w:hAnsi="Consolas" w:cs="Times New Roman"/>
+          <w:szCs w:val="28"/>
+          <w:lang w:val="en-US"/>
+        </w:rPr>
+        <w:t>ingredient</w:t>
+      </w:r>
+      <w:r>
+        <w:rPr>
+          <w:rFonts w:ascii="Consolas" w:hAnsi="Consolas" w:cs="Times New Roman"/>
+          <w:szCs w:val="28"/>
+        </w:rPr>
+        <w:t>_</w:t>
+      </w:r>
+      <w:r>
+        <w:rPr>
+          <w:rFonts w:ascii="Consolas" w:hAnsi="Consolas" w:cs="Times New Roman"/>
+          <w:szCs w:val="28"/>
+          <w:lang w:val="en-US"/>
+        </w:rPr>
+        <w:t>recipe</w:t>
+      </w:r>
+      <w:r>
+        <w:rPr>
+          <w:rFonts w:ascii="Consolas" w:hAnsi="Consolas" w:cs="Times New Roman"/>
+          <w:szCs w:val="28"/>
+        </w:rPr>
+        <w:t xml:space="preserve"> (ингредиенты), </w:t>
+      </w:r>
+      <w:r>
+        <w:rPr>
+          <w:rFonts w:ascii="Consolas" w:hAnsi="Consolas" w:cs="Times New Roman"/>
+          <w:szCs w:val="28"/>
+          <w:lang w:val="en-US"/>
+        </w:rPr>
+        <w:t>type</w:t>
+      </w:r>
+      <w:r>
+        <w:rPr>
+          <w:rFonts w:ascii="Consolas" w:hAnsi="Consolas" w:cs="Times New Roman"/>
+          <w:szCs w:val="28"/>
+        </w:rPr>
+        <w:t>_</w:t>
+      </w:r>
+      <w:r>
+        <w:rPr>
+          <w:rFonts w:ascii="Consolas" w:hAnsi="Consolas" w:cs="Times New Roman"/>
+          <w:szCs w:val="28"/>
+          <w:lang w:val="en-US"/>
+        </w:rPr>
+        <w:t>recipe</w:t>
+      </w:r>
+      <w:r>
+        <w:rPr>
+          <w:rFonts w:ascii="Consolas" w:hAnsi="Consolas" w:cs="Times New Roman"/>
+          <w:szCs w:val="28"/>
+        </w:rPr>
+        <w:t xml:space="preserve"> (категории), </w:t>
+      </w:r>
+      <w:r>
+        <w:rPr>
+          <w:rFonts w:ascii="Consolas" w:hAnsi="Consolas" w:cs="Times New Roman"/>
+          <w:szCs w:val="28"/>
+          <w:lang w:val="en-US"/>
+        </w:rPr>
+        <w:t>nutritional</w:t>
+      </w:r>
+      <w:r>
+        <w:rPr>
+          <w:rFonts w:ascii="Consolas" w:hAnsi="Consolas" w:cs="Times New Roman"/>
+          <w:szCs w:val="28"/>
+        </w:rPr>
+        <w:t>_</w:t>
+      </w:r>
+      <w:r>
+        <w:rPr>
+          <w:rFonts w:ascii="Consolas" w:hAnsi="Consolas" w:cs="Times New Roman"/>
+          <w:szCs w:val="28"/>
+          <w:lang w:val="en-US"/>
+        </w:rPr>
+        <w:t>recipe</w:t>
+      </w:r>
+      <w:r>
+        <w:rPr>
+          <w:rFonts w:ascii="Consolas" w:hAnsi="Consolas" w:cs="Times New Roman"/>
+          <w:szCs w:val="28"/>
+        </w:rPr>
+        <w:t xml:space="preserve"> (пищевая ценность).',</w:t>
+      </w:r>
+    </w:p>
+    <w:p>
+      <w:pPr>
+        <w:rPr>
+          <w:rFonts w:ascii="Consolas" w:hAnsi="Consolas" w:cs="Times New Roman"/>
+          <w:szCs w:val="28"/>
+          <w:lang w:val="en-US"/>
+        </w:rPr>
+      </w:pPr>
+      <w:r>
+        <w:rPr>
+          <w:rFonts w:ascii="Consolas" w:hAnsi="Consolas" w:cs="Times New Roman"/>
+          <w:szCs w:val="28"/>
+        </w:rPr>
+        <w:t xml:space="preserve"> </w:t>
+      </w:r>
+      <w:r>
+        <w:rPr>
+          <w:rFonts w:ascii="Consolas" w:hAnsi="Consolas" w:cs="Times New Roman"/>
+          <w:szCs w:val="28"/>
+          <w:lang w:val="en-US"/>
+        </w:rPr>
+        <w:t>datetime('now'), 'Database Administrator'),</w:t>
+      </w:r>
+    </w:p>
+    <w:p>
+      <w:pPr>
+        <w:rPr>
+          <w:rFonts w:ascii="Consolas" w:hAnsi="Consolas" w:cs="Times New Roman"/>
+          <w:szCs w:val="28"/>
+          <w:lang w:val="en-US"/>
+        </w:rPr>
+      </w:pPr>
+    </w:p>
+    <w:p>
+      <w:pPr>
+        <w:rPr>
+          <w:rFonts w:ascii="Consolas" w:hAnsi="Consolas" w:cs="Times New Roman"/>
+          <w:szCs w:val="28"/>
+          <w:lang w:val="en-US"/>
+        </w:rPr>
+      </w:pPr>
+      <w:r>
+        <w:rPr>
+          <w:rFonts w:ascii="Consolas" w:hAnsi="Consolas" w:cs="Times New Roman"/>
+          <w:szCs w:val="28"/>
+          <w:lang w:val="en-US"/>
+        </w:rPr>
+        <w:t xml:space="preserve">(8, 'steps', </w:t>
+      </w:r>
+    </w:p>
+    <w:p>
+      <w:pPr>
+        <w:rPr>
+          <w:rFonts w:ascii="Consolas" w:hAnsi="Consolas" w:cs="Times New Roman"/>
+          <w:szCs w:val="28"/>
+        </w:rPr>
+      </w:pPr>
+      <w:r>
+        <w:rPr>
+          <w:rFonts w:ascii="Consolas" w:hAnsi="Consolas" w:cs="Times New Roman"/>
+          <w:szCs w:val="28"/>
+          <w:lang w:val="en-US"/>
+        </w:rPr>
+        <w:t xml:space="preserve"> </w:t>
+      </w:r>
+      <w:r>
+        <w:rPr>
+          <w:rFonts w:ascii="Consolas" w:hAnsi="Consolas" w:cs="Times New Roman"/>
+          <w:szCs w:val="28"/>
+        </w:rPr>
+        <w:t xml:space="preserve">'Таблица этапов приготовления. Хранит пошаговые инструкции для каждого рецепта. Содержит: название шага, подробное описание действия, необходимое оборудование, технику приготовления. Связана с таблицей </w:t>
+      </w:r>
+      <w:r>
+        <w:rPr>
+          <w:rFonts w:ascii="Consolas" w:hAnsi="Consolas" w:cs="Times New Roman"/>
+          <w:szCs w:val="28"/>
+          <w:lang w:val="en-US"/>
+        </w:rPr>
+        <w:t>recipes</w:t>
+      </w:r>
+      <w:r>
+        <w:rPr>
+          <w:rFonts w:ascii="Consolas" w:hAnsi="Consolas" w:cs="Times New Roman"/>
+          <w:szCs w:val="28"/>
+        </w:rPr>
+        <w:t xml:space="preserve"> через поле </w:t>
+      </w:r>
+      <w:r>
+        <w:rPr>
+          <w:rFonts w:ascii="Consolas" w:hAnsi="Consolas" w:cs="Times New Roman"/>
+          <w:szCs w:val="28"/>
+          <w:lang w:val="en-US"/>
+        </w:rPr>
+        <w:t>recipe</w:t>
+      </w:r>
+      <w:r>
+        <w:rPr>
+          <w:rFonts w:ascii="Consolas" w:hAnsi="Consolas" w:cs="Times New Roman"/>
+          <w:szCs w:val="28"/>
+        </w:rPr>
+        <w:t>_</w:t>
+      </w:r>
+      <w:r>
+        <w:rPr>
+          <w:rFonts w:ascii="Consolas" w:hAnsi="Consolas" w:cs="Times New Roman"/>
+          <w:szCs w:val="28"/>
+          <w:lang w:val="en-US"/>
+        </w:rPr>
+        <w:t>id</w:t>
+      </w:r>
+      <w:r>
+        <w:rPr>
+          <w:rFonts w:ascii="Consolas" w:hAnsi="Consolas" w:cs="Times New Roman"/>
+          <w:szCs w:val="28"/>
+        </w:rPr>
+        <w:t>. Один рецепт может содержать множество шагов.',</w:t>
+      </w:r>
+    </w:p>
+    <w:p>
+      <w:pPr>
+        <w:rPr>
+          <w:rFonts w:ascii="Consolas" w:hAnsi="Consolas" w:cs="Times New Roman"/>
+          <w:szCs w:val="28"/>
+          <w:lang w:val="en-US"/>
+        </w:rPr>
+      </w:pPr>
+      <w:r>
+        <w:rPr>
+          <w:rFonts w:ascii="Consolas" w:hAnsi="Consolas" w:cs="Times New Roman"/>
+          <w:szCs w:val="28"/>
+        </w:rPr>
+        <w:t xml:space="preserve"> </w:t>
+      </w:r>
+      <w:r>
+        <w:rPr>
+          <w:rFonts w:ascii="Consolas" w:hAnsi="Consolas" w:cs="Times New Roman"/>
+          <w:szCs w:val="28"/>
+          <w:lang w:val="en-US"/>
+        </w:rPr>
+        <w:t>datetime('now'), 'Database Administrator'),</w:t>
+      </w:r>
+    </w:p>
+    <w:p>
+      <w:pPr>
+        <w:rPr>
+          <w:rFonts w:ascii="Consolas" w:hAnsi="Consolas" w:cs="Times New Roman"/>
+          <w:szCs w:val="28"/>
+          <w:lang w:val="en-US"/>
+        </w:rPr>
+      </w:pPr>
+    </w:p>
+    <w:p>
+      <w:pPr>
+        <w:rPr>
+          <w:rFonts w:ascii="Consolas" w:hAnsi="Consolas" w:cs="Times New Roman"/>
+          <w:szCs w:val="28"/>
+          <w:lang w:val="en-US"/>
+        </w:rPr>
+      </w:pPr>
+      <w:r>
+        <w:rPr>
+          <w:rFonts w:ascii="Consolas" w:hAnsi="Consolas" w:cs="Times New Roman"/>
+          <w:szCs w:val="28"/>
+          <w:lang w:val="en-US"/>
+        </w:rPr>
+        <w:t xml:space="preserve">(9, 'types', </w:t>
+      </w:r>
+    </w:p>
+    <w:p>
+      <w:pPr>
+        <w:rPr>
+          <w:rFonts w:ascii="Consolas" w:hAnsi="Consolas" w:cs="Times New Roman"/>
+          <w:szCs w:val="28"/>
+        </w:rPr>
+      </w:pPr>
+      <w:r>
+        <w:rPr>
+          <w:rFonts w:ascii="Consolas" w:hAnsi="Consolas" w:cs="Times New Roman"/>
+          <w:szCs w:val="28"/>
+          <w:lang w:val="en-US"/>
+        </w:rPr>
+        <w:t xml:space="preserve"> </w:t>
+      </w:r>
+      <w:r>
+        <w:rPr>
+          <w:rFonts w:ascii="Consolas" w:hAnsi="Consolas" w:cs="Times New Roman"/>
+          <w:szCs w:val="28"/>
+        </w:rPr>
+        <w:t xml:space="preserve">'Таблица категорий блюд (типов). Содержит классификацию рецептов по различным категориям: закуски, основные блюда, десерты, супы, салаты, гарниры, завтраки, перекусы, напитки, хлеб, паста, рисовые блюда, морепродукты, вегетарианские, веганские, </w:t>
+      </w:r>
+      <w:proofErr w:type="spellStart"/>
+      <w:r>
+        <w:rPr>
+          <w:rFonts w:ascii="Consolas" w:hAnsi="Consolas" w:cs="Times New Roman"/>
+          <w:szCs w:val="28"/>
+        </w:rPr>
+        <w:t>безглютеновые</w:t>
+      </w:r>
+      <w:proofErr w:type="spellEnd"/>
+      <w:r>
+        <w:rPr>
+          <w:rFonts w:ascii="Consolas" w:hAnsi="Consolas" w:cs="Times New Roman"/>
+          <w:szCs w:val="28"/>
+        </w:rPr>
+        <w:t xml:space="preserve">, блюда на гриле, блюда для </w:t>
+      </w:r>
+      <w:proofErr w:type="spellStart"/>
+      <w:r>
+        <w:rPr>
+          <w:rFonts w:ascii="Consolas" w:hAnsi="Consolas" w:cs="Times New Roman"/>
+          <w:szCs w:val="28"/>
+        </w:rPr>
+        <w:t>медленноварки</w:t>
+      </w:r>
+      <w:proofErr w:type="spellEnd"/>
+      <w:r>
+        <w:rPr>
+          <w:rFonts w:ascii="Consolas" w:hAnsi="Consolas" w:cs="Times New Roman"/>
+          <w:szCs w:val="28"/>
+        </w:rPr>
+        <w:t xml:space="preserve">, быстрые блюда, праздничные блюда. Связана с таблицей </w:t>
+      </w:r>
+      <w:r>
+        <w:rPr>
+          <w:rFonts w:ascii="Consolas" w:hAnsi="Consolas" w:cs="Times New Roman"/>
+          <w:szCs w:val="28"/>
+          <w:lang w:val="en-US"/>
+        </w:rPr>
+        <w:t>type</w:t>
+      </w:r>
+      <w:r>
+        <w:rPr>
+          <w:rFonts w:ascii="Consolas" w:hAnsi="Consolas" w:cs="Times New Roman"/>
+          <w:szCs w:val="28"/>
+        </w:rPr>
+        <w:t>_</w:t>
+      </w:r>
+      <w:r>
+        <w:rPr>
+          <w:rFonts w:ascii="Consolas" w:hAnsi="Consolas" w:cs="Times New Roman"/>
+          <w:szCs w:val="28"/>
+          <w:lang w:val="en-US"/>
+        </w:rPr>
+        <w:t>recipe</w:t>
+      </w:r>
+      <w:r>
+        <w:rPr>
+          <w:rFonts w:ascii="Consolas" w:hAnsi="Consolas" w:cs="Times New Roman"/>
+          <w:szCs w:val="28"/>
+        </w:rPr>
+        <w:t xml:space="preserve"> (многие-ко-многим с рецептами).',</w:t>
+      </w:r>
+    </w:p>
+    <w:p>
+      <w:pPr>
+        <w:rPr>
+          <w:rFonts w:ascii="Consolas" w:hAnsi="Consolas" w:cs="Times New Roman"/>
+          <w:szCs w:val="28"/>
+          <w:lang w:val="en-US"/>
+        </w:rPr>
+      </w:pPr>
+      <w:r>
+        <w:rPr>
+          <w:rFonts w:ascii="Consolas" w:hAnsi="Consolas" w:cs="Times New Roman"/>
+          <w:szCs w:val="28"/>
+        </w:rPr>
+        <w:t xml:space="preserve"> </w:t>
+      </w:r>
+      <w:r>
+        <w:rPr>
+          <w:rFonts w:ascii="Consolas" w:hAnsi="Consolas" w:cs="Times New Roman"/>
+          <w:szCs w:val="28"/>
+          <w:lang w:val="en-US"/>
+        </w:rPr>
+        <w:t>datetime('now'), 'Database Administrator'),</w:t>
+      </w:r>
+    </w:p>
+    <w:p>
+      <w:pPr>
+        <w:rPr>
+          <w:rFonts w:ascii="Consolas" w:hAnsi="Consolas" w:cs="Times New Roman"/>
+          <w:szCs w:val="28"/>
+          <w:lang w:val="en-US"/>
+        </w:rPr>
+      </w:pPr>
+    </w:p>
+    <w:p>
+      <w:pPr>
+        <w:rPr>
+          <w:rFonts w:ascii="Consolas" w:hAnsi="Consolas" w:cs="Times New Roman"/>
+          <w:szCs w:val="28"/>
+          <w:lang w:val="en-US"/>
+        </w:rPr>
+      </w:pPr>
+      <w:r>
+        <w:rPr>
+          <w:rFonts w:ascii="Consolas" w:hAnsi="Consolas" w:cs="Times New Roman"/>
+          <w:szCs w:val="28"/>
+          <w:lang w:val="en-US"/>
+        </w:rPr>
+        <w:t>(10, '</w:t>
+      </w:r>
+      <w:proofErr w:type="spellStart"/>
+      <w:r>
+        <w:rPr>
+          <w:rFonts w:ascii="Consolas" w:hAnsi="Consolas" w:cs="Times New Roman"/>
+          <w:szCs w:val="28"/>
+          <w:lang w:val="en-US"/>
+        </w:rPr>
+        <w:t>type_recipe</w:t>
+      </w:r>
+      <w:proofErr w:type="spellEnd"/>
+      <w:r>
+        <w:rPr>
+          <w:rFonts w:ascii="Consolas" w:hAnsi="Consolas" w:cs="Times New Roman"/>
+          <w:szCs w:val="28"/>
+          <w:lang w:val="en-US"/>
+        </w:rPr>
+        <w:t xml:space="preserve">', </w:t>
+      </w:r>
+    </w:p>
+    <w:p>
+      <w:pPr>
+        <w:rPr>
+          <w:rFonts w:ascii="Consolas" w:hAnsi="Consolas" w:cs="Times New Roman"/>
+          <w:szCs w:val="28"/>
+        </w:rPr>
+      </w:pPr>
+      <w:r>
+        <w:rPr>
+          <w:rFonts w:ascii="Consolas" w:hAnsi="Consolas" w:cs="Times New Roman"/>
+          <w:szCs w:val="28"/>
+          <w:lang w:val="en-US"/>
+        </w:rPr>
+        <w:lastRenderedPageBreak/>
+        <w:t xml:space="preserve"> </w:t>
+      </w:r>
+      <w:r>
+        <w:rPr>
+          <w:rFonts w:ascii="Consolas" w:hAnsi="Consolas" w:cs="Times New Roman"/>
+          <w:szCs w:val="28"/>
+        </w:rPr>
+        <w:t>'Связующая таблица между категориями блюд (</w:t>
+      </w:r>
+      <w:r>
+        <w:rPr>
+          <w:rFonts w:ascii="Consolas" w:hAnsi="Consolas" w:cs="Times New Roman"/>
+          <w:szCs w:val="28"/>
+          <w:lang w:val="en-US"/>
+        </w:rPr>
+        <w:t>types</w:t>
+      </w:r>
+      <w:r>
+        <w:rPr>
+          <w:rFonts w:ascii="Consolas" w:hAnsi="Consolas" w:cs="Times New Roman"/>
+          <w:szCs w:val="28"/>
+        </w:rPr>
+        <w:t>) и рецептами (</w:t>
+      </w:r>
+      <w:r>
+        <w:rPr>
+          <w:rFonts w:ascii="Consolas" w:hAnsi="Consolas" w:cs="Times New Roman"/>
+          <w:szCs w:val="28"/>
+          <w:lang w:val="en-US"/>
+        </w:rPr>
+        <w:t>recipes</w:t>
+      </w:r>
+      <w:r>
+        <w:rPr>
+          <w:rFonts w:ascii="Consolas" w:hAnsi="Consolas" w:cs="Times New Roman"/>
+          <w:szCs w:val="28"/>
+        </w:rPr>
+        <w:t xml:space="preserve">). Реализует связь </w:t>
+      </w:r>
+      <w:r>
+        <w:rPr>
+          <w:rFonts w:ascii="Consolas" w:hAnsi="Consolas" w:cs="Times New Roman"/>
+          <w:szCs w:val="28"/>
+          <w:lang w:val="en-US"/>
+        </w:rPr>
+        <w:t>many</w:t>
+      </w:r>
+      <w:r>
+        <w:rPr>
+          <w:rFonts w:ascii="Consolas" w:hAnsi="Consolas" w:cs="Times New Roman"/>
+          <w:szCs w:val="28"/>
+        </w:rPr>
+        <w:t>-</w:t>
+      </w:r>
+      <w:r>
+        <w:rPr>
+          <w:rFonts w:ascii="Consolas" w:hAnsi="Consolas" w:cs="Times New Roman"/>
+          <w:szCs w:val="28"/>
+          <w:lang w:val="en-US"/>
+        </w:rPr>
+        <w:t>to</w:t>
+      </w:r>
+      <w:r>
+        <w:rPr>
+          <w:rFonts w:ascii="Consolas" w:hAnsi="Consolas" w:cs="Times New Roman"/>
+          <w:szCs w:val="28"/>
+        </w:rPr>
+        <w:t>-</w:t>
+      </w:r>
+      <w:r>
+        <w:rPr>
+          <w:rFonts w:ascii="Consolas" w:hAnsi="Consolas" w:cs="Times New Roman"/>
+          <w:szCs w:val="28"/>
+          <w:lang w:val="en-US"/>
+        </w:rPr>
+        <w:t>many</w:t>
+      </w:r>
+      <w:r>
+        <w:rPr>
+          <w:rFonts w:ascii="Consolas" w:hAnsi="Consolas" w:cs="Times New Roman"/>
+          <w:szCs w:val="28"/>
+        </w:rPr>
+        <w:t xml:space="preserve">, позволяя одному рецепту принадлежать к нескольким категориям (например, "Основное блюдо" и </w:t>
+      </w:r>
+      <w:proofErr w:type="gramStart"/>
+      <w:r>
+        <w:rPr>
+          <w:rFonts w:ascii="Consolas" w:hAnsi="Consolas" w:cs="Times New Roman"/>
+          <w:szCs w:val="28"/>
+        </w:rPr>
+        <w:t>"Итальянская кухня"</w:t>
+      </w:r>
+      <w:proofErr w:type="gramEnd"/>
+      <w:r>
+        <w:rPr>
+          <w:rFonts w:ascii="Consolas" w:hAnsi="Consolas" w:cs="Times New Roman"/>
+          <w:szCs w:val="28"/>
+        </w:rPr>
+        <w:t xml:space="preserve"> и "Паста"), и одной категории содержать множество рецептов.',</w:t>
+      </w:r>
+    </w:p>
+    <w:p>
+      <w:pPr>
+        <w:rPr>
+          <w:rFonts w:ascii="Consolas" w:hAnsi="Consolas" w:cs="Times New Roman"/>
+          <w:szCs w:val="28"/>
+          <w:lang w:val="en-US"/>
+        </w:rPr>
+      </w:pPr>
+      <w:r>
+        <w:rPr>
+          <w:rFonts w:ascii="Consolas" w:hAnsi="Consolas" w:cs="Times New Roman"/>
+          <w:szCs w:val="28"/>
+        </w:rPr>
+        <w:t xml:space="preserve"> </w:t>
+      </w:r>
+      <w:r>
+        <w:rPr>
+          <w:rFonts w:ascii="Consolas" w:hAnsi="Consolas" w:cs="Times New Roman"/>
+          <w:szCs w:val="28"/>
+          <w:lang w:val="en-US"/>
+        </w:rPr>
+        <w:t>datetime('now'), 'Database Administrator');</w:t>
+      </w:r>
     </w:p>
     <w:sectPr>
       <w:pgSz w:w="11906" w:h="16838"/>
@@ -20438,7 +22419,7 @@
 </file>
 
 <file path=word/styles.xml><?xml version="1.0" encoding="utf-8"?>
-<w:styles xmlns:mc="http://schemas.openxmlformats.org/markup-compatibility/2006" xmlns:r="http://schemas.openxmlformats.org/officeDocument/2006/relationships" xmlns:w="http://schemas.openxmlformats.org/wordprocessingml/2006/main" xmlns:w14="http://schemas.microsoft.com/office/word/2010/wordml" xmlns:w15="http://schemas.microsoft.com/office/word/2012/wordml" xmlns:w16cex="http://schemas.microsoft.com/office/word/2018/wordml/cex" xmlns:w16cid="http://schemas.microsoft.com/office/word/2016/wordml/cid" xmlns:w16="http://schemas.microsoft.com/office/word/2018/wordml" xmlns:w16se="http://schemas.microsoft.com/office/word/2015/wordml/symex" mc:Ignorable="w14 w15 w16se w16cid w16 w16cex">
+<w:styles xmlns:mc="http://schemas.openxmlformats.org/markup-compatibility/2006" xmlns:r="http://schemas.openxmlformats.org/officeDocument/2006/relationships" xmlns:w="http://schemas.openxmlformats.org/wordprocessingml/2006/main" xmlns:w14="http://schemas.microsoft.com/office/word/2010/wordml" xmlns:w15="http://schemas.microsoft.com/office/word/2012/wordml" xmlns:w16cex="http://schemas.microsoft.com/office/word/2018/wordml/cex" xmlns:w16cid="http://schemas.microsoft.com/office/word/2016/wordml/cid" xmlns:w16="http://schemas.microsoft.com/office/word/2018/wordml" xmlns:w16sdtdh="http://schemas.microsoft.com/office/word/2020/wordml/sdtdatahash" xmlns:w16se="http://schemas.microsoft.com/office/word/2015/wordml/symex" mc:Ignorable="w14 w15 w16se w16cid w16 w16cex w16sdtdh">
   <w:docDefaults>
     <w:rPrDefault>
       <w:rPr>

--- a/Берестин/УП/Анализ предметной области.docx
+++ b/Берестин/УП/Анализ предметной области.docx
@@ -1069,7 +1069,15 @@
         <w:t>Данная с</w:t>
       </w:r>
       <w:r>
-        <w:t>труктура базы данных детально продумана и охватывает все ключевые аспекты: от непосредственных данных о рецептах и их ингредиентах до мета-информации, такой как авторство, национальная принадлежность, пищевая ценность и техника приготовления.</w:t>
+        <w:t xml:space="preserve">труктура базы данных детально продумана и охватывает все ключевые аспекты: от непосредственных данных о рецептах и их ингредиентах до </w:t>
+      </w:r>
+      <w:proofErr w:type="gramStart"/>
+      <w:r>
+        <w:t>мета-информации</w:t>
+      </w:r>
+      <w:proofErr w:type="gramEnd"/>
+      <w:r>
+        <w:t>, такой как авторство, национальная принадлежность, пищевая ценность и техника приготовления.</w:t>
       </w:r>
     </w:p>
     <w:p>
@@ -1130,8 +1138,18 @@
           <w:szCs w:val="28"/>
           <w:lang w:val="en-US"/>
         </w:rPr>
-        <w:t>CREATE TABLE authors(</w:t>
-      </w:r>
+        <w:t xml:space="preserve">CREATE TABLE </w:t>
+      </w:r>
+      <w:proofErr w:type="gramStart"/>
+      <w:r>
+        <w:rPr>
+          <w:rFonts w:ascii="Consolas" w:hAnsi="Consolas" w:cs="Times New Roman"/>
+          <w:szCs w:val="28"/>
+          <w:lang w:val="en-US"/>
+        </w:rPr>
+        <w:t>authors(</w:t>
+      </w:r>
+      <w:proofErr w:type="gramEnd"/>
     </w:p>
     <w:p>
       <w:pPr>
@@ -1164,24 +1182,60 @@
           <w:szCs w:val="28"/>
           <w:lang w:val="en-US"/>
         </w:rPr>
-        <w:t xml:space="preserve">  full_name VARCHAR(333) NOT NULL,</w:t>
-      </w:r>
-    </w:p>
-    <w:p>
-      <w:pPr>
-        <w:rPr>
-          <w:rFonts w:ascii="Consolas" w:hAnsi="Consolas" w:cs="Times New Roman"/>
-          <w:szCs w:val="28"/>
-          <w:lang w:val="en-US"/>
-        </w:rPr>
-      </w:pPr>
-      <w:r>
-        <w:rPr>
-          <w:rFonts w:ascii="Consolas" w:hAnsi="Consolas" w:cs="Times New Roman"/>
-          <w:szCs w:val="28"/>
-          <w:lang w:val="en-US"/>
-        </w:rPr>
-        <w:t xml:space="preserve">  post VARCHAR(300) NOT NULL</w:t>
+        <w:t xml:space="preserve">  full_name </w:t>
+      </w:r>
+      <w:proofErr w:type="gramStart"/>
+      <w:r>
+        <w:rPr>
+          <w:rFonts w:ascii="Consolas" w:hAnsi="Consolas" w:cs="Times New Roman"/>
+          <w:szCs w:val="28"/>
+          <w:lang w:val="en-US"/>
+        </w:rPr>
+        <w:t>VARCHAR(</w:t>
+      </w:r>
+      <w:proofErr w:type="gramEnd"/>
+      <w:r>
+        <w:rPr>
+          <w:rFonts w:ascii="Consolas" w:hAnsi="Consolas" w:cs="Times New Roman"/>
+          <w:szCs w:val="28"/>
+          <w:lang w:val="en-US"/>
+        </w:rPr>
+        <w:t>333) NOT NULL,</w:t>
+      </w:r>
+    </w:p>
+    <w:p>
+      <w:pPr>
+        <w:rPr>
+          <w:rFonts w:ascii="Consolas" w:hAnsi="Consolas" w:cs="Times New Roman"/>
+          <w:szCs w:val="28"/>
+          <w:lang w:val="en-US"/>
+        </w:rPr>
+      </w:pPr>
+      <w:r>
+        <w:rPr>
+          <w:rFonts w:ascii="Consolas" w:hAnsi="Consolas" w:cs="Times New Roman"/>
+          <w:szCs w:val="28"/>
+          <w:lang w:val="en-US"/>
+        </w:rPr>
+        <w:t xml:space="preserve">  post </w:t>
+      </w:r>
+      <w:proofErr w:type="gramStart"/>
+      <w:r>
+        <w:rPr>
+          <w:rFonts w:ascii="Consolas" w:hAnsi="Consolas" w:cs="Times New Roman"/>
+          <w:szCs w:val="28"/>
+          <w:lang w:val="en-US"/>
+        </w:rPr>
+        <w:t>VARCHAR(</w:t>
+      </w:r>
+      <w:proofErr w:type="gramEnd"/>
+      <w:r>
+        <w:rPr>
+          <w:rFonts w:ascii="Consolas" w:hAnsi="Consolas" w:cs="Times New Roman"/>
+          <w:szCs w:val="28"/>
+          <w:lang w:val="en-US"/>
+        </w:rPr>
+        <w:t>300) NOT NULL</w:t>
       </w:r>
     </w:p>
     <w:p>
@@ -1267,8 +1321,18 @@
           <w:szCs w:val="28"/>
           <w:lang w:val="en-US"/>
         </w:rPr>
-        <w:t>CREATE TABLE ingredients(</w:t>
-      </w:r>
+        <w:t xml:space="preserve">CREATE TABLE </w:t>
+      </w:r>
+      <w:proofErr w:type="gramStart"/>
+      <w:r>
+        <w:rPr>
+          <w:rFonts w:ascii="Consolas" w:hAnsi="Consolas" w:cs="Times New Roman"/>
+          <w:szCs w:val="28"/>
+          <w:lang w:val="en-US"/>
+        </w:rPr>
+        <w:t>ingredients(</w:t>
+      </w:r>
+      <w:proofErr w:type="gramEnd"/>
     </w:p>
     <w:p>
       <w:pPr>
@@ -1301,58 +1365,130 @@
           <w:szCs w:val="28"/>
           <w:lang w:val="en-US"/>
         </w:rPr>
-        <w:t xml:space="preserve">  title VARCHAR(100) NOT NULL,</w:t>
-      </w:r>
-    </w:p>
-    <w:p>
-      <w:pPr>
-        <w:rPr>
-          <w:rFonts w:ascii="Consolas" w:hAnsi="Consolas" w:cs="Times New Roman"/>
-          <w:szCs w:val="28"/>
-          <w:lang w:val="en-US"/>
-        </w:rPr>
-      </w:pPr>
-      <w:r>
-        <w:rPr>
-          <w:rFonts w:ascii="Consolas" w:hAnsi="Consolas" w:cs="Times New Roman"/>
-          <w:szCs w:val="28"/>
-          <w:lang w:val="en-US"/>
-        </w:rPr>
-        <w:t xml:space="preserve">  img VARCHAR(255) NOT NULL,</w:t>
-      </w:r>
-    </w:p>
-    <w:p>
-      <w:pPr>
-        <w:rPr>
-          <w:rFonts w:ascii="Consolas" w:hAnsi="Consolas" w:cs="Times New Roman"/>
-          <w:szCs w:val="28"/>
-          <w:lang w:val="en-US"/>
-        </w:rPr>
-      </w:pPr>
-      <w:r>
-        <w:rPr>
-          <w:rFonts w:ascii="Consolas" w:hAnsi="Consolas" w:cs="Times New Roman"/>
-          <w:szCs w:val="28"/>
-          <w:lang w:val="en-US"/>
-        </w:rPr>
-        <w:t xml:space="preserve">  weight DOUBLE(8, 2) NOT NULL,</w:t>
-      </w:r>
-    </w:p>
-    <w:p>
-      <w:pPr>
-        <w:rPr>
-          <w:rFonts w:ascii="Consolas" w:hAnsi="Consolas" w:cs="Times New Roman"/>
-          <w:szCs w:val="28"/>
-          <w:lang w:val="en-US"/>
-        </w:rPr>
-      </w:pPr>
-      <w:r>
-        <w:rPr>
-          <w:rFonts w:ascii="Consolas" w:hAnsi="Consolas" w:cs="Times New Roman"/>
-          <w:szCs w:val="28"/>
-          <w:lang w:val="en-US"/>
-        </w:rPr>
-        <w:t xml:space="preserve">  supplier VARCHAR(255) NOT NULL,</w:t>
+        <w:t xml:space="preserve">  title </w:t>
+      </w:r>
+      <w:proofErr w:type="gramStart"/>
+      <w:r>
+        <w:rPr>
+          <w:rFonts w:ascii="Consolas" w:hAnsi="Consolas" w:cs="Times New Roman"/>
+          <w:szCs w:val="28"/>
+          <w:lang w:val="en-US"/>
+        </w:rPr>
+        <w:t>VARCHAR(</w:t>
+      </w:r>
+      <w:proofErr w:type="gramEnd"/>
+      <w:r>
+        <w:rPr>
+          <w:rFonts w:ascii="Consolas" w:hAnsi="Consolas" w:cs="Times New Roman"/>
+          <w:szCs w:val="28"/>
+          <w:lang w:val="en-US"/>
+        </w:rPr>
+        <w:t>100) NOT NULL,</w:t>
+      </w:r>
+    </w:p>
+    <w:p>
+      <w:pPr>
+        <w:rPr>
+          <w:rFonts w:ascii="Consolas" w:hAnsi="Consolas" w:cs="Times New Roman"/>
+          <w:szCs w:val="28"/>
+          <w:lang w:val="en-US"/>
+        </w:rPr>
+      </w:pPr>
+      <w:r>
+        <w:rPr>
+          <w:rFonts w:ascii="Consolas" w:hAnsi="Consolas" w:cs="Times New Roman"/>
+          <w:szCs w:val="28"/>
+          <w:lang w:val="en-US"/>
+        </w:rPr>
+        <w:t xml:space="preserve">  img </w:t>
+      </w:r>
+      <w:proofErr w:type="gramStart"/>
+      <w:r>
+        <w:rPr>
+          <w:rFonts w:ascii="Consolas" w:hAnsi="Consolas" w:cs="Times New Roman"/>
+          <w:szCs w:val="28"/>
+          <w:lang w:val="en-US"/>
+        </w:rPr>
+        <w:t>VARCHAR(</w:t>
+      </w:r>
+      <w:proofErr w:type="gramEnd"/>
+      <w:r>
+        <w:rPr>
+          <w:rFonts w:ascii="Consolas" w:hAnsi="Consolas" w:cs="Times New Roman"/>
+          <w:szCs w:val="28"/>
+          <w:lang w:val="en-US"/>
+        </w:rPr>
+        <w:t>255) NOT NULL,</w:t>
+      </w:r>
+    </w:p>
+    <w:p>
+      <w:pPr>
+        <w:rPr>
+          <w:rFonts w:ascii="Consolas" w:hAnsi="Consolas" w:cs="Times New Roman"/>
+          <w:szCs w:val="28"/>
+          <w:lang w:val="en-US"/>
+        </w:rPr>
+      </w:pPr>
+      <w:r>
+        <w:rPr>
+          <w:rFonts w:ascii="Consolas" w:hAnsi="Consolas" w:cs="Times New Roman"/>
+          <w:szCs w:val="28"/>
+          <w:lang w:val="en-US"/>
+        </w:rPr>
+        <w:t xml:space="preserve">  weight </w:t>
+      </w:r>
+      <w:proofErr w:type="gramStart"/>
+      <w:r>
+        <w:rPr>
+          <w:rFonts w:ascii="Consolas" w:hAnsi="Consolas" w:cs="Times New Roman"/>
+          <w:szCs w:val="28"/>
+          <w:lang w:val="en-US"/>
+        </w:rPr>
+        <w:t>DOUBLE(</w:t>
+      </w:r>
+      <w:proofErr w:type="gramEnd"/>
+      <w:r>
+        <w:rPr>
+          <w:rFonts w:ascii="Consolas" w:hAnsi="Consolas" w:cs="Times New Roman"/>
+          <w:szCs w:val="28"/>
+          <w:lang w:val="en-US"/>
+        </w:rPr>
+        <w:t>8, 2) NOT NULL,</w:t>
+      </w:r>
+    </w:p>
+    <w:p>
+      <w:pPr>
+        <w:rPr>
+          <w:rFonts w:ascii="Consolas" w:hAnsi="Consolas" w:cs="Times New Roman"/>
+          <w:szCs w:val="28"/>
+          <w:lang w:val="en-US"/>
+        </w:rPr>
+      </w:pPr>
+      <w:r>
+        <w:rPr>
+          <w:rFonts w:ascii="Consolas" w:hAnsi="Consolas" w:cs="Times New Roman"/>
+          <w:szCs w:val="28"/>
+          <w:lang w:val="en-US"/>
+        </w:rPr>
+        <w:t xml:space="preserve">  supplier </w:t>
+      </w:r>
+      <w:proofErr w:type="gramStart"/>
+      <w:r>
+        <w:rPr>
+          <w:rFonts w:ascii="Consolas" w:hAnsi="Consolas" w:cs="Times New Roman"/>
+          <w:szCs w:val="28"/>
+          <w:lang w:val="en-US"/>
+        </w:rPr>
+        <w:t>VARCHAR(</w:t>
+      </w:r>
+      <w:proofErr w:type="gramEnd"/>
+      <w:r>
+        <w:rPr>
+          <w:rFonts w:ascii="Consolas" w:hAnsi="Consolas" w:cs="Times New Roman"/>
+          <w:szCs w:val="28"/>
+          <w:lang w:val="en-US"/>
+        </w:rPr>
+        <w:t>255) NOT NULL,</w:t>
       </w:r>
     </w:p>
     <w:p>
@@ -1425,6 +1561,7 @@
         <w:t xml:space="preserve">  category </w:t>
       </w:r>
       <w:bookmarkStart w:id="2" w:name="_Hlk223776048"/>
+      <w:proofErr w:type="gramStart"/>
       <w:r>
         <w:rPr>
           <w:rFonts w:ascii="Consolas" w:hAnsi="Consolas" w:cs="Times New Roman"/>
@@ -1440,7 +1577,16 @@
           <w:szCs w:val="28"/>
           <w:lang w:val="en-US"/>
         </w:rPr>
-        <w:t>(200) NOT NULL</w:t>
+        <w:t>(</w:t>
+      </w:r>
+      <w:proofErr w:type="gramEnd"/>
+      <w:r>
+        <w:rPr>
+          <w:rFonts w:ascii="Consolas" w:hAnsi="Consolas" w:cs="Times New Roman"/>
+          <w:szCs w:val="28"/>
+          <w:lang w:val="en-US"/>
+        </w:rPr>
+        <w:t>200) NOT NULL</w:t>
       </w:r>
     </w:p>
     <w:p>
@@ -1527,8 +1673,18 @@
           <w:szCs w:val="28"/>
           <w:lang w:val="en-US"/>
         </w:rPr>
-        <w:t>CREATE TABLE ingredient_recipe(</w:t>
-      </w:r>
+        <w:t>CREATE TABLE ingredient_</w:t>
+      </w:r>
+      <w:proofErr w:type="gramStart"/>
+      <w:r>
+        <w:rPr>
+          <w:rFonts w:ascii="Consolas" w:hAnsi="Consolas" w:cs="Times New Roman"/>
+          <w:szCs w:val="28"/>
+          <w:lang w:val="en-US"/>
+        </w:rPr>
+        <w:t>recipe(</w:t>
+      </w:r>
+      <w:proofErr w:type="gramEnd"/>
     </w:p>
     <w:p>
       <w:pPr>
@@ -1772,6 +1928,7 @@
         </w:rPr>
         <w:t xml:space="preserve">CREATE TABLE </w:t>
       </w:r>
+      <w:proofErr w:type="gramStart"/>
       <w:r>
         <w:rPr>
           <w:rFonts w:ascii="Consolas" w:hAnsi="Consolas" w:cs="Times New Roman"/>
@@ -1788,6 +1945,7 @@
         </w:rPr>
         <w:t>(</w:t>
       </w:r>
+      <w:proofErr w:type="gramEnd"/>
     </w:p>
     <w:p>
       <w:pPr>
@@ -1820,41 +1978,95 @@
           <w:szCs w:val="28"/>
           <w:lang w:val="en-US"/>
         </w:rPr>
-        <w:t xml:space="preserve">  name VARCHAR(30) NOT NULL,</w:t>
-      </w:r>
-    </w:p>
-    <w:p>
-      <w:pPr>
-        <w:rPr>
-          <w:rFonts w:ascii="Consolas" w:hAnsi="Consolas" w:cs="Times New Roman"/>
-          <w:szCs w:val="28"/>
-          <w:lang w:val="en-US"/>
-        </w:rPr>
-      </w:pPr>
-      <w:r>
-        <w:rPr>
-          <w:rFonts w:ascii="Consolas" w:hAnsi="Consolas" w:cs="Times New Roman"/>
-          <w:szCs w:val="28"/>
-          <w:lang w:val="en-US"/>
-        </w:rPr>
-        <w:t xml:space="preserve">  country VARCHAR(63) NOT NULL,</w:t>
-      </w:r>
-    </w:p>
-    <w:p>
-      <w:pPr>
-        <w:rPr>
-          <w:rFonts w:ascii="Consolas" w:hAnsi="Consolas" w:cs="Times New Roman"/>
-          <w:szCs w:val="28"/>
-          <w:lang w:val="en-US"/>
-        </w:rPr>
-      </w:pPr>
-      <w:r>
-        <w:rPr>
-          <w:rFonts w:ascii="Consolas" w:hAnsi="Consolas" w:cs="Times New Roman"/>
-          <w:szCs w:val="28"/>
-          <w:lang w:val="en-US"/>
-        </w:rPr>
-        <w:t xml:space="preserve">  peculiarities VARCHAR(500) NOT NULL</w:t>
+        <w:t xml:space="preserve">  name </w:t>
+      </w:r>
+      <w:proofErr w:type="gramStart"/>
+      <w:r>
+        <w:rPr>
+          <w:rFonts w:ascii="Consolas" w:hAnsi="Consolas" w:cs="Times New Roman"/>
+          <w:szCs w:val="28"/>
+          <w:lang w:val="en-US"/>
+        </w:rPr>
+        <w:t>VARCHAR(</w:t>
+      </w:r>
+      <w:proofErr w:type="gramEnd"/>
+      <w:r>
+        <w:rPr>
+          <w:rFonts w:ascii="Consolas" w:hAnsi="Consolas" w:cs="Times New Roman"/>
+          <w:szCs w:val="28"/>
+          <w:lang w:val="en-US"/>
+        </w:rPr>
+        <w:t>30) NOT NULL,</w:t>
+      </w:r>
+    </w:p>
+    <w:p>
+      <w:pPr>
+        <w:rPr>
+          <w:rFonts w:ascii="Consolas" w:hAnsi="Consolas" w:cs="Times New Roman"/>
+          <w:szCs w:val="28"/>
+          <w:lang w:val="en-US"/>
+        </w:rPr>
+      </w:pPr>
+      <w:r>
+        <w:rPr>
+          <w:rFonts w:ascii="Consolas" w:hAnsi="Consolas" w:cs="Times New Roman"/>
+          <w:szCs w:val="28"/>
+          <w:lang w:val="en-US"/>
+        </w:rPr>
+        <w:t xml:space="preserve">  country </w:t>
+      </w:r>
+      <w:proofErr w:type="gramStart"/>
+      <w:r>
+        <w:rPr>
+          <w:rFonts w:ascii="Consolas" w:hAnsi="Consolas" w:cs="Times New Roman"/>
+          <w:szCs w:val="28"/>
+          <w:lang w:val="en-US"/>
+        </w:rPr>
+        <w:t>VARCHAR(</w:t>
+      </w:r>
+      <w:proofErr w:type="gramEnd"/>
+      <w:r>
+        <w:rPr>
+          <w:rFonts w:ascii="Consolas" w:hAnsi="Consolas" w:cs="Times New Roman"/>
+          <w:szCs w:val="28"/>
+          <w:lang w:val="en-US"/>
+        </w:rPr>
+        <w:t>63) NOT NULL,</w:t>
+      </w:r>
+    </w:p>
+    <w:p>
+      <w:pPr>
+        <w:rPr>
+          <w:rFonts w:ascii="Consolas" w:hAnsi="Consolas" w:cs="Times New Roman"/>
+          <w:szCs w:val="28"/>
+          <w:lang w:val="en-US"/>
+        </w:rPr>
+      </w:pPr>
+      <w:r>
+        <w:rPr>
+          <w:rFonts w:ascii="Consolas" w:hAnsi="Consolas" w:cs="Times New Roman"/>
+          <w:szCs w:val="28"/>
+          <w:lang w:val="en-US"/>
+        </w:rPr>
+        <w:t xml:space="preserve">  peculiarities </w:t>
+      </w:r>
+      <w:proofErr w:type="gramStart"/>
+      <w:r>
+        <w:rPr>
+          <w:rFonts w:ascii="Consolas" w:hAnsi="Consolas" w:cs="Times New Roman"/>
+          <w:szCs w:val="28"/>
+          <w:lang w:val="en-US"/>
+        </w:rPr>
+        <w:t>VARCHAR(</w:t>
+      </w:r>
+      <w:proofErr w:type="gramEnd"/>
+      <w:r>
+        <w:rPr>
+          <w:rFonts w:ascii="Consolas" w:hAnsi="Consolas" w:cs="Times New Roman"/>
+          <w:szCs w:val="28"/>
+          <w:lang w:val="en-US"/>
+        </w:rPr>
+        <w:t>500) NOT NULL</w:t>
       </w:r>
     </w:p>
     <w:p>
@@ -1949,7 +2161,16 @@
           <w:szCs w:val="28"/>
           <w:lang w:val="en-US"/>
         </w:rPr>
-        <w:t>nutritional_recipe</w:t>
+        <w:t>nutritional_</w:t>
+      </w:r>
+      <w:proofErr w:type="gramStart"/>
+      <w:r>
+        <w:rPr>
+          <w:rFonts w:ascii="Consolas" w:hAnsi="Consolas" w:cs="Times New Roman"/>
+          <w:szCs w:val="28"/>
+          <w:lang w:val="en-US"/>
+        </w:rPr>
+        <w:t>recipe</w:t>
       </w:r>
       <w:proofErr w:type="spellEnd"/>
       <w:r>
@@ -1960,6 +2181,7 @@
         </w:rPr>
         <w:t>(</w:t>
       </w:r>
+      <w:proofErr w:type="gramEnd"/>
     </w:p>
     <w:p>
       <w:pPr>
@@ -1993,109 +2215,235 @@
           <w:szCs w:val="28"/>
           <w:lang w:val="en-US"/>
         </w:rPr>
-        <w:t xml:space="preserve">  title VARCHAR(500) NOT NULL,</w:t>
-      </w:r>
-    </w:p>
-    <w:p>
-      <w:pPr>
-        <w:rPr>
-          <w:rFonts w:ascii="Consolas" w:hAnsi="Consolas" w:cs="Times New Roman"/>
-          <w:szCs w:val="28"/>
-          <w:lang w:val="en-US"/>
-        </w:rPr>
-      </w:pPr>
-      <w:r>
-        <w:rPr>
-          <w:rFonts w:ascii="Consolas" w:hAnsi="Consolas" w:cs="Times New Roman"/>
-          <w:szCs w:val="28"/>
-          <w:lang w:val="en-US"/>
-        </w:rPr>
-        <w:t xml:space="preserve">  calories DOUBLE(15, 2) NOT NULL,</w:t>
-      </w:r>
-    </w:p>
-    <w:p>
-      <w:pPr>
-        <w:rPr>
-          <w:rFonts w:ascii="Consolas" w:hAnsi="Consolas" w:cs="Times New Roman"/>
-          <w:szCs w:val="28"/>
-          <w:lang w:val="en-US"/>
-        </w:rPr>
-      </w:pPr>
-      <w:r>
-        <w:rPr>
-          <w:rFonts w:ascii="Consolas" w:hAnsi="Consolas" w:cs="Times New Roman"/>
-          <w:szCs w:val="28"/>
-          <w:lang w:val="en-US"/>
-        </w:rPr>
-        <w:t xml:space="preserve">  proteins DOUBLE(15, 2) NOT NULL,</w:t>
-      </w:r>
-    </w:p>
-    <w:p>
-      <w:pPr>
-        <w:rPr>
-          <w:rFonts w:ascii="Consolas" w:hAnsi="Consolas" w:cs="Times New Roman"/>
-          <w:szCs w:val="28"/>
-          <w:lang w:val="en-US"/>
-        </w:rPr>
-      </w:pPr>
-      <w:r>
-        <w:rPr>
-          <w:rFonts w:ascii="Consolas" w:hAnsi="Consolas" w:cs="Times New Roman"/>
-          <w:szCs w:val="28"/>
-          <w:lang w:val="en-US"/>
-        </w:rPr>
-        <w:t xml:space="preserve">  fats DOUBLE(15, 2) NOT NULL,</w:t>
-      </w:r>
-    </w:p>
-    <w:p>
-      <w:pPr>
-        <w:rPr>
-          <w:rFonts w:ascii="Consolas" w:hAnsi="Consolas" w:cs="Times New Roman"/>
-          <w:szCs w:val="28"/>
-          <w:lang w:val="en-US"/>
-        </w:rPr>
-      </w:pPr>
-      <w:r>
-        <w:rPr>
-          <w:rFonts w:ascii="Consolas" w:hAnsi="Consolas" w:cs="Times New Roman"/>
-          <w:szCs w:val="28"/>
-          <w:lang w:val="en-US"/>
-        </w:rPr>
-        <w:t xml:space="preserve">  carbohydrates DOUBLE(15, 2) NOT NULL,</w:t>
-      </w:r>
-    </w:p>
-    <w:p>
-      <w:pPr>
-        <w:rPr>
-          <w:rFonts w:ascii="Consolas" w:hAnsi="Consolas" w:cs="Times New Roman"/>
-          <w:szCs w:val="28"/>
-          <w:lang w:val="en-US"/>
-        </w:rPr>
-      </w:pPr>
-      <w:r>
-        <w:rPr>
-          <w:rFonts w:ascii="Consolas" w:hAnsi="Consolas" w:cs="Times New Roman"/>
-          <w:szCs w:val="28"/>
-          <w:lang w:val="en-US"/>
-        </w:rPr>
-        <w:t xml:space="preserve">  sugar DOUBLE(15, 2) NOT NULL,</w:t>
-      </w:r>
-    </w:p>
-    <w:p>
-      <w:pPr>
-        <w:rPr>
-          <w:rFonts w:ascii="Consolas" w:hAnsi="Consolas" w:cs="Times New Roman"/>
-          <w:szCs w:val="28"/>
-          <w:lang w:val="en-US"/>
-        </w:rPr>
-      </w:pPr>
-      <w:r>
-        <w:rPr>
-          <w:rFonts w:ascii="Consolas" w:hAnsi="Consolas" w:cs="Times New Roman"/>
-          <w:szCs w:val="28"/>
-          <w:lang w:val="en-US"/>
-        </w:rPr>
-        <w:t xml:space="preserve">  fiber DOUBLE(15, 2) NOT NULL</w:t>
+        <w:t xml:space="preserve">  title </w:t>
+      </w:r>
+      <w:proofErr w:type="gramStart"/>
+      <w:r>
+        <w:rPr>
+          <w:rFonts w:ascii="Consolas" w:hAnsi="Consolas" w:cs="Times New Roman"/>
+          <w:szCs w:val="28"/>
+          <w:lang w:val="en-US"/>
+        </w:rPr>
+        <w:t>VARCHAR(</w:t>
+      </w:r>
+      <w:proofErr w:type="gramEnd"/>
+      <w:r>
+        <w:rPr>
+          <w:rFonts w:ascii="Consolas" w:hAnsi="Consolas" w:cs="Times New Roman"/>
+          <w:szCs w:val="28"/>
+          <w:lang w:val="en-US"/>
+        </w:rPr>
+        <w:t>500) NOT NULL,</w:t>
+      </w:r>
+    </w:p>
+    <w:p>
+      <w:pPr>
+        <w:rPr>
+          <w:rFonts w:ascii="Consolas" w:hAnsi="Consolas" w:cs="Times New Roman"/>
+          <w:szCs w:val="28"/>
+          <w:lang w:val="en-US"/>
+        </w:rPr>
+      </w:pPr>
+      <w:r>
+        <w:rPr>
+          <w:rFonts w:ascii="Consolas" w:hAnsi="Consolas" w:cs="Times New Roman"/>
+          <w:szCs w:val="28"/>
+          <w:lang w:val="en-US"/>
+        </w:rPr>
+        <w:t xml:space="preserve">  calories </w:t>
+      </w:r>
+      <w:proofErr w:type="gramStart"/>
+      <w:r>
+        <w:rPr>
+          <w:rFonts w:ascii="Consolas" w:hAnsi="Consolas" w:cs="Times New Roman"/>
+          <w:szCs w:val="28"/>
+          <w:lang w:val="en-US"/>
+        </w:rPr>
+        <w:t>DOUBLE(</w:t>
+      </w:r>
+      <w:proofErr w:type="gramEnd"/>
+      <w:r>
+        <w:rPr>
+          <w:rFonts w:ascii="Consolas" w:hAnsi="Consolas" w:cs="Times New Roman"/>
+          <w:szCs w:val="28"/>
+          <w:lang w:val="en-US"/>
+        </w:rPr>
+        <w:t>15, 2) NOT NULL,</w:t>
+      </w:r>
+    </w:p>
+    <w:p>
+      <w:pPr>
+        <w:rPr>
+          <w:rFonts w:ascii="Consolas" w:hAnsi="Consolas" w:cs="Times New Roman"/>
+          <w:szCs w:val="28"/>
+          <w:lang w:val="en-US"/>
+        </w:rPr>
+      </w:pPr>
+      <w:r>
+        <w:rPr>
+          <w:rFonts w:ascii="Consolas" w:hAnsi="Consolas" w:cs="Times New Roman"/>
+          <w:szCs w:val="28"/>
+          <w:lang w:val="en-US"/>
+        </w:rPr>
+        <w:t xml:space="preserve">  proteins </w:t>
+      </w:r>
+      <w:proofErr w:type="gramStart"/>
+      <w:r>
+        <w:rPr>
+          <w:rFonts w:ascii="Consolas" w:hAnsi="Consolas" w:cs="Times New Roman"/>
+          <w:szCs w:val="28"/>
+          <w:lang w:val="en-US"/>
+        </w:rPr>
+        <w:t>DOUBLE(</w:t>
+      </w:r>
+      <w:proofErr w:type="gramEnd"/>
+      <w:r>
+        <w:rPr>
+          <w:rFonts w:ascii="Consolas" w:hAnsi="Consolas" w:cs="Times New Roman"/>
+          <w:szCs w:val="28"/>
+          <w:lang w:val="en-US"/>
+        </w:rPr>
+        <w:t>15, 2) NOT NULL,</w:t>
+      </w:r>
+    </w:p>
+    <w:p>
+      <w:pPr>
+        <w:rPr>
+          <w:rFonts w:ascii="Consolas" w:hAnsi="Consolas" w:cs="Times New Roman"/>
+          <w:szCs w:val="28"/>
+          <w:lang w:val="en-US"/>
+        </w:rPr>
+      </w:pPr>
+      <w:r>
+        <w:rPr>
+          <w:rFonts w:ascii="Consolas" w:hAnsi="Consolas" w:cs="Times New Roman"/>
+          <w:szCs w:val="28"/>
+          <w:lang w:val="en-US"/>
+        </w:rPr>
+        <w:t xml:space="preserve">  fats </w:t>
+      </w:r>
+      <w:proofErr w:type="gramStart"/>
+      <w:r>
+        <w:rPr>
+          <w:rFonts w:ascii="Consolas" w:hAnsi="Consolas" w:cs="Times New Roman"/>
+          <w:szCs w:val="28"/>
+          <w:lang w:val="en-US"/>
+        </w:rPr>
+        <w:t>DOUBLE(</w:t>
+      </w:r>
+      <w:proofErr w:type="gramEnd"/>
+      <w:r>
+        <w:rPr>
+          <w:rFonts w:ascii="Consolas" w:hAnsi="Consolas" w:cs="Times New Roman"/>
+          <w:szCs w:val="28"/>
+          <w:lang w:val="en-US"/>
+        </w:rPr>
+        <w:t>15, 2) NOT NULL,</w:t>
+      </w:r>
+    </w:p>
+    <w:p>
+      <w:pPr>
+        <w:rPr>
+          <w:rFonts w:ascii="Consolas" w:hAnsi="Consolas" w:cs="Times New Roman"/>
+          <w:szCs w:val="28"/>
+          <w:lang w:val="en-US"/>
+        </w:rPr>
+      </w:pPr>
+      <w:r>
+        <w:rPr>
+          <w:rFonts w:ascii="Consolas" w:hAnsi="Consolas" w:cs="Times New Roman"/>
+          <w:szCs w:val="28"/>
+          <w:lang w:val="en-US"/>
+        </w:rPr>
+        <w:t xml:space="preserve">  carbohydrates </w:t>
+      </w:r>
+      <w:proofErr w:type="gramStart"/>
+      <w:r>
+        <w:rPr>
+          <w:rFonts w:ascii="Consolas" w:hAnsi="Consolas" w:cs="Times New Roman"/>
+          <w:szCs w:val="28"/>
+          <w:lang w:val="en-US"/>
+        </w:rPr>
+        <w:t>DOUBLE(</w:t>
+      </w:r>
+      <w:proofErr w:type="gramEnd"/>
+      <w:r>
+        <w:rPr>
+          <w:rFonts w:ascii="Consolas" w:hAnsi="Consolas" w:cs="Times New Roman"/>
+          <w:szCs w:val="28"/>
+          <w:lang w:val="en-US"/>
+        </w:rPr>
+        <w:t>15, 2) NOT NULL,</w:t>
+      </w:r>
+    </w:p>
+    <w:p>
+      <w:pPr>
+        <w:rPr>
+          <w:rFonts w:ascii="Consolas" w:hAnsi="Consolas" w:cs="Times New Roman"/>
+          <w:szCs w:val="28"/>
+          <w:lang w:val="en-US"/>
+        </w:rPr>
+      </w:pPr>
+      <w:r>
+        <w:rPr>
+          <w:rFonts w:ascii="Consolas" w:hAnsi="Consolas" w:cs="Times New Roman"/>
+          <w:szCs w:val="28"/>
+          <w:lang w:val="en-US"/>
+        </w:rPr>
+        <w:t xml:space="preserve">  sugar </w:t>
+      </w:r>
+      <w:proofErr w:type="gramStart"/>
+      <w:r>
+        <w:rPr>
+          <w:rFonts w:ascii="Consolas" w:hAnsi="Consolas" w:cs="Times New Roman"/>
+          <w:szCs w:val="28"/>
+          <w:lang w:val="en-US"/>
+        </w:rPr>
+        <w:t>DOUBLE(</w:t>
+      </w:r>
+      <w:proofErr w:type="gramEnd"/>
+      <w:r>
+        <w:rPr>
+          <w:rFonts w:ascii="Consolas" w:hAnsi="Consolas" w:cs="Times New Roman"/>
+          <w:szCs w:val="28"/>
+          <w:lang w:val="en-US"/>
+        </w:rPr>
+        <w:t>15, 2) NOT NULL,</w:t>
+      </w:r>
+    </w:p>
+    <w:p>
+      <w:pPr>
+        <w:rPr>
+          <w:rFonts w:ascii="Consolas" w:hAnsi="Consolas" w:cs="Times New Roman"/>
+          <w:szCs w:val="28"/>
+          <w:lang w:val="en-US"/>
+        </w:rPr>
+      </w:pPr>
+      <w:r>
+        <w:rPr>
+          <w:rFonts w:ascii="Consolas" w:hAnsi="Consolas" w:cs="Times New Roman"/>
+          <w:szCs w:val="28"/>
+          <w:lang w:val="en-US"/>
+        </w:rPr>
+        <w:t xml:space="preserve">  fiber </w:t>
+      </w:r>
+      <w:proofErr w:type="gramStart"/>
+      <w:r>
+        <w:rPr>
+          <w:rFonts w:ascii="Consolas" w:hAnsi="Consolas" w:cs="Times New Roman"/>
+          <w:szCs w:val="28"/>
+          <w:lang w:val="en-US"/>
+        </w:rPr>
+        <w:t>DOUBLE(</w:t>
+      </w:r>
+      <w:proofErr w:type="gramEnd"/>
+      <w:r>
+        <w:rPr>
+          <w:rFonts w:ascii="Consolas" w:hAnsi="Consolas" w:cs="Times New Roman"/>
+          <w:szCs w:val="28"/>
+          <w:lang w:val="en-US"/>
+        </w:rPr>
+        <w:t>15, 2) NOT NULL</w:t>
       </w:r>
       <w:r>
         <w:rPr>
@@ -2215,7 +2563,16 @@
           <w:szCs w:val="28"/>
           <w:lang w:val="en-US"/>
         </w:rPr>
-        <w:t>nutritional_ingredient</w:t>
+        <w:t>nutritional_</w:t>
+      </w:r>
+      <w:proofErr w:type="gramStart"/>
+      <w:r>
+        <w:rPr>
+          <w:rFonts w:ascii="Consolas" w:hAnsi="Consolas" w:cs="Times New Roman"/>
+          <w:szCs w:val="28"/>
+          <w:lang w:val="en-US"/>
+        </w:rPr>
+        <w:t>ingredient</w:t>
       </w:r>
       <w:proofErr w:type="spellEnd"/>
       <w:r>
@@ -2226,6 +2583,7 @@
         </w:rPr>
         <w:t>(</w:t>
       </w:r>
+      <w:proofErr w:type="gramEnd"/>
     </w:p>
     <w:p>
       <w:pPr>
@@ -2258,109 +2616,235 @@
           <w:szCs w:val="28"/>
           <w:lang w:val="en-US"/>
         </w:rPr>
-        <w:t xml:space="preserve">  title VARCHAR(500) NOT NULL,</w:t>
-      </w:r>
-    </w:p>
-    <w:p>
-      <w:pPr>
-        <w:rPr>
-          <w:rFonts w:ascii="Consolas" w:hAnsi="Consolas" w:cs="Times New Roman"/>
-          <w:szCs w:val="28"/>
-          <w:lang w:val="en-US"/>
-        </w:rPr>
-      </w:pPr>
-      <w:r>
-        <w:rPr>
-          <w:rFonts w:ascii="Consolas" w:hAnsi="Consolas" w:cs="Times New Roman"/>
-          <w:szCs w:val="28"/>
-          <w:lang w:val="en-US"/>
-        </w:rPr>
-        <w:t xml:space="preserve">  calories DOUBLE(15, 2) NOT NULL,</w:t>
-      </w:r>
-    </w:p>
-    <w:p>
-      <w:pPr>
-        <w:rPr>
-          <w:rFonts w:ascii="Consolas" w:hAnsi="Consolas" w:cs="Times New Roman"/>
-          <w:szCs w:val="28"/>
-          <w:lang w:val="en-US"/>
-        </w:rPr>
-      </w:pPr>
-      <w:r>
-        <w:rPr>
-          <w:rFonts w:ascii="Consolas" w:hAnsi="Consolas" w:cs="Times New Roman"/>
-          <w:szCs w:val="28"/>
-          <w:lang w:val="en-US"/>
-        </w:rPr>
-        <w:t xml:space="preserve">  proteins DOUBLE(15, 2) NOT NULL,</w:t>
-      </w:r>
-    </w:p>
-    <w:p>
-      <w:pPr>
-        <w:rPr>
-          <w:rFonts w:ascii="Consolas" w:hAnsi="Consolas" w:cs="Times New Roman"/>
-          <w:szCs w:val="28"/>
-          <w:lang w:val="en-US"/>
-        </w:rPr>
-      </w:pPr>
-      <w:r>
-        <w:rPr>
-          <w:rFonts w:ascii="Consolas" w:hAnsi="Consolas" w:cs="Times New Roman"/>
-          <w:szCs w:val="28"/>
-          <w:lang w:val="en-US"/>
-        </w:rPr>
-        <w:t xml:space="preserve">  fats DOUBLE(15, 2) NOT NULL,</w:t>
-      </w:r>
-    </w:p>
-    <w:p>
-      <w:pPr>
-        <w:rPr>
-          <w:rFonts w:ascii="Consolas" w:hAnsi="Consolas" w:cs="Times New Roman"/>
-          <w:szCs w:val="28"/>
-          <w:lang w:val="en-US"/>
-        </w:rPr>
-      </w:pPr>
-      <w:r>
-        <w:rPr>
-          <w:rFonts w:ascii="Consolas" w:hAnsi="Consolas" w:cs="Times New Roman"/>
-          <w:szCs w:val="28"/>
-          <w:lang w:val="en-US"/>
-        </w:rPr>
-        <w:t xml:space="preserve">  carbohydrates DOUBLE(15, 2) NOT NULL,</w:t>
-      </w:r>
-    </w:p>
-    <w:p>
-      <w:pPr>
-        <w:rPr>
-          <w:rFonts w:ascii="Consolas" w:hAnsi="Consolas" w:cs="Times New Roman"/>
-          <w:szCs w:val="28"/>
-          <w:lang w:val="en-US"/>
-        </w:rPr>
-      </w:pPr>
-      <w:r>
-        <w:rPr>
-          <w:rFonts w:ascii="Consolas" w:hAnsi="Consolas" w:cs="Times New Roman"/>
-          <w:szCs w:val="28"/>
-          <w:lang w:val="en-US"/>
-        </w:rPr>
-        <w:t xml:space="preserve">  sugar DOUBLE(15, 2) NOT NULL,</w:t>
-      </w:r>
-    </w:p>
-    <w:p>
-      <w:pPr>
-        <w:rPr>
-          <w:rFonts w:ascii="Consolas" w:hAnsi="Consolas" w:cs="Times New Roman"/>
-          <w:szCs w:val="28"/>
-          <w:lang w:val="en-US"/>
-        </w:rPr>
-      </w:pPr>
-      <w:r>
-        <w:rPr>
-          <w:rFonts w:ascii="Consolas" w:hAnsi="Consolas" w:cs="Times New Roman"/>
-          <w:szCs w:val="28"/>
-          <w:lang w:val="en-US"/>
-        </w:rPr>
-        <w:t xml:space="preserve">  fiber DOUBLE(15, 2) NOT NULL</w:t>
+        <w:t xml:space="preserve">  title </w:t>
+      </w:r>
+      <w:proofErr w:type="gramStart"/>
+      <w:r>
+        <w:rPr>
+          <w:rFonts w:ascii="Consolas" w:hAnsi="Consolas" w:cs="Times New Roman"/>
+          <w:szCs w:val="28"/>
+          <w:lang w:val="en-US"/>
+        </w:rPr>
+        <w:t>VARCHAR(</w:t>
+      </w:r>
+      <w:proofErr w:type="gramEnd"/>
+      <w:r>
+        <w:rPr>
+          <w:rFonts w:ascii="Consolas" w:hAnsi="Consolas" w:cs="Times New Roman"/>
+          <w:szCs w:val="28"/>
+          <w:lang w:val="en-US"/>
+        </w:rPr>
+        <w:t>500) NOT NULL,</w:t>
+      </w:r>
+    </w:p>
+    <w:p>
+      <w:pPr>
+        <w:rPr>
+          <w:rFonts w:ascii="Consolas" w:hAnsi="Consolas" w:cs="Times New Roman"/>
+          <w:szCs w:val="28"/>
+          <w:lang w:val="en-US"/>
+        </w:rPr>
+      </w:pPr>
+      <w:r>
+        <w:rPr>
+          <w:rFonts w:ascii="Consolas" w:hAnsi="Consolas" w:cs="Times New Roman"/>
+          <w:szCs w:val="28"/>
+          <w:lang w:val="en-US"/>
+        </w:rPr>
+        <w:t xml:space="preserve">  calories </w:t>
+      </w:r>
+      <w:proofErr w:type="gramStart"/>
+      <w:r>
+        <w:rPr>
+          <w:rFonts w:ascii="Consolas" w:hAnsi="Consolas" w:cs="Times New Roman"/>
+          <w:szCs w:val="28"/>
+          <w:lang w:val="en-US"/>
+        </w:rPr>
+        <w:t>DOUBLE(</w:t>
+      </w:r>
+      <w:proofErr w:type="gramEnd"/>
+      <w:r>
+        <w:rPr>
+          <w:rFonts w:ascii="Consolas" w:hAnsi="Consolas" w:cs="Times New Roman"/>
+          <w:szCs w:val="28"/>
+          <w:lang w:val="en-US"/>
+        </w:rPr>
+        <w:t>15, 2) NOT NULL,</w:t>
+      </w:r>
+    </w:p>
+    <w:p>
+      <w:pPr>
+        <w:rPr>
+          <w:rFonts w:ascii="Consolas" w:hAnsi="Consolas" w:cs="Times New Roman"/>
+          <w:szCs w:val="28"/>
+          <w:lang w:val="en-US"/>
+        </w:rPr>
+      </w:pPr>
+      <w:r>
+        <w:rPr>
+          <w:rFonts w:ascii="Consolas" w:hAnsi="Consolas" w:cs="Times New Roman"/>
+          <w:szCs w:val="28"/>
+          <w:lang w:val="en-US"/>
+        </w:rPr>
+        <w:t xml:space="preserve">  proteins </w:t>
+      </w:r>
+      <w:proofErr w:type="gramStart"/>
+      <w:r>
+        <w:rPr>
+          <w:rFonts w:ascii="Consolas" w:hAnsi="Consolas" w:cs="Times New Roman"/>
+          <w:szCs w:val="28"/>
+          <w:lang w:val="en-US"/>
+        </w:rPr>
+        <w:t>DOUBLE(</w:t>
+      </w:r>
+      <w:proofErr w:type="gramEnd"/>
+      <w:r>
+        <w:rPr>
+          <w:rFonts w:ascii="Consolas" w:hAnsi="Consolas" w:cs="Times New Roman"/>
+          <w:szCs w:val="28"/>
+          <w:lang w:val="en-US"/>
+        </w:rPr>
+        <w:t>15, 2) NOT NULL,</w:t>
+      </w:r>
+    </w:p>
+    <w:p>
+      <w:pPr>
+        <w:rPr>
+          <w:rFonts w:ascii="Consolas" w:hAnsi="Consolas" w:cs="Times New Roman"/>
+          <w:szCs w:val="28"/>
+          <w:lang w:val="en-US"/>
+        </w:rPr>
+      </w:pPr>
+      <w:r>
+        <w:rPr>
+          <w:rFonts w:ascii="Consolas" w:hAnsi="Consolas" w:cs="Times New Roman"/>
+          <w:szCs w:val="28"/>
+          <w:lang w:val="en-US"/>
+        </w:rPr>
+        <w:t xml:space="preserve">  fats </w:t>
+      </w:r>
+      <w:proofErr w:type="gramStart"/>
+      <w:r>
+        <w:rPr>
+          <w:rFonts w:ascii="Consolas" w:hAnsi="Consolas" w:cs="Times New Roman"/>
+          <w:szCs w:val="28"/>
+          <w:lang w:val="en-US"/>
+        </w:rPr>
+        <w:t>DOUBLE(</w:t>
+      </w:r>
+      <w:proofErr w:type="gramEnd"/>
+      <w:r>
+        <w:rPr>
+          <w:rFonts w:ascii="Consolas" w:hAnsi="Consolas" w:cs="Times New Roman"/>
+          <w:szCs w:val="28"/>
+          <w:lang w:val="en-US"/>
+        </w:rPr>
+        <w:t>15, 2) NOT NULL,</w:t>
+      </w:r>
+    </w:p>
+    <w:p>
+      <w:pPr>
+        <w:rPr>
+          <w:rFonts w:ascii="Consolas" w:hAnsi="Consolas" w:cs="Times New Roman"/>
+          <w:szCs w:val="28"/>
+          <w:lang w:val="en-US"/>
+        </w:rPr>
+      </w:pPr>
+      <w:r>
+        <w:rPr>
+          <w:rFonts w:ascii="Consolas" w:hAnsi="Consolas" w:cs="Times New Roman"/>
+          <w:szCs w:val="28"/>
+          <w:lang w:val="en-US"/>
+        </w:rPr>
+        <w:t xml:space="preserve">  carbohydrates </w:t>
+      </w:r>
+      <w:proofErr w:type="gramStart"/>
+      <w:r>
+        <w:rPr>
+          <w:rFonts w:ascii="Consolas" w:hAnsi="Consolas" w:cs="Times New Roman"/>
+          <w:szCs w:val="28"/>
+          <w:lang w:val="en-US"/>
+        </w:rPr>
+        <w:t>DOUBLE(</w:t>
+      </w:r>
+      <w:proofErr w:type="gramEnd"/>
+      <w:r>
+        <w:rPr>
+          <w:rFonts w:ascii="Consolas" w:hAnsi="Consolas" w:cs="Times New Roman"/>
+          <w:szCs w:val="28"/>
+          <w:lang w:val="en-US"/>
+        </w:rPr>
+        <w:t>15, 2) NOT NULL,</w:t>
+      </w:r>
+    </w:p>
+    <w:p>
+      <w:pPr>
+        <w:rPr>
+          <w:rFonts w:ascii="Consolas" w:hAnsi="Consolas" w:cs="Times New Roman"/>
+          <w:szCs w:val="28"/>
+          <w:lang w:val="en-US"/>
+        </w:rPr>
+      </w:pPr>
+      <w:r>
+        <w:rPr>
+          <w:rFonts w:ascii="Consolas" w:hAnsi="Consolas" w:cs="Times New Roman"/>
+          <w:szCs w:val="28"/>
+          <w:lang w:val="en-US"/>
+        </w:rPr>
+        <w:t xml:space="preserve">  sugar </w:t>
+      </w:r>
+      <w:proofErr w:type="gramStart"/>
+      <w:r>
+        <w:rPr>
+          <w:rFonts w:ascii="Consolas" w:hAnsi="Consolas" w:cs="Times New Roman"/>
+          <w:szCs w:val="28"/>
+          <w:lang w:val="en-US"/>
+        </w:rPr>
+        <w:t>DOUBLE(</w:t>
+      </w:r>
+      <w:proofErr w:type="gramEnd"/>
+      <w:r>
+        <w:rPr>
+          <w:rFonts w:ascii="Consolas" w:hAnsi="Consolas" w:cs="Times New Roman"/>
+          <w:szCs w:val="28"/>
+          <w:lang w:val="en-US"/>
+        </w:rPr>
+        <w:t>15, 2) NOT NULL,</w:t>
+      </w:r>
+    </w:p>
+    <w:p>
+      <w:pPr>
+        <w:rPr>
+          <w:rFonts w:ascii="Consolas" w:hAnsi="Consolas" w:cs="Times New Roman"/>
+          <w:szCs w:val="28"/>
+          <w:lang w:val="en-US"/>
+        </w:rPr>
+      </w:pPr>
+      <w:r>
+        <w:rPr>
+          <w:rFonts w:ascii="Consolas" w:hAnsi="Consolas" w:cs="Times New Roman"/>
+          <w:szCs w:val="28"/>
+          <w:lang w:val="en-US"/>
+        </w:rPr>
+        <w:t xml:space="preserve">  fiber </w:t>
+      </w:r>
+      <w:proofErr w:type="gramStart"/>
+      <w:r>
+        <w:rPr>
+          <w:rFonts w:ascii="Consolas" w:hAnsi="Consolas" w:cs="Times New Roman"/>
+          <w:szCs w:val="28"/>
+          <w:lang w:val="en-US"/>
+        </w:rPr>
+        <w:t>DOUBLE(</w:t>
+      </w:r>
+      <w:proofErr w:type="gramEnd"/>
+      <w:r>
+        <w:rPr>
+          <w:rFonts w:ascii="Consolas" w:hAnsi="Consolas" w:cs="Times New Roman"/>
+          <w:szCs w:val="28"/>
+          <w:lang w:val="en-US"/>
+        </w:rPr>
+        <w:t>15, 2) NOT NULL</w:t>
       </w:r>
       <w:r>
         <w:rPr>
@@ -2474,6 +2958,7 @@
         </w:rPr>
         <w:t xml:space="preserve">CREATE TABLE </w:t>
       </w:r>
+      <w:proofErr w:type="gramStart"/>
       <w:r>
         <w:rPr>
           <w:rFonts w:ascii="Consolas" w:hAnsi="Consolas" w:cs="Times New Roman"/>
@@ -2490,6 +2975,7 @@
         </w:rPr>
         <w:t>(</w:t>
       </w:r>
+      <w:proofErr w:type="gramEnd"/>
     </w:p>
     <w:p>
       <w:pPr>
@@ -2522,41 +3008,95 @@
           <w:szCs w:val="28"/>
           <w:lang w:val="en-US"/>
         </w:rPr>
-        <w:t xml:space="preserve">  title VARCHAR(100) NOT NULL,</w:t>
-      </w:r>
-    </w:p>
-    <w:p>
-      <w:pPr>
-        <w:rPr>
-          <w:rFonts w:ascii="Consolas" w:hAnsi="Consolas" w:cs="Times New Roman"/>
-          <w:szCs w:val="28"/>
-          <w:lang w:val="en-US"/>
-        </w:rPr>
-      </w:pPr>
-      <w:r>
-        <w:rPr>
-          <w:rFonts w:ascii="Consolas" w:hAnsi="Consolas" w:cs="Times New Roman"/>
-          <w:szCs w:val="28"/>
-          <w:lang w:val="en-US"/>
-        </w:rPr>
-        <w:t xml:space="preserve">  img VARCHAR(255) NOT NULL,</w:t>
-      </w:r>
-    </w:p>
-    <w:p>
-      <w:pPr>
-        <w:rPr>
-          <w:rFonts w:ascii="Consolas" w:hAnsi="Consolas" w:cs="Times New Roman"/>
-          <w:szCs w:val="28"/>
-          <w:lang w:val="en-US"/>
-        </w:rPr>
-      </w:pPr>
-      <w:r>
-        <w:rPr>
-          <w:rFonts w:ascii="Consolas" w:hAnsi="Consolas" w:cs="Times New Roman"/>
-          <w:szCs w:val="28"/>
-          <w:lang w:val="en-US"/>
-        </w:rPr>
-        <w:t xml:space="preserve">  description VARCHAR(850) NOT NULL,</w:t>
+        <w:t xml:space="preserve">  title </w:t>
+      </w:r>
+      <w:proofErr w:type="gramStart"/>
+      <w:r>
+        <w:rPr>
+          <w:rFonts w:ascii="Consolas" w:hAnsi="Consolas" w:cs="Times New Roman"/>
+          <w:szCs w:val="28"/>
+          <w:lang w:val="en-US"/>
+        </w:rPr>
+        <w:t>VARCHAR(</w:t>
+      </w:r>
+      <w:proofErr w:type="gramEnd"/>
+      <w:r>
+        <w:rPr>
+          <w:rFonts w:ascii="Consolas" w:hAnsi="Consolas" w:cs="Times New Roman"/>
+          <w:szCs w:val="28"/>
+          <w:lang w:val="en-US"/>
+        </w:rPr>
+        <w:t>100) NOT NULL,</w:t>
+      </w:r>
+    </w:p>
+    <w:p>
+      <w:pPr>
+        <w:rPr>
+          <w:rFonts w:ascii="Consolas" w:hAnsi="Consolas" w:cs="Times New Roman"/>
+          <w:szCs w:val="28"/>
+          <w:lang w:val="en-US"/>
+        </w:rPr>
+      </w:pPr>
+      <w:r>
+        <w:rPr>
+          <w:rFonts w:ascii="Consolas" w:hAnsi="Consolas" w:cs="Times New Roman"/>
+          <w:szCs w:val="28"/>
+          <w:lang w:val="en-US"/>
+        </w:rPr>
+        <w:t xml:space="preserve">  img </w:t>
+      </w:r>
+      <w:proofErr w:type="gramStart"/>
+      <w:r>
+        <w:rPr>
+          <w:rFonts w:ascii="Consolas" w:hAnsi="Consolas" w:cs="Times New Roman"/>
+          <w:szCs w:val="28"/>
+          <w:lang w:val="en-US"/>
+        </w:rPr>
+        <w:t>VARCHAR(</w:t>
+      </w:r>
+      <w:proofErr w:type="gramEnd"/>
+      <w:r>
+        <w:rPr>
+          <w:rFonts w:ascii="Consolas" w:hAnsi="Consolas" w:cs="Times New Roman"/>
+          <w:szCs w:val="28"/>
+          <w:lang w:val="en-US"/>
+        </w:rPr>
+        <w:t>255) NOT NULL,</w:t>
+      </w:r>
+    </w:p>
+    <w:p>
+      <w:pPr>
+        <w:rPr>
+          <w:rFonts w:ascii="Consolas" w:hAnsi="Consolas" w:cs="Times New Roman"/>
+          <w:szCs w:val="28"/>
+          <w:lang w:val="en-US"/>
+        </w:rPr>
+      </w:pPr>
+      <w:r>
+        <w:rPr>
+          <w:rFonts w:ascii="Consolas" w:hAnsi="Consolas" w:cs="Times New Roman"/>
+          <w:szCs w:val="28"/>
+          <w:lang w:val="en-US"/>
+        </w:rPr>
+        <w:t xml:space="preserve">  description </w:t>
+      </w:r>
+      <w:proofErr w:type="gramStart"/>
+      <w:r>
+        <w:rPr>
+          <w:rFonts w:ascii="Consolas" w:hAnsi="Consolas" w:cs="Times New Roman"/>
+          <w:szCs w:val="28"/>
+          <w:lang w:val="en-US"/>
+        </w:rPr>
+        <w:t>VARCHAR(</w:t>
+      </w:r>
+      <w:proofErr w:type="gramEnd"/>
+      <w:r>
+        <w:rPr>
+          <w:rFonts w:ascii="Consolas" w:hAnsi="Consolas" w:cs="Times New Roman"/>
+          <w:szCs w:val="28"/>
+          <w:lang w:val="en-US"/>
+        </w:rPr>
+        <w:t>850) NOT NULL,</w:t>
       </w:r>
     </w:p>
     <w:p>
@@ -2591,41 +3131,95 @@
           <w:szCs w:val="28"/>
           <w:lang w:val="en-US"/>
         </w:rPr>
-        <w:t xml:space="preserve"> INTEGER(7) NOT NULL,</w:t>
-      </w:r>
-    </w:p>
-    <w:p>
-      <w:pPr>
-        <w:rPr>
-          <w:rFonts w:ascii="Consolas" w:hAnsi="Consolas" w:cs="Times New Roman"/>
-          <w:szCs w:val="28"/>
-          <w:lang w:val="en-US"/>
-        </w:rPr>
-      </w:pPr>
-      <w:r>
-        <w:rPr>
-          <w:rFonts w:ascii="Consolas" w:hAnsi="Consolas" w:cs="Times New Roman"/>
-          <w:szCs w:val="28"/>
-          <w:lang w:val="en-US"/>
-        </w:rPr>
-        <w:t xml:space="preserve">  complexity VARCHAR(15) NOT NULL,</w:t>
-      </w:r>
-    </w:p>
-    <w:p>
-      <w:pPr>
-        <w:rPr>
-          <w:rFonts w:ascii="Consolas" w:hAnsi="Consolas" w:cs="Times New Roman"/>
-          <w:szCs w:val="28"/>
-          <w:lang w:val="en-US"/>
-        </w:rPr>
-      </w:pPr>
-      <w:r>
-        <w:rPr>
-          <w:rFonts w:ascii="Consolas" w:hAnsi="Consolas" w:cs="Times New Roman"/>
-          <w:szCs w:val="28"/>
-          <w:lang w:val="en-US"/>
-        </w:rPr>
-        <w:t xml:space="preserve">  weight DOUBLE(8, 2) NOT NULL,</w:t>
+        <w:t xml:space="preserve"> </w:t>
+      </w:r>
+      <w:proofErr w:type="gramStart"/>
+      <w:r>
+        <w:rPr>
+          <w:rFonts w:ascii="Consolas" w:hAnsi="Consolas" w:cs="Times New Roman"/>
+          <w:szCs w:val="28"/>
+          <w:lang w:val="en-US"/>
+        </w:rPr>
+        <w:t>INTEGER(</w:t>
+      </w:r>
+      <w:proofErr w:type="gramEnd"/>
+      <w:r>
+        <w:rPr>
+          <w:rFonts w:ascii="Consolas" w:hAnsi="Consolas" w:cs="Times New Roman"/>
+          <w:szCs w:val="28"/>
+          <w:lang w:val="en-US"/>
+        </w:rPr>
+        <w:t>7) NOT NULL,</w:t>
+      </w:r>
+    </w:p>
+    <w:p>
+      <w:pPr>
+        <w:rPr>
+          <w:rFonts w:ascii="Consolas" w:hAnsi="Consolas" w:cs="Times New Roman"/>
+          <w:szCs w:val="28"/>
+          <w:lang w:val="en-US"/>
+        </w:rPr>
+      </w:pPr>
+      <w:r>
+        <w:rPr>
+          <w:rFonts w:ascii="Consolas" w:hAnsi="Consolas" w:cs="Times New Roman"/>
+          <w:szCs w:val="28"/>
+          <w:lang w:val="en-US"/>
+        </w:rPr>
+        <w:t xml:space="preserve">  complexity </w:t>
+      </w:r>
+      <w:proofErr w:type="gramStart"/>
+      <w:r>
+        <w:rPr>
+          <w:rFonts w:ascii="Consolas" w:hAnsi="Consolas" w:cs="Times New Roman"/>
+          <w:szCs w:val="28"/>
+          <w:lang w:val="en-US"/>
+        </w:rPr>
+        <w:t>VARCHAR(</w:t>
+      </w:r>
+      <w:proofErr w:type="gramEnd"/>
+      <w:r>
+        <w:rPr>
+          <w:rFonts w:ascii="Consolas" w:hAnsi="Consolas" w:cs="Times New Roman"/>
+          <w:szCs w:val="28"/>
+          <w:lang w:val="en-US"/>
+        </w:rPr>
+        <w:t>15) NOT NULL,</w:t>
+      </w:r>
+    </w:p>
+    <w:p>
+      <w:pPr>
+        <w:rPr>
+          <w:rFonts w:ascii="Consolas" w:hAnsi="Consolas" w:cs="Times New Roman"/>
+          <w:szCs w:val="28"/>
+          <w:lang w:val="en-US"/>
+        </w:rPr>
+      </w:pPr>
+      <w:r>
+        <w:rPr>
+          <w:rFonts w:ascii="Consolas" w:hAnsi="Consolas" w:cs="Times New Roman"/>
+          <w:szCs w:val="28"/>
+          <w:lang w:val="en-US"/>
+        </w:rPr>
+        <w:t xml:space="preserve">  weight </w:t>
+      </w:r>
+      <w:proofErr w:type="gramStart"/>
+      <w:r>
+        <w:rPr>
+          <w:rFonts w:ascii="Consolas" w:hAnsi="Consolas" w:cs="Times New Roman"/>
+          <w:szCs w:val="28"/>
+          <w:lang w:val="en-US"/>
+        </w:rPr>
+        <w:t>DOUBLE(</w:t>
+      </w:r>
+      <w:proofErr w:type="gramEnd"/>
+      <w:r>
+        <w:rPr>
+          <w:rFonts w:ascii="Consolas" w:hAnsi="Consolas" w:cs="Times New Roman"/>
+          <w:szCs w:val="28"/>
+          <w:lang w:val="en-US"/>
+        </w:rPr>
+        <w:t>8, 2) NOT NULL,</w:t>
       </w:r>
     </w:p>
     <w:p>
@@ -2868,8 +3462,18 @@
           <w:lang w:val="en-US"/>
         </w:rPr>
         <w:lastRenderedPageBreak/>
-        <w:t>CREATE TABLE steps(</w:t>
-      </w:r>
+        <w:t xml:space="preserve">CREATE TABLE </w:t>
+      </w:r>
+      <w:proofErr w:type="gramStart"/>
+      <w:r>
+        <w:rPr>
+          <w:rFonts w:ascii="Consolas" w:hAnsi="Consolas" w:cs="Times New Roman"/>
+          <w:szCs w:val="28"/>
+          <w:lang w:val="en-US"/>
+        </w:rPr>
+        <w:t>steps(</w:t>
+      </w:r>
+      <w:proofErr w:type="gramEnd"/>
     </w:p>
     <w:p>
       <w:pPr>
@@ -2902,58 +3506,130 @@
           <w:szCs w:val="28"/>
           <w:lang w:val="en-US"/>
         </w:rPr>
-        <w:t xml:space="preserve">  title VARCHAR(10) NOT NULL,</w:t>
-      </w:r>
-    </w:p>
-    <w:p>
-      <w:pPr>
-        <w:rPr>
-          <w:rFonts w:ascii="Consolas" w:hAnsi="Consolas" w:cs="Times New Roman"/>
-          <w:szCs w:val="28"/>
-          <w:lang w:val="en-US"/>
-        </w:rPr>
-      </w:pPr>
-      <w:r>
-        <w:rPr>
-          <w:rFonts w:ascii="Consolas" w:hAnsi="Consolas" w:cs="Times New Roman"/>
-          <w:szCs w:val="28"/>
-          <w:lang w:val="en-US"/>
-        </w:rPr>
-        <w:t xml:space="preserve">  description VARCHAR(2000) NOT NULL,</w:t>
-      </w:r>
-    </w:p>
-    <w:p>
-      <w:pPr>
-        <w:rPr>
-          <w:rFonts w:ascii="Consolas" w:hAnsi="Consolas" w:cs="Times New Roman"/>
-          <w:szCs w:val="28"/>
-          <w:lang w:val="en-US"/>
-        </w:rPr>
-      </w:pPr>
-      <w:r>
-        <w:rPr>
-          <w:rFonts w:ascii="Consolas" w:hAnsi="Consolas" w:cs="Times New Roman"/>
-          <w:szCs w:val="28"/>
-          <w:lang w:val="en-US"/>
-        </w:rPr>
-        <w:t xml:space="preserve">  equipment VARCHAR(500) NOT NULL,</w:t>
-      </w:r>
-    </w:p>
-    <w:p>
-      <w:pPr>
-        <w:rPr>
-          <w:rFonts w:ascii="Consolas" w:hAnsi="Consolas" w:cs="Times New Roman"/>
-          <w:szCs w:val="28"/>
-          <w:lang w:val="en-US"/>
-        </w:rPr>
-      </w:pPr>
-      <w:r>
-        <w:rPr>
-          <w:rFonts w:ascii="Consolas" w:hAnsi="Consolas" w:cs="Times New Roman"/>
-          <w:szCs w:val="28"/>
-          <w:lang w:val="en-US"/>
-        </w:rPr>
-        <w:t xml:space="preserve">  technic VARCHAR(100) NOT NULL,</w:t>
+        <w:t xml:space="preserve">  title </w:t>
+      </w:r>
+      <w:proofErr w:type="gramStart"/>
+      <w:r>
+        <w:rPr>
+          <w:rFonts w:ascii="Consolas" w:hAnsi="Consolas" w:cs="Times New Roman"/>
+          <w:szCs w:val="28"/>
+          <w:lang w:val="en-US"/>
+        </w:rPr>
+        <w:t>VARCHAR(</w:t>
+      </w:r>
+      <w:proofErr w:type="gramEnd"/>
+      <w:r>
+        <w:rPr>
+          <w:rFonts w:ascii="Consolas" w:hAnsi="Consolas" w:cs="Times New Roman"/>
+          <w:szCs w:val="28"/>
+          <w:lang w:val="en-US"/>
+        </w:rPr>
+        <w:t>10) NOT NULL,</w:t>
+      </w:r>
+    </w:p>
+    <w:p>
+      <w:pPr>
+        <w:rPr>
+          <w:rFonts w:ascii="Consolas" w:hAnsi="Consolas" w:cs="Times New Roman"/>
+          <w:szCs w:val="28"/>
+          <w:lang w:val="en-US"/>
+        </w:rPr>
+      </w:pPr>
+      <w:r>
+        <w:rPr>
+          <w:rFonts w:ascii="Consolas" w:hAnsi="Consolas" w:cs="Times New Roman"/>
+          <w:szCs w:val="28"/>
+          <w:lang w:val="en-US"/>
+        </w:rPr>
+        <w:t xml:space="preserve">  description </w:t>
+      </w:r>
+      <w:proofErr w:type="gramStart"/>
+      <w:r>
+        <w:rPr>
+          <w:rFonts w:ascii="Consolas" w:hAnsi="Consolas" w:cs="Times New Roman"/>
+          <w:szCs w:val="28"/>
+          <w:lang w:val="en-US"/>
+        </w:rPr>
+        <w:t>VARCHAR(</w:t>
+      </w:r>
+      <w:proofErr w:type="gramEnd"/>
+      <w:r>
+        <w:rPr>
+          <w:rFonts w:ascii="Consolas" w:hAnsi="Consolas" w:cs="Times New Roman"/>
+          <w:szCs w:val="28"/>
+          <w:lang w:val="en-US"/>
+        </w:rPr>
+        <w:t>2000) NOT NULL,</w:t>
+      </w:r>
+    </w:p>
+    <w:p>
+      <w:pPr>
+        <w:rPr>
+          <w:rFonts w:ascii="Consolas" w:hAnsi="Consolas" w:cs="Times New Roman"/>
+          <w:szCs w:val="28"/>
+          <w:lang w:val="en-US"/>
+        </w:rPr>
+      </w:pPr>
+      <w:r>
+        <w:rPr>
+          <w:rFonts w:ascii="Consolas" w:hAnsi="Consolas" w:cs="Times New Roman"/>
+          <w:szCs w:val="28"/>
+          <w:lang w:val="en-US"/>
+        </w:rPr>
+        <w:t xml:space="preserve">  equipment </w:t>
+      </w:r>
+      <w:proofErr w:type="gramStart"/>
+      <w:r>
+        <w:rPr>
+          <w:rFonts w:ascii="Consolas" w:hAnsi="Consolas" w:cs="Times New Roman"/>
+          <w:szCs w:val="28"/>
+          <w:lang w:val="en-US"/>
+        </w:rPr>
+        <w:t>VARCHAR(</w:t>
+      </w:r>
+      <w:proofErr w:type="gramEnd"/>
+      <w:r>
+        <w:rPr>
+          <w:rFonts w:ascii="Consolas" w:hAnsi="Consolas" w:cs="Times New Roman"/>
+          <w:szCs w:val="28"/>
+          <w:lang w:val="en-US"/>
+        </w:rPr>
+        <w:t>500) NOT NULL,</w:t>
+      </w:r>
+    </w:p>
+    <w:p>
+      <w:pPr>
+        <w:rPr>
+          <w:rFonts w:ascii="Consolas" w:hAnsi="Consolas" w:cs="Times New Roman"/>
+          <w:szCs w:val="28"/>
+          <w:lang w:val="en-US"/>
+        </w:rPr>
+      </w:pPr>
+      <w:r>
+        <w:rPr>
+          <w:rFonts w:ascii="Consolas" w:hAnsi="Consolas" w:cs="Times New Roman"/>
+          <w:szCs w:val="28"/>
+          <w:lang w:val="en-US"/>
+        </w:rPr>
+        <w:t xml:space="preserve">  technic </w:t>
+      </w:r>
+      <w:proofErr w:type="gramStart"/>
+      <w:r>
+        <w:rPr>
+          <w:rFonts w:ascii="Consolas" w:hAnsi="Consolas" w:cs="Times New Roman"/>
+          <w:szCs w:val="28"/>
+          <w:lang w:val="en-US"/>
+        </w:rPr>
+        <w:t>VARCHAR(</w:t>
+      </w:r>
+      <w:proofErr w:type="gramEnd"/>
+      <w:r>
+        <w:rPr>
+          <w:rFonts w:ascii="Consolas" w:hAnsi="Consolas" w:cs="Times New Roman"/>
+          <w:szCs w:val="28"/>
+          <w:lang w:val="en-US"/>
+        </w:rPr>
+        <w:t>100) NOT NULL,</w:t>
       </w:r>
     </w:p>
     <w:p>
@@ -3109,8 +3785,18 @@
           <w:szCs w:val="28"/>
           <w:lang w:val="en-US"/>
         </w:rPr>
-        <w:t>CREATE TABLE types(</w:t>
-      </w:r>
+        <w:t xml:space="preserve">CREATE TABLE </w:t>
+      </w:r>
+      <w:proofErr w:type="gramStart"/>
+      <w:r>
+        <w:rPr>
+          <w:rFonts w:ascii="Consolas" w:hAnsi="Consolas" w:cs="Times New Roman"/>
+          <w:szCs w:val="28"/>
+          <w:lang w:val="en-US"/>
+        </w:rPr>
+        <w:t>types(</w:t>
+      </w:r>
+      <w:proofErr w:type="gramEnd"/>
     </w:p>
     <w:p>
       <w:pPr>
@@ -3143,7 +3829,25 @@
           <w:szCs w:val="28"/>
           <w:lang w:val="en-US"/>
         </w:rPr>
-        <w:t xml:space="preserve">  title VARCHAR(30) NOT NULL</w:t>
+        <w:t xml:space="preserve">  title </w:t>
+      </w:r>
+      <w:proofErr w:type="gramStart"/>
+      <w:r>
+        <w:rPr>
+          <w:rFonts w:ascii="Consolas" w:hAnsi="Consolas" w:cs="Times New Roman"/>
+          <w:szCs w:val="28"/>
+          <w:lang w:val="en-US"/>
+        </w:rPr>
+        <w:t>VARCHAR(</w:t>
+      </w:r>
+      <w:proofErr w:type="gramEnd"/>
+      <w:r>
+        <w:rPr>
+          <w:rFonts w:ascii="Consolas" w:hAnsi="Consolas" w:cs="Times New Roman"/>
+          <w:szCs w:val="28"/>
+          <w:lang w:val="en-US"/>
+        </w:rPr>
+        <w:t>30) NOT NULL</w:t>
       </w:r>
     </w:p>
     <w:p>
@@ -11655,6 +12359,7 @@
         <w:t xml:space="preserve">SELECT </w:t>
       </w:r>
       <w:proofErr w:type="spellStart"/>
+      <w:proofErr w:type="gramStart"/>
       <w:r>
         <w:rPr>
           <w:rFonts w:ascii="Consolas" w:hAnsi="Consolas" w:cs="Times New Roman"/>
@@ -11664,6 +12369,7 @@
         <w:t>r.title</w:t>
       </w:r>
       <w:proofErr w:type="spellEnd"/>
+      <w:proofErr w:type="gramEnd"/>
       <w:r>
         <w:rPr>
           <w:rFonts w:ascii="Consolas" w:hAnsi="Consolas" w:cs="Times New Roman"/>
@@ -11760,6 +12466,7 @@
         <w:t xml:space="preserve">WHERE </w:t>
       </w:r>
       <w:proofErr w:type="spellStart"/>
+      <w:proofErr w:type="gramStart"/>
       <w:r>
         <w:rPr>
           <w:rFonts w:ascii="Consolas" w:hAnsi="Consolas" w:cs="Times New Roman"/>
@@ -11769,6 +12476,7 @@
         <w:t>nr.calories</w:t>
       </w:r>
       <w:proofErr w:type="spellEnd"/>
+      <w:proofErr w:type="gramEnd"/>
       <w:r>
         <w:rPr>
           <w:rFonts w:ascii="Consolas" w:hAnsi="Consolas" w:cs="Times New Roman"/>
@@ -12448,6 +13156,7 @@
         <w:t xml:space="preserve">SELECT </w:t>
       </w:r>
       <w:proofErr w:type="spellStart"/>
+      <w:proofErr w:type="gramStart"/>
       <w:r>
         <w:rPr>
           <w:rStyle w:val="token"/>
@@ -12459,6 +13168,7 @@
         <w:t>r.title</w:t>
       </w:r>
       <w:proofErr w:type="spellEnd"/>
+      <w:proofErr w:type="gramEnd"/>
       <w:r>
         <w:rPr>
           <w:rStyle w:val="token"/>
@@ -12586,6 +13296,7 @@
         <w:t xml:space="preserve">WHERE </w:t>
       </w:r>
       <w:proofErr w:type="spellStart"/>
+      <w:proofErr w:type="gramStart"/>
       <w:r>
         <w:rPr>
           <w:rStyle w:val="token"/>
@@ -12597,6 +13308,7 @@
         <w:t>nr.calories</w:t>
       </w:r>
       <w:proofErr w:type="spellEnd"/>
+      <w:proofErr w:type="gramEnd"/>
       <w:r>
         <w:rPr>
           <w:rStyle w:val="token"/>
@@ -12762,6 +13474,7 @@
         <w:t xml:space="preserve">    </w:t>
       </w:r>
       <w:proofErr w:type="spellStart"/>
+      <w:proofErr w:type="gramStart"/>
       <w:r>
         <w:rPr>
           <w:rFonts w:ascii="Consolas" w:hAnsi="Consolas" w:cs="Times New Roman"/>
@@ -12791,6 +13504,7 @@
         <w:t>title</w:t>
       </w:r>
       <w:proofErr w:type="spellEnd"/>
+      <w:proofErr w:type="gramEnd"/>
       <w:r>
         <w:rPr>
           <w:rStyle w:val="token"/>
@@ -12824,6 +13538,7 @@
         <w:t xml:space="preserve">    </w:t>
       </w:r>
       <w:proofErr w:type="spellStart"/>
+      <w:proofErr w:type="gramStart"/>
       <w:r>
         <w:rPr>
           <w:rFonts w:ascii="Consolas" w:hAnsi="Consolas" w:cs="Times New Roman"/>
@@ -12853,6 +13568,7 @@
         <w:t>calories</w:t>
       </w:r>
       <w:proofErr w:type="spellEnd"/>
+      <w:proofErr w:type="gramEnd"/>
       <w:r>
         <w:rPr>
           <w:rFonts w:ascii="Consolas" w:hAnsi="Consolas" w:cs="Times New Roman"/>
@@ -12925,6 +13641,7 @@
         <w:t xml:space="preserve">    </w:t>
       </w:r>
       <w:proofErr w:type="spellStart"/>
+      <w:proofErr w:type="gramStart"/>
       <w:r>
         <w:rPr>
           <w:rFonts w:ascii="Consolas" w:hAnsi="Consolas" w:cs="Times New Roman"/>
@@ -12954,6 +13671,7 @@
         <w:t>weight</w:t>
       </w:r>
       <w:proofErr w:type="spellEnd"/>
+      <w:proofErr w:type="gramEnd"/>
       <w:r>
         <w:rPr>
           <w:rStyle w:val="token"/>
@@ -12986,6 +13704,7 @@
         </w:rPr>
         <w:t xml:space="preserve">    </w:t>
       </w:r>
+      <w:proofErr w:type="gramStart"/>
       <w:r>
         <w:rPr>
           <w:rStyle w:val="token"/>
@@ -12997,6 +13716,7 @@
         <w:t>ROUND(</w:t>
       </w:r>
       <w:proofErr w:type="spellStart"/>
+      <w:proofErr w:type="gramEnd"/>
       <w:r>
         <w:rPr>
           <w:rFonts w:ascii="Consolas" w:hAnsi="Consolas" w:cs="Times New Roman"/>
@@ -14590,6 +15310,7 @@
         <w:t xml:space="preserve">    </w:t>
       </w:r>
       <w:proofErr w:type="spellStart"/>
+      <w:proofErr w:type="gramStart"/>
       <w:r>
         <w:rPr>
           <w:rFonts w:ascii="Consolas" w:hAnsi="Consolas" w:cs="Times New Roman"/>
@@ -14619,6 +15340,7 @@
         <w:t>title</w:t>
       </w:r>
       <w:proofErr w:type="spellEnd"/>
+      <w:proofErr w:type="gramEnd"/>
       <w:r>
         <w:rPr>
           <w:rFonts w:ascii="Consolas" w:hAnsi="Consolas" w:cs="Times New Roman"/>
@@ -14691,6 +15413,7 @@
         <w:t xml:space="preserve">    </w:t>
       </w:r>
       <w:proofErr w:type="spellStart"/>
+      <w:proofErr w:type="gramStart"/>
       <w:r>
         <w:rPr>
           <w:rFonts w:ascii="Consolas" w:hAnsi="Consolas" w:cs="Times New Roman"/>
@@ -14717,7 +15440,17 @@
           <w:szCs w:val="28"/>
           <w:lang w:val="en-US"/>
         </w:rPr>
-        <w:t>full_name</w:t>
+        <w:t>full</w:t>
+      </w:r>
+      <w:proofErr w:type="gramEnd"/>
+      <w:r>
+        <w:rPr>
+          <w:rFonts w:ascii="Consolas" w:hAnsi="Consolas" w:cs="Times New Roman"/>
+          <w:sz w:val="28"/>
+          <w:szCs w:val="28"/>
+          <w:lang w:val="en-US"/>
+        </w:rPr>
+        <w:t>_name</w:t>
       </w:r>
       <w:proofErr w:type="spellEnd"/>
       <w:r>
@@ -14792,6 +15525,7 @@
         <w:t xml:space="preserve">    </w:t>
       </w:r>
       <w:proofErr w:type="spellStart"/>
+      <w:proofErr w:type="gramStart"/>
       <w:r>
         <w:rPr>
           <w:rFonts w:ascii="Consolas" w:hAnsi="Consolas" w:cs="Times New Roman"/>
@@ -14821,6 +15555,7 @@
         <w:t>post</w:t>
       </w:r>
       <w:proofErr w:type="spellEnd"/>
+      <w:proofErr w:type="gramEnd"/>
       <w:r>
         <w:rPr>
           <w:rFonts w:ascii="Consolas" w:hAnsi="Consolas" w:cs="Times New Roman"/>
@@ -14944,6 +15679,7 @@
         <w:t xml:space="preserve"> </w:t>
       </w:r>
       <w:proofErr w:type="spellStart"/>
+      <w:proofErr w:type="gramStart"/>
       <w:r>
         <w:rPr>
           <w:rFonts w:ascii="Consolas" w:hAnsi="Consolas" w:cs="Times New Roman"/>
@@ -14970,7 +15706,17 @@
           <w:szCs w:val="28"/>
           <w:lang w:val="en-US"/>
         </w:rPr>
-        <w:t>author_id</w:t>
+        <w:t>author</w:t>
+      </w:r>
+      <w:proofErr w:type="gramEnd"/>
+      <w:r>
+        <w:rPr>
+          <w:rFonts w:ascii="Consolas" w:hAnsi="Consolas" w:cs="Times New Roman"/>
+          <w:sz w:val="28"/>
+          <w:szCs w:val="28"/>
+          <w:lang w:val="en-US"/>
+        </w:rPr>
+        <w:t>_id</w:t>
       </w:r>
       <w:proofErr w:type="spellEnd"/>
       <w:r>
@@ -15098,6 +15844,7 @@
         <w:t xml:space="preserve">    </w:t>
       </w:r>
       <w:proofErr w:type="spellStart"/>
+      <w:proofErr w:type="gramStart"/>
       <w:r>
         <w:rPr>
           <w:rFonts w:ascii="Consolas" w:hAnsi="Consolas" w:cs="Times New Roman"/>
@@ -15127,6 +15874,7 @@
         <w:t>title</w:t>
       </w:r>
       <w:proofErr w:type="spellEnd"/>
+      <w:proofErr w:type="gramEnd"/>
       <w:r>
         <w:rPr>
           <w:rFonts w:ascii="Consolas" w:hAnsi="Consolas" w:cs="Times New Roman"/>
@@ -15269,6 +16017,7 @@
         <w:t xml:space="preserve">    </w:t>
       </w:r>
       <w:proofErr w:type="spellStart"/>
+      <w:proofErr w:type="gramStart"/>
       <w:r>
         <w:rPr>
           <w:rFonts w:ascii="Consolas" w:hAnsi="Consolas" w:cs="Times New Roman"/>
@@ -15298,6 +16047,7 @@
         <w:t>country</w:t>
       </w:r>
       <w:proofErr w:type="spellEnd"/>
+      <w:proofErr w:type="gramEnd"/>
       <w:r>
         <w:rPr>
           <w:rFonts w:ascii="Consolas" w:hAnsi="Consolas" w:cs="Times New Roman"/>
@@ -15421,6 +16171,7 @@
         <w:t xml:space="preserve"> </w:t>
       </w:r>
       <w:proofErr w:type="spellStart"/>
+      <w:proofErr w:type="gramStart"/>
       <w:r>
         <w:rPr>
           <w:rFonts w:ascii="Consolas" w:hAnsi="Consolas" w:cs="Times New Roman"/>
@@ -15447,7 +16198,17 @@
           <w:szCs w:val="28"/>
           <w:lang w:val="en-US"/>
         </w:rPr>
-        <w:t>nationality_id</w:t>
+        <w:t>nationality</w:t>
+      </w:r>
+      <w:proofErr w:type="gramEnd"/>
+      <w:r>
+        <w:rPr>
+          <w:rFonts w:ascii="Consolas" w:hAnsi="Consolas" w:cs="Times New Roman"/>
+          <w:sz w:val="28"/>
+          <w:szCs w:val="28"/>
+          <w:lang w:val="en-US"/>
+        </w:rPr>
+        <w:t>_id</w:t>
       </w:r>
       <w:proofErr w:type="spellEnd"/>
       <w:r>
@@ -15575,6 +16336,7 @@
         <w:t xml:space="preserve">    </w:t>
       </w:r>
       <w:proofErr w:type="spellStart"/>
+      <w:proofErr w:type="gramStart"/>
       <w:r>
         <w:rPr>
           <w:rFonts w:ascii="Consolas" w:hAnsi="Consolas" w:cs="Times New Roman"/>
@@ -15604,6 +16366,7 @@
         <w:t>title</w:t>
       </w:r>
       <w:proofErr w:type="spellEnd"/>
+      <w:proofErr w:type="gramEnd"/>
       <w:r>
         <w:rPr>
           <w:rFonts w:ascii="Consolas" w:hAnsi="Consolas" w:cs="Times New Roman"/>
@@ -15777,6 +16540,7 @@
         <w:t xml:space="preserve">    </w:t>
       </w:r>
       <w:proofErr w:type="spellStart"/>
+      <w:proofErr w:type="gramStart"/>
       <w:r>
         <w:rPr>
           <w:rFonts w:ascii="Consolas" w:hAnsi="Consolas" w:cs="Times New Roman"/>
@@ -15806,6 +16570,7 @@
         <w:t>calories</w:t>
       </w:r>
       <w:proofErr w:type="spellEnd"/>
+      <w:proofErr w:type="gramEnd"/>
       <w:r>
         <w:rPr>
           <w:rFonts w:ascii="Consolas" w:hAnsi="Consolas" w:cs="Times New Roman"/>
@@ -15878,6 +16643,7 @@
         <w:t xml:space="preserve">    </w:t>
       </w:r>
       <w:proofErr w:type="spellStart"/>
+      <w:proofErr w:type="gramStart"/>
       <w:r>
         <w:rPr>
           <w:rFonts w:ascii="Consolas" w:hAnsi="Consolas" w:cs="Times New Roman"/>
@@ -15907,6 +16673,7 @@
         <w:t>proteins</w:t>
       </w:r>
       <w:proofErr w:type="spellEnd"/>
+      <w:proofErr w:type="gramEnd"/>
       <w:r>
         <w:rPr>
           <w:rFonts w:ascii="Consolas" w:hAnsi="Consolas" w:cs="Times New Roman"/>
@@ -16109,6 +16876,7 @@
         <w:t xml:space="preserve"> </w:t>
       </w:r>
       <w:proofErr w:type="spellStart"/>
+      <w:proofErr w:type="gramStart"/>
       <w:r>
         <w:rPr>
           <w:rFonts w:ascii="Consolas" w:hAnsi="Consolas" w:cs="Times New Roman"/>
@@ -16135,7 +16903,17 @@
           <w:szCs w:val="28"/>
           <w:lang w:val="en-US"/>
         </w:rPr>
-        <w:t>recipe_id</w:t>
+        <w:t>recipe</w:t>
+      </w:r>
+      <w:proofErr w:type="gramEnd"/>
+      <w:r>
+        <w:rPr>
+          <w:rFonts w:ascii="Consolas" w:hAnsi="Consolas" w:cs="Times New Roman"/>
+          <w:sz w:val="28"/>
+          <w:szCs w:val="28"/>
+          <w:lang w:val="en-US"/>
+        </w:rPr>
+        <w:t>_id</w:t>
       </w:r>
       <w:proofErr w:type="spellEnd"/>
     </w:p>
@@ -16210,6 +16988,7 @@
         <w:t xml:space="preserve"> </w:t>
       </w:r>
       <w:proofErr w:type="spellStart"/>
+      <w:proofErr w:type="gramStart"/>
       <w:r>
         <w:rPr>
           <w:rFonts w:ascii="Consolas" w:hAnsi="Consolas" w:cs="Times New Roman"/>
@@ -16236,7 +17015,17 @@
           <w:szCs w:val="28"/>
           <w:lang w:val="en-US"/>
         </w:rPr>
-        <w:t>ingredient_id</w:t>
+        <w:t>ingredient</w:t>
+      </w:r>
+      <w:proofErr w:type="gramEnd"/>
+      <w:r>
+        <w:rPr>
+          <w:rFonts w:ascii="Consolas" w:hAnsi="Consolas" w:cs="Times New Roman"/>
+          <w:sz w:val="28"/>
+          <w:szCs w:val="28"/>
+          <w:lang w:val="en-US"/>
+        </w:rPr>
+        <w:t>_id</w:t>
       </w:r>
       <w:proofErr w:type="spellEnd"/>
       <w:r>
@@ -16582,6 +17371,7 @@
         <w:t xml:space="preserve">    </w:t>
       </w:r>
       <w:proofErr w:type="spellStart"/>
+      <w:proofErr w:type="gramStart"/>
       <w:r>
         <w:rPr>
           <w:rFonts w:ascii="Consolas" w:hAnsi="Consolas" w:cs="Times New Roman"/>
@@ -16611,6 +17401,7 @@
         <w:t>title</w:t>
       </w:r>
       <w:proofErr w:type="spellEnd"/>
+      <w:proofErr w:type="gramEnd"/>
       <w:r>
         <w:rPr>
           <w:rFonts w:ascii="Consolas" w:hAnsi="Consolas" w:cs="Times New Roman"/>
@@ -16764,6 +17555,7 @@
         <w:t xml:space="preserve">    </w:t>
       </w:r>
       <w:proofErr w:type="spellStart"/>
+      <w:proofErr w:type="gramStart"/>
       <w:r>
         <w:rPr>
           <w:rFonts w:ascii="Consolas" w:hAnsi="Consolas" w:cs="Times New Roman"/>
@@ -16790,7 +17582,17 @@
           <w:szCs w:val="28"/>
           <w:lang w:val="en-US"/>
         </w:rPr>
-        <w:t>full_name</w:t>
+        <w:t>full</w:t>
+      </w:r>
+      <w:proofErr w:type="gramEnd"/>
+      <w:r>
+        <w:rPr>
+          <w:rFonts w:ascii="Consolas" w:hAnsi="Consolas" w:cs="Times New Roman"/>
+          <w:sz w:val="28"/>
+          <w:szCs w:val="28"/>
+          <w:lang w:val="en-US"/>
+        </w:rPr>
+        <w:t>_name</w:t>
       </w:r>
       <w:proofErr w:type="spellEnd"/>
       <w:r>
@@ -17056,6 +17858,7 @@
         <w:t xml:space="preserve">    </w:t>
       </w:r>
       <w:proofErr w:type="spellStart"/>
+      <w:proofErr w:type="gramStart"/>
       <w:r>
         <w:rPr>
           <w:rFonts w:ascii="Consolas" w:hAnsi="Consolas" w:cs="Times New Roman"/>
@@ -17085,6 +17888,7 @@
         <w:t>calories</w:t>
       </w:r>
       <w:proofErr w:type="spellEnd"/>
+      <w:proofErr w:type="gramEnd"/>
       <w:r>
         <w:rPr>
           <w:rFonts w:ascii="Consolas" w:hAnsi="Consolas" w:cs="Times New Roman"/>
@@ -17197,6 +18001,7 @@
         <w:t xml:space="preserve"> </w:t>
       </w:r>
       <w:proofErr w:type="spellStart"/>
+      <w:proofErr w:type="gramStart"/>
       <w:r>
         <w:rPr>
           <w:rFonts w:ascii="Consolas" w:hAnsi="Consolas" w:cs="Times New Roman"/>
@@ -17223,7 +18028,17 @@
           <w:szCs w:val="28"/>
           <w:lang w:val="en-US"/>
         </w:rPr>
-        <w:t>nationality_id</w:t>
+        <w:t>nationality</w:t>
+      </w:r>
+      <w:proofErr w:type="gramEnd"/>
+      <w:r>
+        <w:rPr>
+          <w:rFonts w:ascii="Consolas" w:hAnsi="Consolas" w:cs="Times New Roman"/>
+          <w:sz w:val="28"/>
+          <w:szCs w:val="28"/>
+          <w:lang w:val="en-US"/>
+        </w:rPr>
+        <w:t>_id</w:t>
       </w:r>
       <w:proofErr w:type="spellEnd"/>
       <w:r>
@@ -17325,6 +18140,7 @@
         <w:t xml:space="preserve"> </w:t>
       </w:r>
       <w:proofErr w:type="spellStart"/>
+      <w:proofErr w:type="gramStart"/>
       <w:r>
         <w:rPr>
           <w:rFonts w:ascii="Consolas" w:hAnsi="Consolas" w:cs="Times New Roman"/>
@@ -17351,7 +18167,17 @@
           <w:szCs w:val="28"/>
           <w:lang w:val="en-US"/>
         </w:rPr>
-        <w:t>author_id</w:t>
+        <w:t>author</w:t>
+      </w:r>
+      <w:proofErr w:type="gramEnd"/>
+      <w:r>
+        <w:rPr>
+          <w:rFonts w:ascii="Consolas" w:hAnsi="Consolas" w:cs="Times New Roman"/>
+          <w:sz w:val="28"/>
+          <w:szCs w:val="28"/>
+          <w:lang w:val="en-US"/>
+        </w:rPr>
+        <w:t>_id</w:t>
       </w:r>
       <w:proofErr w:type="spellEnd"/>
       <w:r>
@@ -17531,6 +18357,7 @@
         <w:t xml:space="preserve"> </w:t>
       </w:r>
       <w:proofErr w:type="spellStart"/>
+      <w:proofErr w:type="gramStart"/>
       <w:r>
         <w:rPr>
           <w:rFonts w:ascii="Consolas" w:hAnsi="Consolas" w:cs="Times New Roman"/>
@@ -17557,7 +18384,17 @@
           <w:szCs w:val="28"/>
           <w:lang w:val="en-US"/>
         </w:rPr>
-        <w:t>recipe_id</w:t>
+        <w:t>recipe</w:t>
+      </w:r>
+      <w:proofErr w:type="gramEnd"/>
+      <w:r>
+        <w:rPr>
+          <w:rFonts w:ascii="Consolas" w:hAnsi="Consolas" w:cs="Times New Roman"/>
+          <w:sz w:val="28"/>
+          <w:szCs w:val="28"/>
+          <w:lang w:val="en-US"/>
+        </w:rPr>
+        <w:t>_id</w:t>
       </w:r>
       <w:proofErr w:type="spellEnd"/>
     </w:p>
@@ -17632,6 +18469,7 @@
         <w:t xml:space="preserve"> </w:t>
       </w:r>
       <w:proofErr w:type="spellStart"/>
+      <w:proofErr w:type="gramStart"/>
       <w:r>
         <w:rPr>
           <w:rFonts w:ascii="Consolas" w:hAnsi="Consolas" w:cs="Times New Roman"/>
@@ -17658,7 +18496,17 @@
           <w:szCs w:val="28"/>
           <w:lang w:val="en-US"/>
         </w:rPr>
-        <w:t>ingredient_id</w:t>
+        <w:t>ingredient</w:t>
+      </w:r>
+      <w:proofErr w:type="gramEnd"/>
+      <w:r>
+        <w:rPr>
+          <w:rFonts w:ascii="Consolas" w:hAnsi="Consolas" w:cs="Times New Roman"/>
+          <w:sz w:val="28"/>
+          <w:szCs w:val="28"/>
+          <w:lang w:val="en-US"/>
+        </w:rPr>
+        <w:t>_id</w:t>
       </w:r>
       <w:proofErr w:type="spellEnd"/>
       <w:r>
@@ -17908,6 +18756,7 @@
         <w:t xml:space="preserve"> </w:t>
       </w:r>
       <w:proofErr w:type="spellStart"/>
+      <w:proofErr w:type="gramStart"/>
       <w:r>
         <w:rPr>
           <w:rFonts w:ascii="Consolas" w:hAnsi="Consolas" w:cs="Times New Roman"/>
@@ -17937,6 +18786,7 @@
         <w:t>title</w:t>
       </w:r>
       <w:proofErr w:type="spellEnd"/>
+      <w:proofErr w:type="gramEnd"/>
       <w:r>
         <w:rPr>
           <w:rStyle w:val="token"/>
@@ -18260,9 +19110,21 @@
           <w:szCs w:val="28"/>
           <w:lang w:val="en-US"/>
         </w:rPr>
-        <w:t>ROUND(AVG(</w:t>
+        <w:t>ROUND(</w:t>
+      </w:r>
+      <w:proofErr w:type="gramStart"/>
+      <w:r>
+        <w:rPr>
+          <w:rStyle w:val="token"/>
+          <w:rFonts w:ascii="Consolas" w:hAnsi="Consolas" w:cs="Times New Roman"/>
+          <w:sz w:val="28"/>
+          <w:szCs w:val="28"/>
+          <w:lang w:val="en-US"/>
+        </w:rPr>
+        <w:t>AVG(</w:t>
       </w:r>
       <w:proofErr w:type="spellStart"/>
+      <w:proofErr w:type="gramEnd"/>
       <w:r>
         <w:rPr>
           <w:rFonts w:ascii="Consolas" w:hAnsi="Consolas" w:cs="Times New Roman"/>
@@ -18400,9 +19262,21 @@
           <w:szCs w:val="28"/>
           <w:lang w:val="en-US"/>
         </w:rPr>
-        <w:t>ROUND(AVG(</w:t>
+        <w:t>ROUND(</w:t>
+      </w:r>
+      <w:proofErr w:type="gramStart"/>
+      <w:r>
+        <w:rPr>
+          <w:rStyle w:val="token"/>
+          <w:rFonts w:ascii="Consolas" w:hAnsi="Consolas" w:cs="Times New Roman"/>
+          <w:sz w:val="28"/>
+          <w:szCs w:val="28"/>
+          <w:lang w:val="en-US"/>
+        </w:rPr>
+        <w:t>AVG(</w:t>
       </w:r>
       <w:proofErr w:type="spellStart"/>
+      <w:proofErr w:type="gramEnd"/>
       <w:r>
         <w:rPr>
           <w:rFonts w:ascii="Consolas" w:hAnsi="Consolas" w:cs="Times New Roman"/>
@@ -18622,6 +19496,7 @@
         <w:t xml:space="preserve"> </w:t>
       </w:r>
       <w:proofErr w:type="spellStart"/>
+      <w:proofErr w:type="gramStart"/>
       <w:r>
         <w:rPr>
           <w:rFonts w:ascii="Consolas" w:hAnsi="Consolas" w:cs="Times New Roman"/>
@@ -18648,7 +19523,17 @@
           <w:szCs w:val="28"/>
           <w:lang w:val="en-US"/>
         </w:rPr>
-        <w:t>nationality_id</w:t>
+        <w:t>nationality</w:t>
+      </w:r>
+      <w:proofErr w:type="gramEnd"/>
+      <w:r>
+        <w:rPr>
+          <w:rFonts w:ascii="Consolas" w:hAnsi="Consolas" w:cs="Times New Roman"/>
+          <w:sz w:val="28"/>
+          <w:szCs w:val="28"/>
+          <w:lang w:val="en-US"/>
+        </w:rPr>
+        <w:t>_id</w:t>
       </w:r>
       <w:proofErr w:type="spellEnd"/>
     </w:p>
@@ -18998,6 +19883,7 @@
         <w:t xml:space="preserve">    </w:t>
       </w:r>
       <w:proofErr w:type="spellStart"/>
+      <w:proofErr w:type="gramStart"/>
       <w:r>
         <w:rPr>
           <w:rFonts w:ascii="Consolas" w:hAnsi="Consolas" w:cs="Times New Roman"/>
@@ -19024,7 +19910,17 @@
           <w:szCs w:val="28"/>
           <w:lang w:val="en-US"/>
         </w:rPr>
-        <w:t>full_name</w:t>
+        <w:t>full</w:t>
+      </w:r>
+      <w:proofErr w:type="gramEnd"/>
+      <w:r>
+        <w:rPr>
+          <w:rFonts w:ascii="Consolas" w:hAnsi="Consolas" w:cs="Times New Roman"/>
+          <w:sz w:val="28"/>
+          <w:szCs w:val="28"/>
+          <w:lang w:val="en-US"/>
+        </w:rPr>
+        <w:t>_name</w:t>
       </w:r>
       <w:proofErr w:type="spellEnd"/>
       <w:r>
@@ -19060,6 +19956,7 @@
         <w:t xml:space="preserve">    </w:t>
       </w:r>
       <w:proofErr w:type="spellStart"/>
+      <w:proofErr w:type="gramStart"/>
       <w:r>
         <w:rPr>
           <w:rFonts w:ascii="Consolas" w:hAnsi="Consolas" w:cs="Times New Roman"/>
@@ -19089,6 +19986,7 @@
         <w:t>post</w:t>
       </w:r>
       <w:proofErr w:type="spellEnd"/>
+      <w:proofErr w:type="gramEnd"/>
       <w:r>
         <w:rPr>
           <w:rStyle w:val="token"/>
@@ -19349,6 +20247,7 @@
         <w:t xml:space="preserve"> </w:t>
       </w:r>
       <w:proofErr w:type="spellStart"/>
+      <w:proofErr w:type="gramStart"/>
       <w:r>
         <w:rPr>
           <w:rFonts w:ascii="Consolas" w:hAnsi="Consolas" w:cs="Times New Roman"/>
@@ -19375,7 +20274,17 @@
           <w:szCs w:val="28"/>
           <w:lang w:val="en-US"/>
         </w:rPr>
-        <w:t>author_id</w:t>
+        <w:t>author</w:t>
+      </w:r>
+      <w:proofErr w:type="gramEnd"/>
+      <w:r>
+        <w:rPr>
+          <w:rFonts w:ascii="Consolas" w:hAnsi="Consolas" w:cs="Times New Roman"/>
+          <w:sz w:val="28"/>
+          <w:szCs w:val="28"/>
+          <w:lang w:val="en-US"/>
+        </w:rPr>
+        <w:t>_id</w:t>
       </w:r>
       <w:proofErr w:type="spellEnd"/>
     </w:p>
@@ -19711,9 +20620,19 @@
           <w:szCs w:val="28"/>
           <w:lang w:val="en-US"/>
         </w:rPr>
-        <w:t xml:space="preserve">    UNIQUE(</w:t>
+        <w:t xml:space="preserve">    </w:t>
+      </w:r>
+      <w:proofErr w:type="gramStart"/>
+      <w:r>
+        <w:rPr>
+          <w:rFonts w:ascii="Consolas" w:hAnsi="Consolas" w:cs="Times New Roman"/>
+          <w:szCs w:val="28"/>
+          <w:lang w:val="en-US"/>
+        </w:rPr>
+        <w:t>UNIQUE(</w:t>
       </w:r>
       <w:proofErr w:type="spellStart"/>
+      <w:proofErr w:type="gramEnd"/>
       <w:r>
         <w:rPr>
           <w:rFonts w:ascii="Consolas" w:hAnsi="Consolas" w:cs="Times New Roman"/>
@@ -21441,6 +22360,7 @@
         <w:rPr>
           <w:rFonts w:ascii="Consolas" w:hAnsi="Consolas" w:cs="Times New Roman"/>
           <w:szCs w:val="28"/>
+          <w:lang w:val="en-US"/>
         </w:rPr>
       </w:pPr>
       <w:r>
@@ -21737,6 +22657,7 @@
         <w:t xml:space="preserve">    </w:t>
       </w:r>
       <w:proofErr w:type="spellStart"/>
+      <w:proofErr w:type="gramStart"/>
       <w:r>
         <w:rPr>
           <w:rFonts w:ascii="Consolas" w:eastAsia="Times New Roman" w:hAnsi="Consolas" w:cs="Courier New"/>
@@ -21768,6 +22689,7 @@
         <w:t>title</w:t>
       </w:r>
       <w:proofErr w:type="spellEnd"/>
+      <w:proofErr w:type="gramEnd"/>
       <w:r>
         <w:rPr>
           <w:rFonts w:ascii="Consolas" w:eastAsia="Times New Roman" w:hAnsi="Consolas" w:cs="Courier New"/>
@@ -21825,6 +22747,7 @@
         <w:t xml:space="preserve">    </w:t>
       </w:r>
       <w:proofErr w:type="spellStart"/>
+      <w:proofErr w:type="gramStart"/>
       <w:r>
         <w:rPr>
           <w:rFonts w:ascii="Consolas" w:eastAsia="Times New Roman" w:hAnsi="Consolas" w:cs="Courier New"/>
@@ -21856,6 +22779,7 @@
         <w:t>calories</w:t>
       </w:r>
       <w:proofErr w:type="spellEnd"/>
+      <w:proofErr w:type="gramEnd"/>
       <w:r>
         <w:rPr>
           <w:rFonts w:ascii="Consolas" w:eastAsia="Times New Roman" w:hAnsi="Consolas" w:cs="Courier New"/>
@@ -21913,6 +22837,7 @@
         <w:t xml:space="preserve">    </w:t>
       </w:r>
       <w:proofErr w:type="spellStart"/>
+      <w:proofErr w:type="gramStart"/>
       <w:r>
         <w:rPr>
           <w:rFonts w:ascii="Consolas" w:eastAsia="Times New Roman" w:hAnsi="Consolas" w:cs="Courier New"/>
@@ -21944,6 +22869,7 @@
         <w:t>proteins</w:t>
       </w:r>
       <w:proofErr w:type="spellEnd"/>
+      <w:proofErr w:type="gramEnd"/>
       <w:r>
         <w:rPr>
           <w:rFonts w:ascii="Consolas" w:eastAsia="Times New Roman" w:hAnsi="Consolas" w:cs="Courier New"/>
@@ -22001,6 +22927,7 @@
         <w:t xml:space="preserve">    </w:t>
       </w:r>
       <w:proofErr w:type="spellStart"/>
+      <w:proofErr w:type="gramStart"/>
       <w:r>
         <w:rPr>
           <w:rFonts w:ascii="Consolas" w:eastAsia="Times New Roman" w:hAnsi="Consolas" w:cs="Courier New"/>
@@ -22032,6 +22959,7 @@
         <w:t>fats</w:t>
       </w:r>
       <w:proofErr w:type="spellEnd"/>
+      <w:proofErr w:type="gramEnd"/>
       <w:r>
         <w:rPr>
           <w:rFonts w:ascii="Consolas" w:eastAsia="Times New Roman" w:hAnsi="Consolas" w:cs="Courier New"/>
@@ -22089,6 +23017,7 @@
         <w:t xml:space="preserve">    </w:t>
       </w:r>
       <w:proofErr w:type="spellStart"/>
+      <w:proofErr w:type="gramStart"/>
       <w:r>
         <w:rPr>
           <w:rFonts w:ascii="Consolas" w:eastAsia="Times New Roman" w:hAnsi="Consolas" w:cs="Courier New"/>
@@ -22120,6 +23049,7 @@
         <w:t>carbohydrates</w:t>
       </w:r>
       <w:proofErr w:type="spellEnd"/>
+      <w:proofErr w:type="gramEnd"/>
       <w:r>
         <w:rPr>
           <w:rFonts w:ascii="Consolas" w:eastAsia="Times New Roman" w:hAnsi="Consolas" w:cs="Courier New"/>
@@ -22177,6 +23107,7 @@
         <w:t xml:space="preserve">    </w:t>
       </w:r>
       <w:proofErr w:type="spellStart"/>
+      <w:proofErr w:type="gramStart"/>
       <w:r>
         <w:rPr>
           <w:rFonts w:ascii="Consolas" w:eastAsia="Times New Roman" w:hAnsi="Consolas" w:cs="Courier New"/>
@@ -22208,6 +23139,7 @@
         <w:t>sugar</w:t>
       </w:r>
       <w:proofErr w:type="spellEnd"/>
+      <w:proofErr w:type="gramEnd"/>
       <w:r>
         <w:rPr>
           <w:rFonts w:ascii="Consolas" w:eastAsia="Times New Roman" w:hAnsi="Consolas" w:cs="Courier New"/>
@@ -22265,6 +23197,7 @@
         <w:t xml:space="preserve">    </w:t>
       </w:r>
       <w:proofErr w:type="spellStart"/>
+      <w:proofErr w:type="gramStart"/>
       <w:r>
         <w:rPr>
           <w:rFonts w:ascii="Consolas" w:eastAsia="Times New Roman" w:hAnsi="Consolas" w:cs="Courier New"/>
@@ -22296,6 +23229,7 @@
         <w:t>fiber</w:t>
       </w:r>
       <w:proofErr w:type="spellEnd"/>
+      <w:proofErr w:type="gramEnd"/>
       <w:r>
         <w:rPr>
           <w:rFonts w:ascii="Consolas" w:eastAsia="Times New Roman" w:hAnsi="Consolas" w:cs="Courier New"/>
@@ -22350,7 +23284,18 @@
           <w:szCs w:val="20"/>
           <w:lang w:val="en-US" w:eastAsia="ru-RU"/>
         </w:rPr>
-        <w:t xml:space="preserve">    GROUP_CONCAT</w:t>
+        <w:t xml:space="preserve">    GROUP_</w:t>
+      </w:r>
+      <w:proofErr w:type="gramStart"/>
+      <w:r>
+        <w:rPr>
+          <w:rFonts w:ascii="Consolas" w:eastAsia="Times New Roman" w:hAnsi="Consolas" w:cs="Courier New"/>
+          <w:color w:val="0F1115"/>
+          <w:sz w:val="20"/>
+          <w:szCs w:val="20"/>
+          <w:lang w:val="en-US" w:eastAsia="ru-RU"/>
+        </w:rPr>
+        <w:t>CONCAT</w:t>
       </w:r>
       <w:r>
         <w:rPr>
@@ -22362,6 +23307,7 @@
         </w:rPr>
         <w:t>(</w:t>
       </w:r>
+      <w:proofErr w:type="gramEnd"/>
       <w:r>
         <w:rPr>
           <w:rFonts w:ascii="Consolas" w:eastAsia="Times New Roman" w:hAnsi="Consolas" w:cs="Courier New"/>
@@ -22867,6 +23813,7 @@
         <w:t xml:space="preserve"> </w:t>
       </w:r>
       <w:proofErr w:type="spellStart"/>
+      <w:proofErr w:type="gramStart"/>
       <w:r>
         <w:rPr>
           <w:rFonts w:ascii="Consolas" w:eastAsia="Times New Roman" w:hAnsi="Consolas" w:cs="Courier New"/>
@@ -22895,7 +23842,18 @@
           <w:szCs w:val="20"/>
           <w:lang w:val="en-US" w:eastAsia="ru-RU"/>
         </w:rPr>
-        <w:t>recipe_id</w:t>
+        <w:t>recipe</w:t>
+      </w:r>
+      <w:proofErr w:type="gramEnd"/>
+      <w:r>
+        <w:rPr>
+          <w:rFonts w:ascii="Consolas" w:eastAsia="Times New Roman" w:hAnsi="Consolas" w:cs="Courier New"/>
+          <w:color w:val="0F1115"/>
+          <w:sz w:val="20"/>
+          <w:szCs w:val="20"/>
+          <w:lang w:val="en-US" w:eastAsia="ru-RU"/>
+        </w:rPr>
+        <w:t>_id</w:t>
       </w:r>
       <w:proofErr w:type="spellEnd"/>
     </w:p>
@@ -23015,6 +23973,7 @@
         <w:t xml:space="preserve"> </w:t>
       </w:r>
       <w:proofErr w:type="spellStart"/>
+      <w:proofErr w:type="gramStart"/>
       <w:r>
         <w:rPr>
           <w:rFonts w:ascii="Consolas" w:eastAsia="Times New Roman" w:hAnsi="Consolas" w:cs="Courier New"/>
@@ -23043,7 +24002,18 @@
           <w:szCs w:val="20"/>
           <w:lang w:val="en-US" w:eastAsia="ru-RU"/>
         </w:rPr>
-        <w:t>type_id</w:t>
+        <w:t>type</w:t>
+      </w:r>
+      <w:proofErr w:type="gramEnd"/>
+      <w:r>
+        <w:rPr>
+          <w:rFonts w:ascii="Consolas" w:eastAsia="Times New Roman" w:hAnsi="Consolas" w:cs="Courier New"/>
+          <w:color w:val="0F1115"/>
+          <w:sz w:val="20"/>
+          <w:szCs w:val="20"/>
+          <w:lang w:val="en-US" w:eastAsia="ru-RU"/>
+        </w:rPr>
+        <w:t>_id</w:t>
       </w:r>
       <w:proofErr w:type="spellEnd"/>
       <w:r>
@@ -23213,6 +24183,7 @@
         <w:t xml:space="preserve"> </w:t>
       </w:r>
       <w:proofErr w:type="spellStart"/>
+      <w:proofErr w:type="gramStart"/>
       <w:r>
         <w:rPr>
           <w:rFonts w:ascii="Consolas" w:eastAsia="Times New Roman" w:hAnsi="Consolas" w:cs="Courier New"/>
@@ -23244,6 +24215,7 @@
         <w:t>title</w:t>
       </w:r>
       <w:proofErr w:type="spellEnd"/>
+      <w:proofErr w:type="gramEnd"/>
       <w:r>
         <w:rPr>
           <w:rFonts w:ascii="Consolas" w:eastAsia="Times New Roman" w:hAnsi="Consolas" w:cs="Courier New"/>
@@ -23577,6 +24549,7 @@
         <w:t xml:space="preserve">    </w:t>
       </w:r>
       <w:proofErr w:type="spellStart"/>
+      <w:proofErr w:type="gramStart"/>
       <w:r>
         <w:rPr>
           <w:rFonts w:ascii="Consolas" w:eastAsia="Times New Roman" w:hAnsi="Consolas" w:cs="Courier New"/>
@@ -23608,6 +24581,7 @@
         <w:t>title</w:t>
       </w:r>
       <w:proofErr w:type="spellEnd"/>
+      <w:proofErr w:type="gramEnd"/>
       <w:r>
         <w:rPr>
           <w:rFonts w:ascii="Consolas" w:eastAsia="Times New Roman" w:hAnsi="Consolas" w:cs="Courier New"/>
@@ -23662,7 +24636,18 @@
           <w:szCs w:val="20"/>
           <w:lang w:val="en-US" w:eastAsia="ru-RU"/>
         </w:rPr>
-        <w:t xml:space="preserve">    GROUP_CONCAT</w:t>
+        <w:t xml:space="preserve">    GROUP_</w:t>
+      </w:r>
+      <w:proofErr w:type="gramStart"/>
+      <w:r>
+        <w:rPr>
+          <w:rFonts w:ascii="Consolas" w:eastAsia="Times New Roman" w:hAnsi="Consolas" w:cs="Courier New"/>
+          <w:color w:val="0F1115"/>
+          <w:sz w:val="20"/>
+          <w:szCs w:val="20"/>
+          <w:lang w:val="en-US" w:eastAsia="ru-RU"/>
+        </w:rPr>
+        <w:t>CONCAT</w:t>
       </w:r>
       <w:r>
         <w:rPr>
@@ -23675,6 +24660,7 @@
         <w:t>(</w:t>
       </w:r>
       <w:proofErr w:type="spellStart"/>
+      <w:proofErr w:type="gramEnd"/>
       <w:r>
         <w:rPr>
           <w:rFonts w:ascii="Consolas" w:eastAsia="Times New Roman" w:hAnsi="Consolas" w:cs="Courier New"/>
@@ -23993,6 +24979,7 @@
         <w:t xml:space="preserve"> </w:t>
       </w:r>
       <w:proofErr w:type="spellStart"/>
+      <w:proofErr w:type="gramStart"/>
       <w:r>
         <w:rPr>
           <w:rFonts w:ascii="Consolas" w:eastAsia="Times New Roman" w:hAnsi="Consolas" w:cs="Courier New"/>
@@ -24021,7 +25008,18 @@
           <w:szCs w:val="20"/>
           <w:lang w:val="en-US" w:eastAsia="ru-RU"/>
         </w:rPr>
-        <w:t>recipe_id</w:t>
+        <w:t>recipe</w:t>
+      </w:r>
+      <w:proofErr w:type="gramEnd"/>
+      <w:r>
+        <w:rPr>
+          <w:rFonts w:ascii="Consolas" w:eastAsia="Times New Roman" w:hAnsi="Consolas" w:cs="Courier New"/>
+          <w:color w:val="0F1115"/>
+          <w:sz w:val="20"/>
+          <w:szCs w:val="20"/>
+          <w:lang w:val="en-US" w:eastAsia="ru-RU"/>
+        </w:rPr>
+        <w:t>_id</w:t>
       </w:r>
       <w:proofErr w:type="spellEnd"/>
     </w:p>
@@ -24123,6 +25121,7 @@
         <w:t xml:space="preserve"> </w:t>
       </w:r>
       <w:proofErr w:type="spellStart"/>
+      <w:proofErr w:type="gramStart"/>
       <w:r>
         <w:rPr>
           <w:rFonts w:ascii="Consolas" w:eastAsia="Times New Roman" w:hAnsi="Consolas" w:cs="Courier New"/>
@@ -24151,7 +25150,18 @@
           <w:szCs w:val="20"/>
           <w:lang w:val="en-US" w:eastAsia="ru-RU"/>
         </w:rPr>
-        <w:t>ingredient_id</w:t>
+        <w:t>ingredient</w:t>
+      </w:r>
+      <w:proofErr w:type="gramEnd"/>
+      <w:r>
+        <w:rPr>
+          <w:rFonts w:ascii="Consolas" w:eastAsia="Times New Roman" w:hAnsi="Consolas" w:cs="Courier New"/>
+          <w:color w:val="0F1115"/>
+          <w:sz w:val="20"/>
+          <w:szCs w:val="20"/>
+          <w:lang w:val="en-US" w:eastAsia="ru-RU"/>
+        </w:rPr>
+        <w:t>_id</w:t>
       </w:r>
       <w:proofErr w:type="spellEnd"/>
       <w:r>
@@ -24321,6 +25331,7 @@
         <w:t xml:space="preserve"> </w:t>
       </w:r>
       <w:proofErr w:type="spellStart"/>
+      <w:proofErr w:type="gramStart"/>
       <w:r>
         <w:rPr>
           <w:rFonts w:ascii="Consolas" w:eastAsia="Times New Roman" w:hAnsi="Consolas" w:cs="Courier New"/>
@@ -24352,6 +25363,7 @@
         <w:t>title</w:t>
       </w:r>
       <w:proofErr w:type="spellEnd"/>
+      <w:proofErr w:type="gramEnd"/>
       <w:r>
         <w:rPr>
           <w:rFonts w:ascii="Consolas" w:eastAsia="Times New Roman" w:hAnsi="Consolas" w:cs="Courier New"/>
@@ -24685,6 +25697,7 @@
         <w:t xml:space="preserve">    </w:t>
       </w:r>
       <w:proofErr w:type="spellStart"/>
+      <w:proofErr w:type="gramStart"/>
       <w:r>
         <w:rPr>
           <w:rFonts w:ascii="Consolas" w:eastAsia="Times New Roman" w:hAnsi="Consolas" w:cs="Courier New"/>
@@ -24716,6 +25729,7 @@
         <w:t>title</w:t>
       </w:r>
       <w:proofErr w:type="spellEnd"/>
+      <w:proofErr w:type="gramEnd"/>
       <w:r>
         <w:rPr>
           <w:rFonts w:ascii="Consolas" w:eastAsia="Times New Roman" w:hAnsi="Consolas" w:cs="Courier New"/>
@@ -24773,6 +25787,7 @@
         <w:t xml:space="preserve">    </w:t>
       </w:r>
       <w:proofErr w:type="spellStart"/>
+      <w:proofErr w:type="gramStart"/>
       <w:r>
         <w:rPr>
           <w:rFonts w:ascii="Consolas" w:eastAsia="Times New Roman" w:hAnsi="Consolas" w:cs="Courier New"/>
@@ -24804,6 +25819,7 @@
         <w:t>description</w:t>
       </w:r>
       <w:proofErr w:type="spellEnd"/>
+      <w:proofErr w:type="gramEnd"/>
       <w:r>
         <w:rPr>
           <w:rFonts w:ascii="Consolas" w:eastAsia="Times New Roman" w:hAnsi="Consolas" w:cs="Courier New"/>
@@ -24862,6 +25878,7 @@
         <w:t xml:space="preserve">    </w:t>
       </w:r>
       <w:proofErr w:type="spellStart"/>
+      <w:proofErr w:type="gramStart"/>
       <w:r>
         <w:rPr>
           <w:rFonts w:ascii="Consolas" w:eastAsia="Times New Roman" w:hAnsi="Consolas" w:cs="Courier New"/>
@@ -24890,7 +25907,18 @@
           <w:szCs w:val="20"/>
           <w:lang w:val="en-US" w:eastAsia="ru-RU"/>
         </w:rPr>
-        <w:t>cooking_time</w:t>
+        <w:t>cooking</w:t>
+      </w:r>
+      <w:proofErr w:type="gramEnd"/>
+      <w:r>
+        <w:rPr>
+          <w:rFonts w:ascii="Consolas" w:eastAsia="Times New Roman" w:hAnsi="Consolas" w:cs="Courier New"/>
+          <w:color w:val="0F1115"/>
+          <w:sz w:val="20"/>
+          <w:szCs w:val="20"/>
+          <w:lang w:val="en-US" w:eastAsia="ru-RU"/>
+        </w:rPr>
+        <w:t>_time</w:t>
       </w:r>
       <w:proofErr w:type="spellEnd"/>
       <w:r>
@@ -24950,6 +25978,7 @@
         <w:t xml:space="preserve">    </w:t>
       </w:r>
       <w:proofErr w:type="spellStart"/>
+      <w:proofErr w:type="gramStart"/>
       <w:r>
         <w:rPr>
           <w:rFonts w:ascii="Consolas" w:eastAsia="Times New Roman" w:hAnsi="Consolas" w:cs="Courier New"/>
@@ -24981,6 +26010,7 @@
         <w:t>complexity</w:t>
       </w:r>
       <w:proofErr w:type="spellEnd"/>
+      <w:proofErr w:type="gramEnd"/>
       <w:r>
         <w:rPr>
           <w:rFonts w:ascii="Consolas" w:eastAsia="Times New Roman" w:hAnsi="Consolas" w:cs="Courier New"/>
@@ -25038,6 +26068,7 @@
         <w:t xml:space="preserve">    </w:t>
       </w:r>
       <w:proofErr w:type="spellStart"/>
+      <w:proofErr w:type="gramStart"/>
       <w:r>
         <w:rPr>
           <w:rFonts w:ascii="Consolas" w:eastAsia="Times New Roman" w:hAnsi="Consolas" w:cs="Courier New"/>
@@ -25066,7 +26097,18 @@
           <w:szCs w:val="20"/>
           <w:lang w:val="en-US" w:eastAsia="ru-RU"/>
         </w:rPr>
-        <w:t>full_name</w:t>
+        <w:t>full</w:t>
+      </w:r>
+      <w:proofErr w:type="gramEnd"/>
+      <w:r>
+        <w:rPr>
+          <w:rFonts w:ascii="Consolas" w:eastAsia="Times New Roman" w:hAnsi="Consolas" w:cs="Courier New"/>
+          <w:color w:val="0F1115"/>
+          <w:sz w:val="20"/>
+          <w:szCs w:val="20"/>
+          <w:lang w:val="en-US" w:eastAsia="ru-RU"/>
+        </w:rPr>
+        <w:t>_name</w:t>
       </w:r>
       <w:proofErr w:type="spellEnd"/>
       <w:r>
@@ -25340,6 +26382,7 @@
         <w:t xml:space="preserve"> </w:t>
       </w:r>
       <w:proofErr w:type="spellStart"/>
+      <w:proofErr w:type="gramStart"/>
       <w:r>
         <w:rPr>
           <w:rFonts w:ascii="Consolas" w:eastAsia="Times New Roman" w:hAnsi="Consolas" w:cs="Courier New"/>
@@ -25368,7 +26411,18 @@
           <w:szCs w:val="20"/>
           <w:lang w:val="en-US" w:eastAsia="ru-RU"/>
         </w:rPr>
-        <w:t>author_id</w:t>
+        <w:t>author</w:t>
+      </w:r>
+      <w:proofErr w:type="gramEnd"/>
+      <w:r>
+        <w:rPr>
+          <w:rFonts w:ascii="Consolas" w:eastAsia="Times New Roman" w:hAnsi="Consolas" w:cs="Courier New"/>
+          <w:color w:val="0F1115"/>
+          <w:sz w:val="20"/>
+          <w:szCs w:val="20"/>
+          <w:lang w:val="en-US" w:eastAsia="ru-RU"/>
+        </w:rPr>
+        <w:t>_id</w:t>
       </w:r>
       <w:proofErr w:type="spellEnd"/>
       <w:r>
@@ -25498,6 +26552,7 @@
         <w:t xml:space="preserve"> </w:t>
       </w:r>
       <w:proofErr w:type="spellStart"/>
+      <w:proofErr w:type="gramStart"/>
       <w:r>
         <w:rPr>
           <w:rFonts w:ascii="Consolas" w:eastAsia="Times New Roman" w:hAnsi="Consolas" w:cs="Courier New"/>
@@ -25526,7 +26581,18 @@
           <w:szCs w:val="20"/>
           <w:lang w:val="en-US" w:eastAsia="ru-RU"/>
         </w:rPr>
-        <w:t>nationality_id</w:t>
+        <w:t>nationality</w:t>
+      </w:r>
+      <w:proofErr w:type="gramEnd"/>
+      <w:r>
+        <w:rPr>
+          <w:rFonts w:ascii="Consolas" w:eastAsia="Times New Roman" w:hAnsi="Consolas" w:cs="Courier New"/>
+          <w:color w:val="0F1115"/>
+          <w:sz w:val="20"/>
+          <w:szCs w:val="20"/>
+          <w:lang w:val="en-US" w:eastAsia="ru-RU"/>
+        </w:rPr>
+        <w:t>_id</w:t>
       </w:r>
       <w:proofErr w:type="spellEnd"/>
       <w:r>
@@ -27901,8 +28967,6 @@
         </w:rPr>
         <w:t xml:space="preserve"> VALUES (5);</w:t>
       </w:r>
-      <w:bookmarkStart w:id="3" w:name="_GoBack"/>
-      <w:bookmarkEnd w:id="3"/>
     </w:p>
     <w:p>
       <w:pPr>
@@ -28234,7 +29298,29 @@
           <w:szCs w:val="20"/>
           <w:lang w:val="en-US" w:eastAsia="ru-RU"/>
         </w:rPr>
-        <w:t xml:space="preserve">        THEN RAISE(ABORT, 'Cannot delete ingredient used in recipes')</w:t>
+        <w:t xml:space="preserve">        THEN </w:t>
+      </w:r>
+      <w:proofErr w:type="gramStart"/>
+      <w:r>
+        <w:rPr>
+          <w:rFonts w:ascii="Consolas" w:eastAsia="Times New Roman" w:hAnsi="Consolas" w:cs="Courier New"/>
+          <w:color w:val="0F1115"/>
+          <w:sz w:val="20"/>
+          <w:szCs w:val="20"/>
+          <w:lang w:val="en-US" w:eastAsia="ru-RU"/>
+        </w:rPr>
+        <w:t>RAISE(</w:t>
+      </w:r>
+      <w:proofErr w:type="gramEnd"/>
+      <w:r>
+        <w:rPr>
+          <w:rFonts w:ascii="Consolas" w:eastAsia="Times New Roman" w:hAnsi="Consolas" w:cs="Courier New"/>
+          <w:color w:val="0F1115"/>
+          <w:sz w:val="20"/>
+          <w:szCs w:val="20"/>
+          <w:lang w:val="en-US" w:eastAsia="ru-RU"/>
+        </w:rPr>
+        <w:t>ABORT, 'Cannot delete ingredient used in recipes')</w:t>
       </w:r>
     </w:p>
     <w:p>
@@ -28610,7 +29696,29 @@
           <w:szCs w:val="20"/>
           <w:lang w:val="en-US" w:eastAsia="ru-RU"/>
         </w:rPr>
-        <w:t xml:space="preserve">        THEN RAISE(ABORT, 'Cooking time must be positive')</w:t>
+        <w:t xml:space="preserve">        THEN </w:t>
+      </w:r>
+      <w:proofErr w:type="gramStart"/>
+      <w:r>
+        <w:rPr>
+          <w:rFonts w:ascii="Consolas" w:eastAsia="Times New Roman" w:hAnsi="Consolas" w:cs="Courier New"/>
+          <w:color w:val="0F1115"/>
+          <w:sz w:val="20"/>
+          <w:szCs w:val="20"/>
+          <w:lang w:val="en-US" w:eastAsia="ru-RU"/>
+        </w:rPr>
+        <w:t>RAISE(</w:t>
+      </w:r>
+      <w:proofErr w:type="gramEnd"/>
+      <w:r>
+        <w:rPr>
+          <w:rFonts w:ascii="Consolas" w:eastAsia="Times New Roman" w:hAnsi="Consolas" w:cs="Courier New"/>
+          <w:color w:val="0F1115"/>
+          <w:sz w:val="20"/>
+          <w:szCs w:val="20"/>
+          <w:lang w:val="en-US" w:eastAsia="ru-RU"/>
+        </w:rPr>
+        <w:t>ABORT, 'Cooking time must be positive')</w:t>
       </w:r>
     </w:p>
     <w:p>
@@ -28704,6 +29812,2000 @@
         </w:rPr>
         <w:t>END;</w:t>
       </w:r>
+      <w:r>
+        <w:rPr>
+          <w:rFonts w:ascii="Consolas" w:eastAsia="Times New Roman" w:hAnsi="Consolas" w:cs="Courier New"/>
+          <w:color w:val="0F1115"/>
+          <w:sz w:val="20"/>
+          <w:szCs w:val="20"/>
+          <w:lang w:val="en-US" w:eastAsia="ru-RU"/>
+        </w:rPr>
+        <w:br/>
+      </w:r>
+      <w:r>
+        <w:rPr>
+          <w:rFonts w:ascii="Consolas" w:eastAsia="Times New Roman" w:hAnsi="Consolas" w:cs="Courier New"/>
+          <w:color w:val="0F1115"/>
+          <w:sz w:val="20"/>
+          <w:szCs w:val="20"/>
+          <w:lang w:val="en-US" w:eastAsia="ru-RU"/>
+        </w:rPr>
+        <w:br/>
+      </w:r>
+      <w:r>
+        <w:rPr>
+          <w:rFonts w:ascii="Consolas" w:eastAsia="Times New Roman" w:hAnsi="Consolas" w:cs="Courier New"/>
+          <w:color w:val="0F1115"/>
+          <w:sz w:val="20"/>
+          <w:szCs w:val="20"/>
+          <w:lang w:val="en-US" w:eastAsia="ru-RU"/>
+        </w:rPr>
+        <w:t xml:space="preserve">CREATE USER </w:t>
+      </w:r>
+      <w:proofErr w:type="spellStart"/>
+      <w:r>
+        <w:rPr>
+          <w:rFonts w:ascii="Consolas" w:eastAsia="Times New Roman" w:hAnsi="Consolas" w:cs="Courier New"/>
+          <w:color w:val="0F1115"/>
+          <w:sz w:val="20"/>
+          <w:szCs w:val="20"/>
+          <w:lang w:val="en-US" w:eastAsia="ru-RU"/>
+        </w:rPr>
+        <w:t>app_readonly</w:t>
+      </w:r>
+      <w:proofErr w:type="spellEnd"/>
+      <w:r>
+        <w:rPr>
+          <w:rFonts w:ascii="Consolas" w:eastAsia="Times New Roman" w:hAnsi="Consolas" w:cs="Courier New"/>
+          <w:color w:val="0F1115"/>
+          <w:sz w:val="20"/>
+          <w:szCs w:val="20"/>
+          <w:lang w:val="en-US" w:eastAsia="ru-RU"/>
+        </w:rPr>
+        <w:t xml:space="preserve"> WITH PASSWORD '</w:t>
+      </w:r>
+      <w:proofErr w:type="gramStart"/>
+      <w:r>
+        <w:rPr>
+          <w:rFonts w:ascii="Consolas" w:eastAsia="Times New Roman" w:hAnsi="Consolas" w:cs="Courier New"/>
+          <w:color w:val="0F1115"/>
+          <w:sz w:val="20"/>
+          <w:szCs w:val="20"/>
+          <w:lang w:val="en-US" w:eastAsia="ru-RU"/>
+        </w:rPr>
+        <w:t>12345678!QQ</w:t>
+      </w:r>
+      <w:proofErr w:type="gramEnd"/>
+      <w:r>
+        <w:rPr>
+          <w:rFonts w:ascii="Consolas" w:eastAsia="Times New Roman" w:hAnsi="Consolas" w:cs="Courier New"/>
+          <w:color w:val="0F1115"/>
+          <w:sz w:val="20"/>
+          <w:szCs w:val="20"/>
+          <w:lang w:val="en-US" w:eastAsia="ru-RU"/>
+        </w:rPr>
+        <w:t>';</w:t>
+      </w:r>
+    </w:p>
+    <w:p>
+      <w:pPr>
+        <w:widowControl/>
+        <w:tabs>
+          <w:tab w:val="left" w:pos="916"/>
+          <w:tab w:val="left" w:pos="1832"/>
+          <w:tab w:val="left" w:pos="2748"/>
+          <w:tab w:val="left" w:pos="3664"/>
+          <w:tab w:val="left" w:pos="4580"/>
+          <w:tab w:val="left" w:pos="5496"/>
+          <w:tab w:val="left" w:pos="6412"/>
+          <w:tab w:val="left" w:pos="7328"/>
+          <w:tab w:val="left" w:pos="8244"/>
+          <w:tab w:val="left" w:pos="9160"/>
+          <w:tab w:val="left" w:pos="10076"/>
+          <w:tab w:val="left" w:pos="10992"/>
+          <w:tab w:val="left" w:pos="11908"/>
+          <w:tab w:val="left" w:pos="12824"/>
+          <w:tab w:val="left" w:pos="13740"/>
+          <w:tab w:val="left" w:pos="14656"/>
+        </w:tabs>
+        <w:wordWrap w:val="0"/>
+        <w:autoSpaceDE/>
+        <w:autoSpaceDN/>
+        <w:spacing w:line="330" w:lineRule="atLeast"/>
+        <w:ind w:firstLine="0"/>
+        <w:jc w:val="left"/>
+        <w:rPr>
+          <w:rFonts w:ascii="Consolas" w:eastAsia="Times New Roman" w:hAnsi="Consolas" w:cs="Courier New"/>
+          <w:color w:val="0F1115"/>
+          <w:sz w:val="20"/>
+          <w:szCs w:val="20"/>
+          <w:lang w:val="en-US" w:eastAsia="ru-RU"/>
+        </w:rPr>
+      </w:pPr>
+      <w:r>
+        <w:rPr>
+          <w:rFonts w:ascii="Consolas" w:eastAsia="Times New Roman" w:hAnsi="Consolas" w:cs="Courier New"/>
+          <w:color w:val="0F1115"/>
+          <w:sz w:val="20"/>
+          <w:szCs w:val="20"/>
+          <w:lang w:val="en-US" w:eastAsia="ru-RU"/>
+        </w:rPr>
+        <w:t xml:space="preserve">CREATE USER </w:t>
+      </w:r>
+      <w:proofErr w:type="spellStart"/>
+      <w:r>
+        <w:rPr>
+          <w:rFonts w:ascii="Consolas" w:eastAsia="Times New Roman" w:hAnsi="Consolas" w:cs="Courier New"/>
+          <w:color w:val="0F1115"/>
+          <w:sz w:val="20"/>
+          <w:szCs w:val="20"/>
+          <w:lang w:val="en-US" w:eastAsia="ru-RU"/>
+        </w:rPr>
+        <w:t>app_write</w:t>
+      </w:r>
+      <w:proofErr w:type="spellEnd"/>
+      <w:r>
+        <w:rPr>
+          <w:rFonts w:ascii="Consolas" w:eastAsia="Times New Roman" w:hAnsi="Consolas" w:cs="Courier New"/>
+          <w:color w:val="0F1115"/>
+          <w:sz w:val="20"/>
+          <w:szCs w:val="20"/>
+          <w:lang w:val="en-US" w:eastAsia="ru-RU"/>
+        </w:rPr>
+        <w:t xml:space="preserve"> WITH PASSWORD 'password123';</w:t>
+      </w:r>
+    </w:p>
+    <w:p>
+      <w:pPr>
+        <w:widowControl/>
+        <w:tabs>
+          <w:tab w:val="left" w:pos="916"/>
+          <w:tab w:val="left" w:pos="1832"/>
+          <w:tab w:val="left" w:pos="2748"/>
+          <w:tab w:val="left" w:pos="3664"/>
+          <w:tab w:val="left" w:pos="4580"/>
+          <w:tab w:val="left" w:pos="5496"/>
+          <w:tab w:val="left" w:pos="6412"/>
+          <w:tab w:val="left" w:pos="7328"/>
+          <w:tab w:val="left" w:pos="8244"/>
+          <w:tab w:val="left" w:pos="9160"/>
+          <w:tab w:val="left" w:pos="10076"/>
+          <w:tab w:val="left" w:pos="10992"/>
+          <w:tab w:val="left" w:pos="11908"/>
+          <w:tab w:val="left" w:pos="12824"/>
+          <w:tab w:val="left" w:pos="13740"/>
+          <w:tab w:val="left" w:pos="14656"/>
+        </w:tabs>
+        <w:wordWrap w:val="0"/>
+        <w:autoSpaceDE/>
+        <w:autoSpaceDN/>
+        <w:spacing w:line="330" w:lineRule="atLeast"/>
+        <w:ind w:firstLine="0"/>
+        <w:jc w:val="left"/>
+        <w:rPr>
+          <w:rFonts w:ascii="Consolas" w:eastAsia="Times New Roman" w:hAnsi="Consolas" w:cs="Courier New"/>
+          <w:color w:val="0F1115"/>
+          <w:sz w:val="20"/>
+          <w:szCs w:val="20"/>
+          <w:lang w:val="en-US" w:eastAsia="ru-RU"/>
+        </w:rPr>
+      </w:pPr>
+      <w:r>
+        <w:rPr>
+          <w:rFonts w:ascii="Consolas" w:eastAsia="Times New Roman" w:hAnsi="Consolas" w:cs="Courier New"/>
+          <w:color w:val="0F1115"/>
+          <w:sz w:val="20"/>
+          <w:szCs w:val="20"/>
+          <w:lang w:val="en-US" w:eastAsia="ru-RU"/>
+        </w:rPr>
+        <w:t xml:space="preserve">CREATE USER </w:t>
+      </w:r>
+      <w:proofErr w:type="spellStart"/>
+      <w:r>
+        <w:rPr>
+          <w:rFonts w:ascii="Consolas" w:eastAsia="Times New Roman" w:hAnsi="Consolas" w:cs="Courier New"/>
+          <w:color w:val="0F1115"/>
+          <w:sz w:val="20"/>
+          <w:szCs w:val="20"/>
+          <w:lang w:val="en-US" w:eastAsia="ru-RU"/>
+        </w:rPr>
+        <w:t>app_admin</w:t>
+      </w:r>
+      <w:proofErr w:type="spellEnd"/>
+      <w:r>
+        <w:rPr>
+          <w:rFonts w:ascii="Consolas" w:eastAsia="Times New Roman" w:hAnsi="Consolas" w:cs="Courier New"/>
+          <w:color w:val="0F1115"/>
+          <w:sz w:val="20"/>
+          <w:szCs w:val="20"/>
+          <w:lang w:val="en-US" w:eastAsia="ru-RU"/>
+        </w:rPr>
+        <w:t xml:space="preserve"> WITH PASSWORD 'superPassword123456';</w:t>
+      </w:r>
+    </w:p>
+    <w:p>
+      <w:pPr>
+        <w:widowControl/>
+        <w:tabs>
+          <w:tab w:val="left" w:pos="916"/>
+          <w:tab w:val="left" w:pos="1832"/>
+          <w:tab w:val="left" w:pos="2748"/>
+          <w:tab w:val="left" w:pos="3664"/>
+          <w:tab w:val="left" w:pos="4580"/>
+          <w:tab w:val="left" w:pos="5496"/>
+          <w:tab w:val="left" w:pos="6412"/>
+          <w:tab w:val="left" w:pos="7328"/>
+          <w:tab w:val="left" w:pos="8244"/>
+          <w:tab w:val="left" w:pos="9160"/>
+          <w:tab w:val="left" w:pos="10076"/>
+          <w:tab w:val="left" w:pos="10992"/>
+          <w:tab w:val="left" w:pos="11908"/>
+          <w:tab w:val="left" w:pos="12824"/>
+          <w:tab w:val="left" w:pos="13740"/>
+          <w:tab w:val="left" w:pos="14656"/>
+        </w:tabs>
+        <w:wordWrap w:val="0"/>
+        <w:autoSpaceDE/>
+        <w:autoSpaceDN/>
+        <w:spacing w:line="330" w:lineRule="atLeast"/>
+        <w:ind w:firstLine="0"/>
+        <w:jc w:val="left"/>
+        <w:rPr>
+          <w:rFonts w:ascii="Consolas" w:eastAsia="Times New Roman" w:hAnsi="Consolas" w:cs="Courier New"/>
+          <w:color w:val="0F1115"/>
+          <w:sz w:val="20"/>
+          <w:szCs w:val="20"/>
+          <w:lang w:val="en-US" w:eastAsia="ru-RU"/>
+        </w:rPr>
+      </w:pPr>
+      <w:r>
+        <w:rPr>
+          <w:rFonts w:ascii="Consolas" w:eastAsia="Times New Roman" w:hAnsi="Consolas" w:cs="Courier New"/>
+          <w:color w:val="0F1115"/>
+          <w:sz w:val="20"/>
+          <w:szCs w:val="20"/>
+          <w:lang w:val="en-US" w:eastAsia="ru-RU"/>
+        </w:rPr>
+        <w:t xml:space="preserve">CREATE USER </w:t>
+      </w:r>
+      <w:proofErr w:type="spellStart"/>
+      <w:r>
+        <w:rPr>
+          <w:rFonts w:ascii="Consolas" w:eastAsia="Times New Roman" w:hAnsi="Consolas" w:cs="Courier New"/>
+          <w:color w:val="0F1115"/>
+          <w:sz w:val="20"/>
+          <w:szCs w:val="20"/>
+          <w:lang w:val="en-US" w:eastAsia="ru-RU"/>
+        </w:rPr>
+        <w:t>backup_user</w:t>
+      </w:r>
+      <w:proofErr w:type="spellEnd"/>
+      <w:r>
+        <w:rPr>
+          <w:rFonts w:ascii="Consolas" w:eastAsia="Times New Roman" w:hAnsi="Consolas" w:cs="Courier New"/>
+          <w:color w:val="0F1115"/>
+          <w:sz w:val="20"/>
+          <w:szCs w:val="20"/>
+          <w:lang w:val="en-US" w:eastAsia="ru-RU"/>
+        </w:rPr>
+        <w:t xml:space="preserve"> WITH PASSWORD 'justPassword123';</w:t>
+      </w:r>
+    </w:p>
+    <w:p>
+      <w:pPr>
+        <w:widowControl/>
+        <w:tabs>
+          <w:tab w:val="left" w:pos="916"/>
+          <w:tab w:val="left" w:pos="1832"/>
+          <w:tab w:val="left" w:pos="2748"/>
+          <w:tab w:val="left" w:pos="3664"/>
+          <w:tab w:val="left" w:pos="4580"/>
+          <w:tab w:val="left" w:pos="5496"/>
+          <w:tab w:val="left" w:pos="6412"/>
+          <w:tab w:val="left" w:pos="7328"/>
+          <w:tab w:val="left" w:pos="8244"/>
+          <w:tab w:val="left" w:pos="9160"/>
+          <w:tab w:val="left" w:pos="10076"/>
+          <w:tab w:val="left" w:pos="10992"/>
+          <w:tab w:val="left" w:pos="11908"/>
+          <w:tab w:val="left" w:pos="12824"/>
+          <w:tab w:val="left" w:pos="13740"/>
+          <w:tab w:val="left" w:pos="14656"/>
+        </w:tabs>
+        <w:wordWrap w:val="0"/>
+        <w:autoSpaceDE/>
+        <w:autoSpaceDN/>
+        <w:spacing w:line="330" w:lineRule="atLeast"/>
+        <w:ind w:firstLine="0"/>
+        <w:jc w:val="left"/>
+        <w:rPr>
+          <w:rFonts w:ascii="Consolas" w:eastAsia="Times New Roman" w:hAnsi="Consolas" w:cs="Courier New"/>
+          <w:color w:val="0F1115"/>
+          <w:sz w:val="20"/>
+          <w:szCs w:val="20"/>
+          <w:lang w:val="en-US" w:eastAsia="ru-RU"/>
+        </w:rPr>
+      </w:pPr>
+      <w:r>
+        <w:rPr>
+          <w:rFonts w:ascii="Consolas" w:eastAsia="Times New Roman" w:hAnsi="Consolas" w:cs="Courier New"/>
+          <w:color w:val="0F1115"/>
+          <w:sz w:val="20"/>
+          <w:szCs w:val="20"/>
+          <w:lang w:val="en-US" w:eastAsia="ru-RU"/>
+        </w:rPr>
+        <w:t xml:space="preserve">CREATE USER </w:t>
+      </w:r>
+      <w:proofErr w:type="spellStart"/>
+      <w:r>
+        <w:rPr>
+          <w:rFonts w:ascii="Consolas" w:eastAsia="Times New Roman" w:hAnsi="Consolas" w:cs="Courier New"/>
+          <w:color w:val="0F1115"/>
+          <w:sz w:val="20"/>
+          <w:szCs w:val="20"/>
+          <w:lang w:val="en-US" w:eastAsia="ru-RU"/>
+        </w:rPr>
+        <w:t>audit_user</w:t>
+      </w:r>
+      <w:proofErr w:type="spellEnd"/>
+      <w:r>
+        <w:rPr>
+          <w:rFonts w:ascii="Consolas" w:eastAsia="Times New Roman" w:hAnsi="Consolas" w:cs="Courier New"/>
+          <w:color w:val="0F1115"/>
+          <w:sz w:val="20"/>
+          <w:szCs w:val="20"/>
+          <w:lang w:val="en-US" w:eastAsia="ru-RU"/>
+        </w:rPr>
+        <w:t xml:space="preserve"> WITH PASSWORD 'justPassword321';</w:t>
+      </w:r>
+      <w:r>
+        <w:rPr>
+          <w:rFonts w:ascii="Consolas" w:eastAsia="Times New Roman" w:hAnsi="Consolas" w:cs="Courier New"/>
+          <w:color w:val="0F1115"/>
+          <w:sz w:val="20"/>
+          <w:szCs w:val="20"/>
+          <w:lang w:val="en-US" w:eastAsia="ru-RU"/>
+        </w:rPr>
+        <w:br/>
+      </w:r>
+      <w:r>
+        <w:rPr>
+          <w:rFonts w:ascii="Consolas" w:eastAsia="Times New Roman" w:hAnsi="Consolas" w:cs="Courier New"/>
+          <w:color w:val="0F1115"/>
+          <w:sz w:val="20"/>
+          <w:szCs w:val="20"/>
+          <w:lang w:val="en-US" w:eastAsia="ru-RU"/>
+        </w:rPr>
+        <w:t xml:space="preserve">GRANT SELECT ON ALL TABLES IN SCHEMA public TO </w:t>
+      </w:r>
+      <w:proofErr w:type="spellStart"/>
+      <w:r>
+        <w:rPr>
+          <w:rFonts w:ascii="Consolas" w:eastAsia="Times New Roman" w:hAnsi="Consolas" w:cs="Courier New"/>
+          <w:color w:val="0F1115"/>
+          <w:sz w:val="20"/>
+          <w:szCs w:val="20"/>
+          <w:lang w:val="en-US" w:eastAsia="ru-RU"/>
+        </w:rPr>
+        <w:t>app_readonly</w:t>
+      </w:r>
+      <w:proofErr w:type="spellEnd"/>
+      <w:r>
+        <w:rPr>
+          <w:rFonts w:ascii="Consolas" w:eastAsia="Times New Roman" w:hAnsi="Consolas" w:cs="Courier New"/>
+          <w:color w:val="0F1115"/>
+          <w:sz w:val="20"/>
+          <w:szCs w:val="20"/>
+          <w:lang w:val="en-US" w:eastAsia="ru-RU"/>
+        </w:rPr>
+        <w:t>;</w:t>
+      </w:r>
+    </w:p>
+    <w:p>
+      <w:pPr>
+        <w:widowControl/>
+        <w:tabs>
+          <w:tab w:val="left" w:pos="916"/>
+          <w:tab w:val="left" w:pos="1832"/>
+          <w:tab w:val="left" w:pos="2748"/>
+          <w:tab w:val="left" w:pos="3664"/>
+          <w:tab w:val="left" w:pos="4580"/>
+          <w:tab w:val="left" w:pos="5496"/>
+          <w:tab w:val="left" w:pos="6412"/>
+          <w:tab w:val="left" w:pos="7328"/>
+          <w:tab w:val="left" w:pos="8244"/>
+          <w:tab w:val="left" w:pos="9160"/>
+          <w:tab w:val="left" w:pos="10076"/>
+          <w:tab w:val="left" w:pos="10992"/>
+          <w:tab w:val="left" w:pos="11908"/>
+          <w:tab w:val="left" w:pos="12824"/>
+          <w:tab w:val="left" w:pos="13740"/>
+          <w:tab w:val="left" w:pos="14656"/>
+        </w:tabs>
+        <w:wordWrap w:val="0"/>
+        <w:autoSpaceDE/>
+        <w:autoSpaceDN/>
+        <w:spacing w:line="330" w:lineRule="atLeast"/>
+        <w:ind w:firstLine="0"/>
+        <w:jc w:val="left"/>
+        <w:rPr>
+          <w:rFonts w:ascii="Consolas" w:eastAsia="Times New Roman" w:hAnsi="Consolas" w:cs="Courier New"/>
+          <w:color w:val="0F1115"/>
+          <w:sz w:val="20"/>
+          <w:szCs w:val="20"/>
+          <w:lang w:val="en-US" w:eastAsia="ru-RU"/>
+        </w:rPr>
+      </w:pPr>
+      <w:r>
+        <w:rPr>
+          <w:rFonts w:ascii="Consolas" w:eastAsia="Times New Roman" w:hAnsi="Consolas" w:cs="Courier New"/>
+          <w:color w:val="0F1115"/>
+          <w:sz w:val="20"/>
+          <w:szCs w:val="20"/>
+          <w:lang w:val="en-US" w:eastAsia="ru-RU"/>
+        </w:rPr>
+        <w:t xml:space="preserve">GRANT SELECT, INSERT, UPDATE, DELETE ON ALL TABLES IN SCHEMA public TO </w:t>
+      </w:r>
+      <w:proofErr w:type="spellStart"/>
+      <w:r>
+        <w:rPr>
+          <w:rFonts w:ascii="Consolas" w:eastAsia="Times New Roman" w:hAnsi="Consolas" w:cs="Courier New"/>
+          <w:color w:val="0F1115"/>
+          <w:sz w:val="20"/>
+          <w:szCs w:val="20"/>
+          <w:lang w:val="en-US" w:eastAsia="ru-RU"/>
+        </w:rPr>
+        <w:t>app_write</w:t>
+      </w:r>
+      <w:proofErr w:type="spellEnd"/>
+      <w:r>
+        <w:rPr>
+          <w:rFonts w:ascii="Consolas" w:eastAsia="Times New Roman" w:hAnsi="Consolas" w:cs="Courier New"/>
+          <w:color w:val="0F1115"/>
+          <w:sz w:val="20"/>
+          <w:szCs w:val="20"/>
+          <w:lang w:val="en-US" w:eastAsia="ru-RU"/>
+        </w:rPr>
+        <w:t>;</w:t>
+      </w:r>
+    </w:p>
+    <w:p>
+      <w:pPr>
+        <w:widowControl/>
+        <w:tabs>
+          <w:tab w:val="left" w:pos="916"/>
+          <w:tab w:val="left" w:pos="1832"/>
+          <w:tab w:val="left" w:pos="2748"/>
+          <w:tab w:val="left" w:pos="3664"/>
+          <w:tab w:val="left" w:pos="4580"/>
+          <w:tab w:val="left" w:pos="5496"/>
+          <w:tab w:val="left" w:pos="6412"/>
+          <w:tab w:val="left" w:pos="7328"/>
+          <w:tab w:val="left" w:pos="8244"/>
+          <w:tab w:val="left" w:pos="9160"/>
+          <w:tab w:val="left" w:pos="10076"/>
+          <w:tab w:val="left" w:pos="10992"/>
+          <w:tab w:val="left" w:pos="11908"/>
+          <w:tab w:val="left" w:pos="12824"/>
+          <w:tab w:val="left" w:pos="13740"/>
+          <w:tab w:val="left" w:pos="14656"/>
+        </w:tabs>
+        <w:wordWrap w:val="0"/>
+        <w:autoSpaceDE/>
+        <w:autoSpaceDN/>
+        <w:spacing w:line="330" w:lineRule="atLeast"/>
+        <w:ind w:firstLine="0"/>
+        <w:jc w:val="left"/>
+        <w:rPr>
+          <w:rFonts w:ascii="Consolas" w:eastAsia="Times New Roman" w:hAnsi="Consolas" w:cs="Courier New"/>
+          <w:color w:val="0F1115"/>
+          <w:sz w:val="20"/>
+          <w:szCs w:val="20"/>
+          <w:lang w:val="en-US" w:eastAsia="ru-RU"/>
+        </w:rPr>
+      </w:pPr>
+      <w:r>
+        <w:rPr>
+          <w:rFonts w:ascii="Consolas" w:eastAsia="Times New Roman" w:hAnsi="Consolas" w:cs="Courier New"/>
+          <w:color w:val="0F1115"/>
+          <w:sz w:val="20"/>
+          <w:szCs w:val="20"/>
+          <w:lang w:val="en-US" w:eastAsia="ru-RU"/>
+        </w:rPr>
+        <w:t xml:space="preserve">GRANT ALL PRIVILEGES ON SCHEMA public TO </w:t>
+      </w:r>
+      <w:proofErr w:type="spellStart"/>
+      <w:r>
+        <w:rPr>
+          <w:rFonts w:ascii="Consolas" w:eastAsia="Times New Roman" w:hAnsi="Consolas" w:cs="Courier New"/>
+          <w:color w:val="0F1115"/>
+          <w:sz w:val="20"/>
+          <w:szCs w:val="20"/>
+          <w:lang w:val="en-US" w:eastAsia="ru-RU"/>
+        </w:rPr>
+        <w:t>app_admin</w:t>
+      </w:r>
+      <w:proofErr w:type="spellEnd"/>
+      <w:r>
+        <w:rPr>
+          <w:rFonts w:ascii="Consolas" w:eastAsia="Times New Roman" w:hAnsi="Consolas" w:cs="Courier New"/>
+          <w:color w:val="0F1115"/>
+          <w:sz w:val="20"/>
+          <w:szCs w:val="20"/>
+          <w:lang w:val="en-US" w:eastAsia="ru-RU"/>
+        </w:rPr>
+        <w:t>;</w:t>
+      </w:r>
+    </w:p>
+    <w:p>
+      <w:pPr>
+        <w:widowControl/>
+        <w:tabs>
+          <w:tab w:val="left" w:pos="916"/>
+          <w:tab w:val="left" w:pos="1832"/>
+          <w:tab w:val="left" w:pos="2748"/>
+          <w:tab w:val="left" w:pos="3664"/>
+          <w:tab w:val="left" w:pos="4580"/>
+          <w:tab w:val="left" w:pos="5496"/>
+          <w:tab w:val="left" w:pos="6412"/>
+          <w:tab w:val="left" w:pos="7328"/>
+          <w:tab w:val="left" w:pos="8244"/>
+          <w:tab w:val="left" w:pos="9160"/>
+          <w:tab w:val="left" w:pos="10076"/>
+          <w:tab w:val="left" w:pos="10992"/>
+          <w:tab w:val="left" w:pos="11908"/>
+          <w:tab w:val="left" w:pos="12824"/>
+          <w:tab w:val="left" w:pos="13740"/>
+          <w:tab w:val="left" w:pos="14656"/>
+        </w:tabs>
+        <w:wordWrap w:val="0"/>
+        <w:autoSpaceDE/>
+        <w:autoSpaceDN/>
+        <w:spacing w:line="330" w:lineRule="atLeast"/>
+        <w:ind w:firstLine="0"/>
+        <w:jc w:val="left"/>
+        <w:rPr>
+          <w:rFonts w:ascii="Consolas" w:eastAsia="Times New Roman" w:hAnsi="Consolas" w:cs="Courier New"/>
+          <w:color w:val="0F1115"/>
+          <w:sz w:val="20"/>
+          <w:szCs w:val="20"/>
+          <w:lang w:val="en-US" w:eastAsia="ru-RU"/>
+        </w:rPr>
+      </w:pPr>
+      <w:r>
+        <w:rPr>
+          <w:rFonts w:ascii="Consolas" w:eastAsia="Times New Roman" w:hAnsi="Consolas" w:cs="Courier New"/>
+          <w:color w:val="0F1115"/>
+          <w:sz w:val="20"/>
+          <w:szCs w:val="20"/>
+          <w:lang w:val="en-US" w:eastAsia="ru-RU"/>
+        </w:rPr>
+        <w:t xml:space="preserve">GRANT ALL PRIVILEGES ON ALL TABLES IN SCHEMA public TO </w:t>
+      </w:r>
+      <w:proofErr w:type="spellStart"/>
+      <w:r>
+        <w:rPr>
+          <w:rFonts w:ascii="Consolas" w:eastAsia="Times New Roman" w:hAnsi="Consolas" w:cs="Courier New"/>
+          <w:color w:val="0F1115"/>
+          <w:sz w:val="20"/>
+          <w:szCs w:val="20"/>
+          <w:lang w:val="en-US" w:eastAsia="ru-RU"/>
+        </w:rPr>
+        <w:t>app_admin</w:t>
+      </w:r>
+      <w:proofErr w:type="spellEnd"/>
+      <w:r>
+        <w:rPr>
+          <w:rFonts w:ascii="Consolas" w:eastAsia="Times New Roman" w:hAnsi="Consolas" w:cs="Courier New"/>
+          <w:color w:val="0F1115"/>
+          <w:sz w:val="20"/>
+          <w:szCs w:val="20"/>
+          <w:lang w:val="en-US" w:eastAsia="ru-RU"/>
+        </w:rPr>
+        <w:t>;</w:t>
+      </w:r>
+    </w:p>
+    <w:p>
+      <w:pPr>
+        <w:widowControl/>
+        <w:tabs>
+          <w:tab w:val="left" w:pos="916"/>
+          <w:tab w:val="left" w:pos="1832"/>
+          <w:tab w:val="left" w:pos="2748"/>
+          <w:tab w:val="left" w:pos="3664"/>
+          <w:tab w:val="left" w:pos="4580"/>
+          <w:tab w:val="left" w:pos="5496"/>
+          <w:tab w:val="left" w:pos="6412"/>
+          <w:tab w:val="left" w:pos="7328"/>
+          <w:tab w:val="left" w:pos="8244"/>
+          <w:tab w:val="left" w:pos="9160"/>
+          <w:tab w:val="left" w:pos="10076"/>
+          <w:tab w:val="left" w:pos="10992"/>
+          <w:tab w:val="left" w:pos="11908"/>
+          <w:tab w:val="left" w:pos="12824"/>
+          <w:tab w:val="left" w:pos="13740"/>
+          <w:tab w:val="left" w:pos="14656"/>
+        </w:tabs>
+        <w:wordWrap w:val="0"/>
+        <w:autoSpaceDE/>
+        <w:autoSpaceDN/>
+        <w:spacing w:line="330" w:lineRule="atLeast"/>
+        <w:ind w:firstLine="0"/>
+        <w:jc w:val="left"/>
+        <w:rPr>
+          <w:rFonts w:ascii="Consolas" w:eastAsia="Times New Roman" w:hAnsi="Consolas" w:cs="Courier New"/>
+          <w:color w:val="0F1115"/>
+          <w:sz w:val="20"/>
+          <w:szCs w:val="20"/>
+          <w:lang w:val="en-US" w:eastAsia="ru-RU"/>
+        </w:rPr>
+      </w:pPr>
+      <w:r>
+        <w:rPr>
+          <w:rFonts w:ascii="Consolas" w:eastAsia="Times New Roman" w:hAnsi="Consolas" w:cs="Courier New"/>
+          <w:color w:val="0F1115"/>
+          <w:sz w:val="20"/>
+          <w:szCs w:val="20"/>
+          <w:lang w:val="en-US" w:eastAsia="ru-RU"/>
+        </w:rPr>
+        <w:t xml:space="preserve">GRANT ALL PRIVILEGES ON ALL SEQUENCES IN SCHEMA public TO </w:t>
+      </w:r>
+      <w:proofErr w:type="spellStart"/>
+      <w:r>
+        <w:rPr>
+          <w:rFonts w:ascii="Consolas" w:eastAsia="Times New Roman" w:hAnsi="Consolas" w:cs="Courier New"/>
+          <w:color w:val="0F1115"/>
+          <w:sz w:val="20"/>
+          <w:szCs w:val="20"/>
+          <w:lang w:val="en-US" w:eastAsia="ru-RU"/>
+        </w:rPr>
+        <w:t>app_admin</w:t>
+      </w:r>
+      <w:proofErr w:type="spellEnd"/>
+      <w:r>
+        <w:rPr>
+          <w:rFonts w:ascii="Consolas" w:eastAsia="Times New Roman" w:hAnsi="Consolas" w:cs="Courier New"/>
+          <w:color w:val="0F1115"/>
+          <w:sz w:val="20"/>
+          <w:szCs w:val="20"/>
+          <w:lang w:val="en-US" w:eastAsia="ru-RU"/>
+        </w:rPr>
+        <w:t>;</w:t>
+      </w:r>
+    </w:p>
+    <w:p>
+      <w:pPr>
+        <w:widowControl/>
+        <w:tabs>
+          <w:tab w:val="left" w:pos="916"/>
+          <w:tab w:val="left" w:pos="1832"/>
+          <w:tab w:val="left" w:pos="2748"/>
+          <w:tab w:val="left" w:pos="3664"/>
+          <w:tab w:val="left" w:pos="4580"/>
+          <w:tab w:val="left" w:pos="5496"/>
+          <w:tab w:val="left" w:pos="6412"/>
+          <w:tab w:val="left" w:pos="7328"/>
+          <w:tab w:val="left" w:pos="8244"/>
+          <w:tab w:val="left" w:pos="9160"/>
+          <w:tab w:val="left" w:pos="10076"/>
+          <w:tab w:val="left" w:pos="10992"/>
+          <w:tab w:val="left" w:pos="11908"/>
+          <w:tab w:val="left" w:pos="12824"/>
+          <w:tab w:val="left" w:pos="13740"/>
+          <w:tab w:val="left" w:pos="14656"/>
+        </w:tabs>
+        <w:wordWrap w:val="0"/>
+        <w:autoSpaceDE/>
+        <w:autoSpaceDN/>
+        <w:spacing w:line="330" w:lineRule="atLeast"/>
+        <w:ind w:firstLine="0"/>
+        <w:jc w:val="left"/>
+        <w:rPr>
+          <w:rFonts w:ascii="Consolas" w:eastAsia="Times New Roman" w:hAnsi="Consolas" w:cs="Courier New"/>
+          <w:color w:val="0F1115"/>
+          <w:sz w:val="20"/>
+          <w:szCs w:val="20"/>
+          <w:lang w:val="en-US" w:eastAsia="ru-RU"/>
+        </w:rPr>
+      </w:pPr>
+      <w:r>
+        <w:rPr>
+          <w:rFonts w:ascii="Consolas" w:eastAsia="Times New Roman" w:hAnsi="Consolas" w:cs="Courier New"/>
+          <w:color w:val="0F1115"/>
+          <w:sz w:val="20"/>
+          <w:szCs w:val="20"/>
+          <w:lang w:val="en-US" w:eastAsia="ru-RU"/>
+        </w:rPr>
+        <w:t xml:space="preserve">GRANT CONNECT ON DATABASE </w:t>
+      </w:r>
+      <w:proofErr w:type="spellStart"/>
+      <w:r>
+        <w:rPr>
+          <w:rFonts w:ascii="Consolas" w:eastAsia="Times New Roman" w:hAnsi="Consolas" w:cs="Courier New"/>
+          <w:color w:val="0F1115"/>
+          <w:sz w:val="20"/>
+          <w:szCs w:val="20"/>
+          <w:lang w:val="en-US" w:eastAsia="ru-RU"/>
+        </w:rPr>
+        <w:t>your_database_name</w:t>
+      </w:r>
+      <w:proofErr w:type="spellEnd"/>
+      <w:r>
+        <w:rPr>
+          <w:rFonts w:ascii="Consolas" w:eastAsia="Times New Roman" w:hAnsi="Consolas" w:cs="Courier New"/>
+          <w:color w:val="0F1115"/>
+          <w:sz w:val="20"/>
+          <w:szCs w:val="20"/>
+          <w:lang w:val="en-US" w:eastAsia="ru-RU"/>
+        </w:rPr>
+        <w:t xml:space="preserve"> TO </w:t>
+      </w:r>
+      <w:proofErr w:type="spellStart"/>
+      <w:r>
+        <w:rPr>
+          <w:rFonts w:ascii="Consolas" w:eastAsia="Times New Roman" w:hAnsi="Consolas" w:cs="Courier New"/>
+          <w:color w:val="0F1115"/>
+          <w:sz w:val="20"/>
+          <w:szCs w:val="20"/>
+          <w:lang w:val="en-US" w:eastAsia="ru-RU"/>
+        </w:rPr>
+        <w:t>backup_user</w:t>
+      </w:r>
+      <w:proofErr w:type="spellEnd"/>
+      <w:r>
+        <w:rPr>
+          <w:rFonts w:ascii="Consolas" w:eastAsia="Times New Roman" w:hAnsi="Consolas" w:cs="Courier New"/>
+          <w:color w:val="0F1115"/>
+          <w:sz w:val="20"/>
+          <w:szCs w:val="20"/>
+          <w:lang w:val="en-US" w:eastAsia="ru-RU"/>
+        </w:rPr>
+        <w:t>;</w:t>
+      </w:r>
+    </w:p>
+    <w:p>
+      <w:pPr>
+        <w:widowControl/>
+        <w:tabs>
+          <w:tab w:val="left" w:pos="916"/>
+          <w:tab w:val="left" w:pos="1832"/>
+          <w:tab w:val="left" w:pos="2748"/>
+          <w:tab w:val="left" w:pos="3664"/>
+          <w:tab w:val="left" w:pos="4580"/>
+          <w:tab w:val="left" w:pos="5496"/>
+          <w:tab w:val="left" w:pos="6412"/>
+          <w:tab w:val="left" w:pos="7328"/>
+          <w:tab w:val="left" w:pos="8244"/>
+          <w:tab w:val="left" w:pos="9160"/>
+          <w:tab w:val="left" w:pos="10076"/>
+          <w:tab w:val="left" w:pos="10992"/>
+          <w:tab w:val="left" w:pos="11908"/>
+          <w:tab w:val="left" w:pos="12824"/>
+          <w:tab w:val="left" w:pos="13740"/>
+          <w:tab w:val="left" w:pos="14656"/>
+        </w:tabs>
+        <w:wordWrap w:val="0"/>
+        <w:autoSpaceDE/>
+        <w:autoSpaceDN/>
+        <w:spacing w:line="330" w:lineRule="atLeast"/>
+        <w:ind w:firstLine="0"/>
+        <w:jc w:val="left"/>
+        <w:rPr>
+          <w:rFonts w:ascii="Consolas" w:eastAsia="Times New Roman" w:hAnsi="Consolas" w:cs="Courier New"/>
+          <w:color w:val="0F1115"/>
+          <w:sz w:val="20"/>
+          <w:szCs w:val="20"/>
+          <w:lang w:val="en-US" w:eastAsia="ru-RU"/>
+        </w:rPr>
+      </w:pPr>
+      <w:r>
+        <w:rPr>
+          <w:rFonts w:ascii="Consolas" w:eastAsia="Times New Roman" w:hAnsi="Consolas" w:cs="Courier New"/>
+          <w:color w:val="0F1115"/>
+          <w:sz w:val="20"/>
+          <w:szCs w:val="20"/>
+          <w:lang w:val="en-US" w:eastAsia="ru-RU"/>
+        </w:rPr>
+        <w:t xml:space="preserve">GRANT USAGE ON SCHEMA public TO </w:t>
+      </w:r>
+      <w:proofErr w:type="spellStart"/>
+      <w:r>
+        <w:rPr>
+          <w:rFonts w:ascii="Consolas" w:eastAsia="Times New Roman" w:hAnsi="Consolas" w:cs="Courier New"/>
+          <w:color w:val="0F1115"/>
+          <w:sz w:val="20"/>
+          <w:szCs w:val="20"/>
+          <w:lang w:val="en-US" w:eastAsia="ru-RU"/>
+        </w:rPr>
+        <w:t>backup_user</w:t>
+      </w:r>
+      <w:proofErr w:type="spellEnd"/>
+      <w:r>
+        <w:rPr>
+          <w:rFonts w:ascii="Consolas" w:eastAsia="Times New Roman" w:hAnsi="Consolas" w:cs="Courier New"/>
+          <w:color w:val="0F1115"/>
+          <w:sz w:val="20"/>
+          <w:szCs w:val="20"/>
+          <w:lang w:val="en-US" w:eastAsia="ru-RU"/>
+        </w:rPr>
+        <w:t>;</w:t>
+      </w:r>
+    </w:p>
+    <w:p>
+      <w:pPr>
+        <w:widowControl/>
+        <w:tabs>
+          <w:tab w:val="left" w:pos="916"/>
+          <w:tab w:val="left" w:pos="1832"/>
+          <w:tab w:val="left" w:pos="2748"/>
+          <w:tab w:val="left" w:pos="3664"/>
+          <w:tab w:val="left" w:pos="4580"/>
+          <w:tab w:val="left" w:pos="5496"/>
+          <w:tab w:val="left" w:pos="6412"/>
+          <w:tab w:val="left" w:pos="7328"/>
+          <w:tab w:val="left" w:pos="8244"/>
+          <w:tab w:val="left" w:pos="9160"/>
+          <w:tab w:val="left" w:pos="10076"/>
+          <w:tab w:val="left" w:pos="10992"/>
+          <w:tab w:val="left" w:pos="11908"/>
+          <w:tab w:val="left" w:pos="12824"/>
+          <w:tab w:val="left" w:pos="13740"/>
+          <w:tab w:val="left" w:pos="14656"/>
+        </w:tabs>
+        <w:wordWrap w:val="0"/>
+        <w:autoSpaceDE/>
+        <w:autoSpaceDN/>
+        <w:spacing w:line="330" w:lineRule="atLeast"/>
+        <w:ind w:firstLine="0"/>
+        <w:jc w:val="left"/>
+        <w:rPr>
+          <w:rFonts w:ascii="Consolas" w:eastAsia="Times New Roman" w:hAnsi="Consolas" w:cs="Courier New"/>
+          <w:color w:val="0F1115"/>
+          <w:sz w:val="20"/>
+          <w:szCs w:val="20"/>
+          <w:lang w:val="en-US" w:eastAsia="ru-RU"/>
+        </w:rPr>
+      </w:pPr>
+      <w:r>
+        <w:rPr>
+          <w:rFonts w:ascii="Consolas" w:eastAsia="Times New Roman" w:hAnsi="Consolas" w:cs="Courier New"/>
+          <w:color w:val="0F1115"/>
+          <w:sz w:val="20"/>
+          <w:szCs w:val="20"/>
+          <w:lang w:val="en-US" w:eastAsia="ru-RU"/>
+        </w:rPr>
+        <w:t xml:space="preserve">GRANT SELECT ON ALL TABLES IN SCHEMA public TO </w:t>
+      </w:r>
+      <w:proofErr w:type="spellStart"/>
+      <w:r>
+        <w:rPr>
+          <w:rFonts w:ascii="Consolas" w:eastAsia="Times New Roman" w:hAnsi="Consolas" w:cs="Courier New"/>
+          <w:color w:val="0F1115"/>
+          <w:sz w:val="20"/>
+          <w:szCs w:val="20"/>
+          <w:lang w:val="en-US" w:eastAsia="ru-RU"/>
+        </w:rPr>
+        <w:t>backup_user</w:t>
+      </w:r>
+      <w:proofErr w:type="spellEnd"/>
+      <w:r>
+        <w:rPr>
+          <w:rFonts w:ascii="Consolas" w:eastAsia="Times New Roman" w:hAnsi="Consolas" w:cs="Courier New"/>
+          <w:color w:val="0F1115"/>
+          <w:sz w:val="20"/>
+          <w:szCs w:val="20"/>
+          <w:lang w:val="en-US" w:eastAsia="ru-RU"/>
+        </w:rPr>
+        <w:t>;</w:t>
+      </w:r>
+      <w:r>
+        <w:rPr>
+          <w:rFonts w:ascii="Consolas" w:eastAsia="Times New Roman" w:hAnsi="Consolas" w:cs="Courier New"/>
+          <w:color w:val="0F1115"/>
+          <w:sz w:val="20"/>
+          <w:szCs w:val="20"/>
+          <w:lang w:val="en-US" w:eastAsia="ru-RU"/>
+        </w:rPr>
+        <w:br/>
+      </w:r>
+      <w:r>
+        <w:rPr>
+          <w:rFonts w:ascii="Consolas" w:eastAsia="Times New Roman" w:hAnsi="Consolas" w:cs="Courier New"/>
+          <w:color w:val="0F1115"/>
+          <w:sz w:val="20"/>
+          <w:szCs w:val="20"/>
+          <w:lang w:val="en-US" w:eastAsia="ru-RU"/>
+        </w:rPr>
+        <w:t xml:space="preserve">CREATE ROLE </w:t>
+      </w:r>
+      <w:proofErr w:type="spellStart"/>
+      <w:r>
+        <w:rPr>
+          <w:rFonts w:ascii="Consolas" w:eastAsia="Times New Roman" w:hAnsi="Consolas" w:cs="Courier New"/>
+          <w:color w:val="0F1115"/>
+          <w:sz w:val="20"/>
+          <w:szCs w:val="20"/>
+          <w:lang w:val="en-US" w:eastAsia="ru-RU"/>
+        </w:rPr>
+        <w:t>read_role</w:t>
+      </w:r>
+      <w:proofErr w:type="spellEnd"/>
+      <w:r>
+        <w:rPr>
+          <w:rFonts w:ascii="Consolas" w:eastAsia="Times New Roman" w:hAnsi="Consolas" w:cs="Courier New"/>
+          <w:color w:val="0F1115"/>
+          <w:sz w:val="20"/>
+          <w:szCs w:val="20"/>
+          <w:lang w:val="en-US" w:eastAsia="ru-RU"/>
+        </w:rPr>
+        <w:t>;</w:t>
+      </w:r>
+    </w:p>
+    <w:p>
+      <w:pPr>
+        <w:widowControl/>
+        <w:tabs>
+          <w:tab w:val="left" w:pos="916"/>
+          <w:tab w:val="left" w:pos="1832"/>
+          <w:tab w:val="left" w:pos="2748"/>
+          <w:tab w:val="left" w:pos="3664"/>
+          <w:tab w:val="left" w:pos="4580"/>
+          <w:tab w:val="left" w:pos="5496"/>
+          <w:tab w:val="left" w:pos="6412"/>
+          <w:tab w:val="left" w:pos="7328"/>
+          <w:tab w:val="left" w:pos="8244"/>
+          <w:tab w:val="left" w:pos="9160"/>
+          <w:tab w:val="left" w:pos="10076"/>
+          <w:tab w:val="left" w:pos="10992"/>
+          <w:tab w:val="left" w:pos="11908"/>
+          <w:tab w:val="left" w:pos="12824"/>
+          <w:tab w:val="left" w:pos="13740"/>
+          <w:tab w:val="left" w:pos="14656"/>
+        </w:tabs>
+        <w:wordWrap w:val="0"/>
+        <w:autoSpaceDE/>
+        <w:autoSpaceDN/>
+        <w:spacing w:line="330" w:lineRule="atLeast"/>
+        <w:ind w:firstLine="0"/>
+        <w:jc w:val="left"/>
+        <w:rPr>
+          <w:rFonts w:ascii="Consolas" w:eastAsia="Times New Roman" w:hAnsi="Consolas" w:cs="Courier New"/>
+          <w:color w:val="0F1115"/>
+          <w:sz w:val="20"/>
+          <w:szCs w:val="20"/>
+          <w:lang w:val="en-US" w:eastAsia="ru-RU"/>
+        </w:rPr>
+      </w:pPr>
+      <w:r>
+        <w:rPr>
+          <w:rFonts w:ascii="Consolas" w:eastAsia="Times New Roman" w:hAnsi="Consolas" w:cs="Courier New"/>
+          <w:color w:val="0F1115"/>
+          <w:sz w:val="20"/>
+          <w:szCs w:val="20"/>
+          <w:lang w:val="en-US" w:eastAsia="ru-RU"/>
+        </w:rPr>
+        <w:t xml:space="preserve">CREATE ROLE </w:t>
+      </w:r>
+      <w:proofErr w:type="spellStart"/>
+      <w:r>
+        <w:rPr>
+          <w:rFonts w:ascii="Consolas" w:eastAsia="Times New Roman" w:hAnsi="Consolas" w:cs="Courier New"/>
+          <w:color w:val="0F1115"/>
+          <w:sz w:val="20"/>
+          <w:szCs w:val="20"/>
+          <w:lang w:val="en-US" w:eastAsia="ru-RU"/>
+        </w:rPr>
+        <w:t>write_role</w:t>
+      </w:r>
+      <w:proofErr w:type="spellEnd"/>
+      <w:r>
+        <w:rPr>
+          <w:rFonts w:ascii="Consolas" w:eastAsia="Times New Roman" w:hAnsi="Consolas" w:cs="Courier New"/>
+          <w:color w:val="0F1115"/>
+          <w:sz w:val="20"/>
+          <w:szCs w:val="20"/>
+          <w:lang w:val="en-US" w:eastAsia="ru-RU"/>
+        </w:rPr>
+        <w:t>;</w:t>
+      </w:r>
+    </w:p>
+    <w:p>
+      <w:pPr>
+        <w:widowControl/>
+        <w:tabs>
+          <w:tab w:val="left" w:pos="916"/>
+          <w:tab w:val="left" w:pos="1832"/>
+          <w:tab w:val="left" w:pos="2748"/>
+          <w:tab w:val="left" w:pos="3664"/>
+          <w:tab w:val="left" w:pos="4580"/>
+          <w:tab w:val="left" w:pos="5496"/>
+          <w:tab w:val="left" w:pos="6412"/>
+          <w:tab w:val="left" w:pos="7328"/>
+          <w:tab w:val="left" w:pos="8244"/>
+          <w:tab w:val="left" w:pos="9160"/>
+          <w:tab w:val="left" w:pos="10076"/>
+          <w:tab w:val="left" w:pos="10992"/>
+          <w:tab w:val="left" w:pos="11908"/>
+          <w:tab w:val="left" w:pos="12824"/>
+          <w:tab w:val="left" w:pos="13740"/>
+          <w:tab w:val="left" w:pos="14656"/>
+        </w:tabs>
+        <w:wordWrap w:val="0"/>
+        <w:autoSpaceDE/>
+        <w:autoSpaceDN/>
+        <w:spacing w:line="330" w:lineRule="atLeast"/>
+        <w:ind w:firstLine="0"/>
+        <w:jc w:val="left"/>
+        <w:rPr>
+          <w:rFonts w:ascii="Consolas" w:eastAsia="Times New Roman" w:hAnsi="Consolas" w:cs="Courier New"/>
+          <w:color w:val="0F1115"/>
+          <w:sz w:val="20"/>
+          <w:szCs w:val="20"/>
+          <w:lang w:val="en-US" w:eastAsia="ru-RU"/>
+        </w:rPr>
+      </w:pPr>
+      <w:r>
+        <w:rPr>
+          <w:rFonts w:ascii="Consolas" w:eastAsia="Times New Roman" w:hAnsi="Consolas" w:cs="Courier New"/>
+          <w:color w:val="0F1115"/>
+          <w:sz w:val="20"/>
+          <w:szCs w:val="20"/>
+          <w:lang w:val="en-US" w:eastAsia="ru-RU"/>
+        </w:rPr>
+        <w:t xml:space="preserve">CREATE ROLE </w:t>
+      </w:r>
+      <w:proofErr w:type="spellStart"/>
+      <w:r>
+        <w:rPr>
+          <w:rFonts w:ascii="Consolas" w:eastAsia="Times New Roman" w:hAnsi="Consolas" w:cs="Courier New"/>
+          <w:color w:val="0F1115"/>
+          <w:sz w:val="20"/>
+          <w:szCs w:val="20"/>
+          <w:lang w:val="en-US" w:eastAsia="ru-RU"/>
+        </w:rPr>
+        <w:t>admin_role</w:t>
+      </w:r>
+      <w:proofErr w:type="spellEnd"/>
+      <w:r>
+        <w:rPr>
+          <w:rFonts w:ascii="Consolas" w:eastAsia="Times New Roman" w:hAnsi="Consolas" w:cs="Courier New"/>
+          <w:color w:val="0F1115"/>
+          <w:sz w:val="20"/>
+          <w:szCs w:val="20"/>
+          <w:lang w:val="en-US" w:eastAsia="ru-RU"/>
+        </w:rPr>
+        <w:t>;</w:t>
+      </w:r>
+      <w:r>
+        <w:rPr>
+          <w:rFonts w:ascii="Consolas" w:eastAsia="Times New Roman" w:hAnsi="Consolas" w:cs="Courier New"/>
+          <w:color w:val="0F1115"/>
+          <w:sz w:val="20"/>
+          <w:szCs w:val="20"/>
+          <w:lang w:val="en-US" w:eastAsia="ru-RU"/>
+        </w:rPr>
+        <w:br/>
+      </w:r>
+      <w:r>
+        <w:rPr>
+          <w:rFonts w:ascii="Consolas" w:eastAsia="Times New Roman" w:hAnsi="Consolas" w:cs="Courier New"/>
+          <w:color w:val="0F1115"/>
+          <w:sz w:val="20"/>
+          <w:szCs w:val="20"/>
+          <w:lang w:val="en-US" w:eastAsia="ru-RU"/>
+        </w:rPr>
+        <w:t xml:space="preserve">GRANT SELECT ON ALL TABLES IN SCHEMA public TO </w:t>
+      </w:r>
+      <w:proofErr w:type="spellStart"/>
+      <w:r>
+        <w:rPr>
+          <w:rFonts w:ascii="Consolas" w:eastAsia="Times New Roman" w:hAnsi="Consolas" w:cs="Courier New"/>
+          <w:color w:val="0F1115"/>
+          <w:sz w:val="20"/>
+          <w:szCs w:val="20"/>
+          <w:lang w:val="en-US" w:eastAsia="ru-RU"/>
+        </w:rPr>
+        <w:t>read_role</w:t>
+      </w:r>
+      <w:proofErr w:type="spellEnd"/>
+      <w:r>
+        <w:rPr>
+          <w:rFonts w:ascii="Consolas" w:eastAsia="Times New Roman" w:hAnsi="Consolas" w:cs="Courier New"/>
+          <w:color w:val="0F1115"/>
+          <w:sz w:val="20"/>
+          <w:szCs w:val="20"/>
+          <w:lang w:val="en-US" w:eastAsia="ru-RU"/>
+        </w:rPr>
+        <w:t>;</w:t>
+      </w:r>
+    </w:p>
+    <w:p>
+      <w:pPr>
+        <w:widowControl/>
+        <w:tabs>
+          <w:tab w:val="left" w:pos="916"/>
+          <w:tab w:val="left" w:pos="1832"/>
+          <w:tab w:val="left" w:pos="2748"/>
+          <w:tab w:val="left" w:pos="3664"/>
+          <w:tab w:val="left" w:pos="4580"/>
+          <w:tab w:val="left" w:pos="5496"/>
+          <w:tab w:val="left" w:pos="6412"/>
+          <w:tab w:val="left" w:pos="7328"/>
+          <w:tab w:val="left" w:pos="8244"/>
+          <w:tab w:val="left" w:pos="9160"/>
+          <w:tab w:val="left" w:pos="10076"/>
+          <w:tab w:val="left" w:pos="10992"/>
+          <w:tab w:val="left" w:pos="11908"/>
+          <w:tab w:val="left" w:pos="12824"/>
+          <w:tab w:val="left" w:pos="13740"/>
+          <w:tab w:val="left" w:pos="14656"/>
+        </w:tabs>
+        <w:wordWrap w:val="0"/>
+        <w:autoSpaceDE/>
+        <w:autoSpaceDN/>
+        <w:spacing w:line="330" w:lineRule="atLeast"/>
+        <w:ind w:firstLine="0"/>
+        <w:jc w:val="left"/>
+        <w:rPr>
+          <w:rFonts w:ascii="Consolas" w:eastAsia="Times New Roman" w:hAnsi="Consolas" w:cs="Courier New"/>
+          <w:color w:val="0F1115"/>
+          <w:sz w:val="20"/>
+          <w:szCs w:val="20"/>
+          <w:lang w:val="en-US" w:eastAsia="ru-RU"/>
+        </w:rPr>
+      </w:pPr>
+      <w:r>
+        <w:rPr>
+          <w:rFonts w:ascii="Consolas" w:eastAsia="Times New Roman" w:hAnsi="Consolas" w:cs="Courier New"/>
+          <w:color w:val="0F1115"/>
+          <w:sz w:val="20"/>
+          <w:szCs w:val="20"/>
+          <w:lang w:val="en-US" w:eastAsia="ru-RU"/>
+        </w:rPr>
+        <w:t xml:space="preserve">GRANT SELECT, INSERT, UPDATE, DELETE ON ALL TABLES IN SCHEMA public TO </w:t>
+      </w:r>
+      <w:proofErr w:type="spellStart"/>
+      <w:r>
+        <w:rPr>
+          <w:rFonts w:ascii="Consolas" w:eastAsia="Times New Roman" w:hAnsi="Consolas" w:cs="Courier New"/>
+          <w:color w:val="0F1115"/>
+          <w:sz w:val="20"/>
+          <w:szCs w:val="20"/>
+          <w:lang w:val="en-US" w:eastAsia="ru-RU"/>
+        </w:rPr>
+        <w:t>write_role</w:t>
+      </w:r>
+      <w:proofErr w:type="spellEnd"/>
+      <w:r>
+        <w:rPr>
+          <w:rFonts w:ascii="Consolas" w:eastAsia="Times New Roman" w:hAnsi="Consolas" w:cs="Courier New"/>
+          <w:color w:val="0F1115"/>
+          <w:sz w:val="20"/>
+          <w:szCs w:val="20"/>
+          <w:lang w:val="en-US" w:eastAsia="ru-RU"/>
+        </w:rPr>
+        <w:t>;</w:t>
+      </w:r>
+    </w:p>
+    <w:p>
+      <w:pPr>
+        <w:widowControl/>
+        <w:tabs>
+          <w:tab w:val="left" w:pos="916"/>
+          <w:tab w:val="left" w:pos="1832"/>
+          <w:tab w:val="left" w:pos="2748"/>
+          <w:tab w:val="left" w:pos="3664"/>
+          <w:tab w:val="left" w:pos="4580"/>
+          <w:tab w:val="left" w:pos="5496"/>
+          <w:tab w:val="left" w:pos="6412"/>
+          <w:tab w:val="left" w:pos="7328"/>
+          <w:tab w:val="left" w:pos="8244"/>
+          <w:tab w:val="left" w:pos="9160"/>
+          <w:tab w:val="left" w:pos="10076"/>
+          <w:tab w:val="left" w:pos="10992"/>
+          <w:tab w:val="left" w:pos="11908"/>
+          <w:tab w:val="left" w:pos="12824"/>
+          <w:tab w:val="left" w:pos="13740"/>
+          <w:tab w:val="left" w:pos="14656"/>
+        </w:tabs>
+        <w:wordWrap w:val="0"/>
+        <w:autoSpaceDE/>
+        <w:autoSpaceDN/>
+        <w:spacing w:line="330" w:lineRule="atLeast"/>
+        <w:ind w:firstLine="0"/>
+        <w:jc w:val="left"/>
+        <w:rPr>
+          <w:rFonts w:ascii="Consolas" w:eastAsia="Times New Roman" w:hAnsi="Consolas" w:cs="Courier New"/>
+          <w:color w:val="0F1115"/>
+          <w:sz w:val="20"/>
+          <w:szCs w:val="20"/>
+          <w:lang w:val="en-US" w:eastAsia="ru-RU"/>
+        </w:rPr>
+      </w:pPr>
+      <w:r>
+        <w:rPr>
+          <w:rFonts w:ascii="Consolas" w:eastAsia="Times New Roman" w:hAnsi="Consolas" w:cs="Courier New"/>
+          <w:color w:val="0F1115"/>
+          <w:sz w:val="20"/>
+          <w:szCs w:val="20"/>
+          <w:lang w:val="en-US" w:eastAsia="ru-RU"/>
+        </w:rPr>
+        <w:t xml:space="preserve">GRANT ALL PRIVILEGES ON SCHEMA public TO </w:t>
+      </w:r>
+      <w:proofErr w:type="spellStart"/>
+      <w:r>
+        <w:rPr>
+          <w:rFonts w:ascii="Consolas" w:eastAsia="Times New Roman" w:hAnsi="Consolas" w:cs="Courier New"/>
+          <w:color w:val="0F1115"/>
+          <w:sz w:val="20"/>
+          <w:szCs w:val="20"/>
+          <w:lang w:val="en-US" w:eastAsia="ru-RU"/>
+        </w:rPr>
+        <w:t>admin_role</w:t>
+      </w:r>
+      <w:proofErr w:type="spellEnd"/>
+      <w:r>
+        <w:rPr>
+          <w:rFonts w:ascii="Consolas" w:eastAsia="Times New Roman" w:hAnsi="Consolas" w:cs="Courier New"/>
+          <w:color w:val="0F1115"/>
+          <w:sz w:val="20"/>
+          <w:szCs w:val="20"/>
+          <w:lang w:val="en-US" w:eastAsia="ru-RU"/>
+        </w:rPr>
+        <w:t>;</w:t>
+      </w:r>
+    </w:p>
+    <w:p>
+      <w:pPr>
+        <w:widowControl/>
+        <w:tabs>
+          <w:tab w:val="left" w:pos="916"/>
+          <w:tab w:val="left" w:pos="1832"/>
+          <w:tab w:val="left" w:pos="2748"/>
+          <w:tab w:val="left" w:pos="3664"/>
+          <w:tab w:val="left" w:pos="4580"/>
+          <w:tab w:val="left" w:pos="5496"/>
+          <w:tab w:val="left" w:pos="6412"/>
+          <w:tab w:val="left" w:pos="7328"/>
+          <w:tab w:val="left" w:pos="8244"/>
+          <w:tab w:val="left" w:pos="9160"/>
+          <w:tab w:val="left" w:pos="10076"/>
+          <w:tab w:val="left" w:pos="10992"/>
+          <w:tab w:val="left" w:pos="11908"/>
+          <w:tab w:val="left" w:pos="12824"/>
+          <w:tab w:val="left" w:pos="13740"/>
+          <w:tab w:val="left" w:pos="14656"/>
+        </w:tabs>
+        <w:wordWrap w:val="0"/>
+        <w:autoSpaceDE/>
+        <w:autoSpaceDN/>
+        <w:spacing w:line="330" w:lineRule="atLeast"/>
+        <w:ind w:firstLine="0"/>
+        <w:jc w:val="left"/>
+        <w:rPr>
+          <w:rFonts w:ascii="Consolas" w:eastAsia="Times New Roman" w:hAnsi="Consolas" w:cs="Courier New"/>
+          <w:color w:val="0F1115"/>
+          <w:sz w:val="20"/>
+          <w:szCs w:val="20"/>
+          <w:lang w:val="en-US" w:eastAsia="ru-RU"/>
+        </w:rPr>
+      </w:pPr>
+      <w:r>
+        <w:rPr>
+          <w:rFonts w:ascii="Consolas" w:eastAsia="Times New Roman" w:hAnsi="Consolas" w:cs="Courier New"/>
+          <w:color w:val="0F1115"/>
+          <w:sz w:val="20"/>
+          <w:szCs w:val="20"/>
+          <w:lang w:val="en-US" w:eastAsia="ru-RU"/>
+        </w:rPr>
+        <w:t xml:space="preserve">GRANT ALL PRIVILEGES ON ALL TABLES IN SCHEMA public TO </w:t>
+      </w:r>
+      <w:proofErr w:type="spellStart"/>
+      <w:r>
+        <w:rPr>
+          <w:rFonts w:ascii="Consolas" w:eastAsia="Times New Roman" w:hAnsi="Consolas" w:cs="Courier New"/>
+          <w:color w:val="0F1115"/>
+          <w:sz w:val="20"/>
+          <w:szCs w:val="20"/>
+          <w:lang w:val="en-US" w:eastAsia="ru-RU"/>
+        </w:rPr>
+        <w:t>admin_role</w:t>
+      </w:r>
+      <w:proofErr w:type="spellEnd"/>
+      <w:r>
+        <w:rPr>
+          <w:rFonts w:ascii="Consolas" w:eastAsia="Times New Roman" w:hAnsi="Consolas" w:cs="Courier New"/>
+          <w:color w:val="0F1115"/>
+          <w:sz w:val="20"/>
+          <w:szCs w:val="20"/>
+          <w:lang w:val="en-US" w:eastAsia="ru-RU"/>
+        </w:rPr>
+        <w:t>;</w:t>
+      </w:r>
+      <w:r>
+        <w:rPr>
+          <w:rFonts w:ascii="Consolas" w:eastAsia="Times New Roman" w:hAnsi="Consolas" w:cs="Courier New"/>
+          <w:color w:val="0F1115"/>
+          <w:sz w:val="20"/>
+          <w:szCs w:val="20"/>
+          <w:lang w:val="en-US" w:eastAsia="ru-RU"/>
+        </w:rPr>
+        <w:br/>
+      </w:r>
+      <w:r>
+        <w:rPr>
+          <w:rFonts w:ascii="Consolas" w:eastAsia="Times New Roman" w:hAnsi="Consolas" w:cs="Courier New"/>
+          <w:color w:val="0F1115"/>
+          <w:sz w:val="20"/>
+          <w:szCs w:val="20"/>
+          <w:lang w:val="en-US" w:eastAsia="ru-RU"/>
+        </w:rPr>
+        <w:t>ALTER DEFAULT PRIVILEGES IN SCHEMA public</w:t>
+      </w:r>
+    </w:p>
+    <w:p>
+      <w:pPr>
+        <w:widowControl/>
+        <w:tabs>
+          <w:tab w:val="left" w:pos="916"/>
+          <w:tab w:val="left" w:pos="1832"/>
+          <w:tab w:val="left" w:pos="2748"/>
+          <w:tab w:val="left" w:pos="3664"/>
+          <w:tab w:val="left" w:pos="4580"/>
+          <w:tab w:val="left" w:pos="5496"/>
+          <w:tab w:val="left" w:pos="6412"/>
+          <w:tab w:val="left" w:pos="7328"/>
+          <w:tab w:val="left" w:pos="8244"/>
+          <w:tab w:val="left" w:pos="9160"/>
+          <w:tab w:val="left" w:pos="10076"/>
+          <w:tab w:val="left" w:pos="10992"/>
+          <w:tab w:val="left" w:pos="11908"/>
+          <w:tab w:val="left" w:pos="12824"/>
+          <w:tab w:val="left" w:pos="13740"/>
+          <w:tab w:val="left" w:pos="14656"/>
+        </w:tabs>
+        <w:wordWrap w:val="0"/>
+        <w:autoSpaceDE/>
+        <w:autoSpaceDN/>
+        <w:spacing w:line="330" w:lineRule="atLeast"/>
+        <w:ind w:firstLine="0"/>
+        <w:jc w:val="left"/>
+        <w:rPr>
+          <w:rFonts w:ascii="Consolas" w:eastAsia="Times New Roman" w:hAnsi="Consolas" w:cs="Courier New"/>
+          <w:color w:val="0F1115"/>
+          <w:sz w:val="20"/>
+          <w:szCs w:val="20"/>
+          <w:lang w:val="en-US" w:eastAsia="ru-RU"/>
+        </w:rPr>
+      </w:pPr>
+      <w:r>
+        <w:rPr>
+          <w:rFonts w:ascii="Consolas" w:eastAsia="Times New Roman" w:hAnsi="Consolas" w:cs="Courier New"/>
+          <w:color w:val="0F1115"/>
+          <w:sz w:val="20"/>
+          <w:szCs w:val="20"/>
+          <w:lang w:val="en-US" w:eastAsia="ru-RU"/>
+        </w:rPr>
+        <w:tab/>
+        <w:t xml:space="preserve">GRANT SELECT ON TABLES TO </w:t>
+      </w:r>
+      <w:proofErr w:type="spellStart"/>
+      <w:r>
+        <w:rPr>
+          <w:rFonts w:ascii="Consolas" w:eastAsia="Times New Roman" w:hAnsi="Consolas" w:cs="Courier New"/>
+          <w:color w:val="0F1115"/>
+          <w:sz w:val="20"/>
+          <w:szCs w:val="20"/>
+          <w:lang w:val="en-US" w:eastAsia="ru-RU"/>
+        </w:rPr>
+        <w:t>read_role</w:t>
+      </w:r>
+      <w:proofErr w:type="spellEnd"/>
+      <w:r>
+        <w:rPr>
+          <w:rFonts w:ascii="Consolas" w:eastAsia="Times New Roman" w:hAnsi="Consolas" w:cs="Courier New"/>
+          <w:color w:val="0F1115"/>
+          <w:sz w:val="20"/>
+          <w:szCs w:val="20"/>
+          <w:lang w:val="en-US" w:eastAsia="ru-RU"/>
+        </w:rPr>
+        <w:t>;</w:t>
+      </w:r>
+    </w:p>
+    <w:p>
+      <w:pPr>
+        <w:widowControl/>
+        <w:tabs>
+          <w:tab w:val="left" w:pos="916"/>
+          <w:tab w:val="left" w:pos="1832"/>
+          <w:tab w:val="left" w:pos="2748"/>
+          <w:tab w:val="left" w:pos="3664"/>
+          <w:tab w:val="left" w:pos="4580"/>
+          <w:tab w:val="left" w:pos="5496"/>
+          <w:tab w:val="left" w:pos="6412"/>
+          <w:tab w:val="left" w:pos="7328"/>
+          <w:tab w:val="left" w:pos="8244"/>
+          <w:tab w:val="left" w:pos="9160"/>
+          <w:tab w:val="left" w:pos="10076"/>
+          <w:tab w:val="left" w:pos="10992"/>
+          <w:tab w:val="left" w:pos="11908"/>
+          <w:tab w:val="left" w:pos="12824"/>
+          <w:tab w:val="left" w:pos="13740"/>
+          <w:tab w:val="left" w:pos="14656"/>
+        </w:tabs>
+        <w:wordWrap w:val="0"/>
+        <w:autoSpaceDE/>
+        <w:autoSpaceDN/>
+        <w:spacing w:line="330" w:lineRule="atLeast"/>
+        <w:ind w:firstLine="0"/>
+        <w:jc w:val="left"/>
+        <w:rPr>
+          <w:rFonts w:ascii="Consolas" w:eastAsia="Times New Roman" w:hAnsi="Consolas" w:cs="Courier New"/>
+          <w:color w:val="0F1115"/>
+          <w:sz w:val="20"/>
+          <w:szCs w:val="20"/>
+          <w:lang w:val="en-US" w:eastAsia="ru-RU"/>
+        </w:rPr>
+      </w:pPr>
+      <w:r>
+        <w:rPr>
+          <w:rFonts w:ascii="Consolas" w:eastAsia="Times New Roman" w:hAnsi="Consolas" w:cs="Courier New"/>
+          <w:color w:val="0F1115"/>
+          <w:sz w:val="20"/>
+          <w:szCs w:val="20"/>
+          <w:lang w:val="en-US" w:eastAsia="ru-RU"/>
+        </w:rPr>
+        <w:t xml:space="preserve">    </w:t>
+      </w:r>
+    </w:p>
+    <w:p>
+      <w:pPr>
+        <w:widowControl/>
+        <w:tabs>
+          <w:tab w:val="left" w:pos="916"/>
+          <w:tab w:val="left" w:pos="1832"/>
+          <w:tab w:val="left" w:pos="2748"/>
+          <w:tab w:val="left" w:pos="3664"/>
+          <w:tab w:val="left" w:pos="4580"/>
+          <w:tab w:val="left" w:pos="5496"/>
+          <w:tab w:val="left" w:pos="6412"/>
+          <w:tab w:val="left" w:pos="7328"/>
+          <w:tab w:val="left" w:pos="8244"/>
+          <w:tab w:val="left" w:pos="9160"/>
+          <w:tab w:val="left" w:pos="10076"/>
+          <w:tab w:val="left" w:pos="10992"/>
+          <w:tab w:val="left" w:pos="11908"/>
+          <w:tab w:val="left" w:pos="12824"/>
+          <w:tab w:val="left" w:pos="13740"/>
+          <w:tab w:val="left" w:pos="14656"/>
+        </w:tabs>
+        <w:wordWrap w:val="0"/>
+        <w:autoSpaceDE/>
+        <w:autoSpaceDN/>
+        <w:spacing w:line="330" w:lineRule="atLeast"/>
+        <w:ind w:firstLine="0"/>
+        <w:jc w:val="left"/>
+        <w:rPr>
+          <w:rFonts w:ascii="Consolas" w:eastAsia="Times New Roman" w:hAnsi="Consolas" w:cs="Courier New"/>
+          <w:color w:val="0F1115"/>
+          <w:sz w:val="20"/>
+          <w:szCs w:val="20"/>
+          <w:lang w:val="en-US" w:eastAsia="ru-RU"/>
+        </w:rPr>
+      </w:pPr>
+      <w:r>
+        <w:rPr>
+          <w:rFonts w:ascii="Consolas" w:eastAsia="Times New Roman" w:hAnsi="Consolas" w:cs="Courier New"/>
+          <w:color w:val="0F1115"/>
+          <w:sz w:val="20"/>
+          <w:szCs w:val="20"/>
+          <w:lang w:val="en-US" w:eastAsia="ru-RU"/>
+        </w:rPr>
+        <w:t>ALTER DEFAULT PRIVILEGES IN SCHEMA public</w:t>
+      </w:r>
+    </w:p>
+    <w:p>
+      <w:pPr>
+        <w:widowControl/>
+        <w:tabs>
+          <w:tab w:val="left" w:pos="916"/>
+          <w:tab w:val="left" w:pos="1832"/>
+          <w:tab w:val="left" w:pos="2748"/>
+          <w:tab w:val="left" w:pos="3664"/>
+          <w:tab w:val="left" w:pos="4580"/>
+          <w:tab w:val="left" w:pos="5496"/>
+          <w:tab w:val="left" w:pos="6412"/>
+          <w:tab w:val="left" w:pos="7328"/>
+          <w:tab w:val="left" w:pos="8244"/>
+          <w:tab w:val="left" w:pos="9160"/>
+          <w:tab w:val="left" w:pos="10076"/>
+          <w:tab w:val="left" w:pos="10992"/>
+          <w:tab w:val="left" w:pos="11908"/>
+          <w:tab w:val="left" w:pos="12824"/>
+          <w:tab w:val="left" w:pos="13740"/>
+          <w:tab w:val="left" w:pos="14656"/>
+        </w:tabs>
+        <w:wordWrap w:val="0"/>
+        <w:autoSpaceDE/>
+        <w:autoSpaceDN/>
+        <w:spacing w:line="330" w:lineRule="atLeast"/>
+        <w:ind w:firstLine="0"/>
+        <w:jc w:val="left"/>
+        <w:rPr>
+          <w:rFonts w:ascii="Consolas" w:eastAsia="Times New Roman" w:hAnsi="Consolas" w:cs="Courier New"/>
+          <w:color w:val="0F1115"/>
+          <w:sz w:val="20"/>
+          <w:szCs w:val="20"/>
+          <w:lang w:val="en-US" w:eastAsia="ru-RU"/>
+        </w:rPr>
+      </w:pPr>
+      <w:r>
+        <w:rPr>
+          <w:rFonts w:ascii="Consolas" w:eastAsia="Times New Roman" w:hAnsi="Consolas" w:cs="Courier New"/>
+          <w:color w:val="0F1115"/>
+          <w:sz w:val="20"/>
+          <w:szCs w:val="20"/>
+          <w:lang w:val="en-US" w:eastAsia="ru-RU"/>
+        </w:rPr>
+        <w:tab/>
+        <w:t xml:space="preserve">GRANT SELECT, INSERT, UPDATE, DELETE ON TABLES TO </w:t>
+      </w:r>
+      <w:proofErr w:type="spellStart"/>
+      <w:r>
+        <w:rPr>
+          <w:rFonts w:ascii="Consolas" w:eastAsia="Times New Roman" w:hAnsi="Consolas" w:cs="Courier New"/>
+          <w:color w:val="0F1115"/>
+          <w:sz w:val="20"/>
+          <w:szCs w:val="20"/>
+          <w:lang w:val="en-US" w:eastAsia="ru-RU"/>
+        </w:rPr>
+        <w:t>write_role</w:t>
+      </w:r>
+      <w:proofErr w:type="spellEnd"/>
+      <w:r>
+        <w:rPr>
+          <w:rFonts w:ascii="Consolas" w:eastAsia="Times New Roman" w:hAnsi="Consolas" w:cs="Courier New"/>
+          <w:color w:val="0F1115"/>
+          <w:sz w:val="20"/>
+          <w:szCs w:val="20"/>
+          <w:lang w:val="en-US" w:eastAsia="ru-RU"/>
+        </w:rPr>
+        <w:t>;</w:t>
+      </w:r>
+    </w:p>
+    <w:p>
+      <w:pPr>
+        <w:widowControl/>
+        <w:tabs>
+          <w:tab w:val="left" w:pos="916"/>
+          <w:tab w:val="left" w:pos="1832"/>
+          <w:tab w:val="left" w:pos="2748"/>
+          <w:tab w:val="left" w:pos="3664"/>
+          <w:tab w:val="left" w:pos="4580"/>
+          <w:tab w:val="left" w:pos="5496"/>
+          <w:tab w:val="left" w:pos="6412"/>
+          <w:tab w:val="left" w:pos="7328"/>
+          <w:tab w:val="left" w:pos="8244"/>
+          <w:tab w:val="left" w:pos="9160"/>
+          <w:tab w:val="left" w:pos="10076"/>
+          <w:tab w:val="left" w:pos="10992"/>
+          <w:tab w:val="left" w:pos="11908"/>
+          <w:tab w:val="left" w:pos="12824"/>
+          <w:tab w:val="left" w:pos="13740"/>
+          <w:tab w:val="left" w:pos="14656"/>
+        </w:tabs>
+        <w:wordWrap w:val="0"/>
+        <w:autoSpaceDE/>
+        <w:autoSpaceDN/>
+        <w:spacing w:line="330" w:lineRule="atLeast"/>
+        <w:ind w:firstLine="0"/>
+        <w:jc w:val="left"/>
+        <w:rPr>
+          <w:rFonts w:ascii="Consolas" w:eastAsia="Times New Roman" w:hAnsi="Consolas" w:cs="Courier New"/>
+          <w:color w:val="0F1115"/>
+          <w:sz w:val="20"/>
+          <w:szCs w:val="20"/>
+          <w:lang w:val="en-US" w:eastAsia="ru-RU"/>
+        </w:rPr>
+      </w:pPr>
+      <w:r>
+        <w:rPr>
+          <w:rFonts w:ascii="Consolas" w:eastAsia="Times New Roman" w:hAnsi="Consolas" w:cs="Courier New"/>
+          <w:color w:val="0F1115"/>
+          <w:sz w:val="20"/>
+          <w:szCs w:val="20"/>
+          <w:lang w:val="en-US" w:eastAsia="ru-RU"/>
+        </w:rPr>
+        <w:t xml:space="preserve">    </w:t>
+      </w:r>
+    </w:p>
+    <w:p>
+      <w:pPr>
+        <w:widowControl/>
+        <w:tabs>
+          <w:tab w:val="left" w:pos="916"/>
+          <w:tab w:val="left" w:pos="1832"/>
+          <w:tab w:val="left" w:pos="2748"/>
+          <w:tab w:val="left" w:pos="3664"/>
+          <w:tab w:val="left" w:pos="4580"/>
+          <w:tab w:val="left" w:pos="5496"/>
+          <w:tab w:val="left" w:pos="6412"/>
+          <w:tab w:val="left" w:pos="7328"/>
+          <w:tab w:val="left" w:pos="8244"/>
+          <w:tab w:val="left" w:pos="9160"/>
+          <w:tab w:val="left" w:pos="10076"/>
+          <w:tab w:val="left" w:pos="10992"/>
+          <w:tab w:val="left" w:pos="11908"/>
+          <w:tab w:val="left" w:pos="12824"/>
+          <w:tab w:val="left" w:pos="13740"/>
+          <w:tab w:val="left" w:pos="14656"/>
+        </w:tabs>
+        <w:wordWrap w:val="0"/>
+        <w:autoSpaceDE/>
+        <w:autoSpaceDN/>
+        <w:spacing w:line="330" w:lineRule="atLeast"/>
+        <w:ind w:firstLine="0"/>
+        <w:jc w:val="left"/>
+        <w:rPr>
+          <w:rFonts w:ascii="Consolas" w:eastAsia="Times New Roman" w:hAnsi="Consolas" w:cs="Courier New"/>
+          <w:color w:val="0F1115"/>
+          <w:sz w:val="20"/>
+          <w:szCs w:val="20"/>
+          <w:lang w:val="en-US" w:eastAsia="ru-RU"/>
+        </w:rPr>
+      </w:pPr>
+      <w:r>
+        <w:rPr>
+          <w:rFonts w:ascii="Consolas" w:eastAsia="Times New Roman" w:hAnsi="Consolas" w:cs="Courier New"/>
+          <w:color w:val="0F1115"/>
+          <w:sz w:val="20"/>
+          <w:szCs w:val="20"/>
+          <w:lang w:val="en-US" w:eastAsia="ru-RU"/>
+        </w:rPr>
+        <w:t>ALTER DEFAULT PRIVILEGES IN SCHEMA public</w:t>
+      </w:r>
+    </w:p>
+    <w:p>
+      <w:pPr>
+        <w:widowControl/>
+        <w:tabs>
+          <w:tab w:val="left" w:pos="916"/>
+          <w:tab w:val="left" w:pos="1832"/>
+          <w:tab w:val="left" w:pos="2748"/>
+          <w:tab w:val="left" w:pos="3664"/>
+          <w:tab w:val="left" w:pos="4580"/>
+          <w:tab w:val="left" w:pos="5496"/>
+          <w:tab w:val="left" w:pos="6412"/>
+          <w:tab w:val="left" w:pos="7328"/>
+          <w:tab w:val="left" w:pos="8244"/>
+          <w:tab w:val="left" w:pos="9160"/>
+          <w:tab w:val="left" w:pos="10076"/>
+          <w:tab w:val="left" w:pos="10992"/>
+          <w:tab w:val="left" w:pos="11908"/>
+          <w:tab w:val="left" w:pos="12824"/>
+          <w:tab w:val="left" w:pos="13740"/>
+          <w:tab w:val="left" w:pos="14656"/>
+        </w:tabs>
+        <w:wordWrap w:val="0"/>
+        <w:autoSpaceDE/>
+        <w:autoSpaceDN/>
+        <w:spacing w:line="330" w:lineRule="atLeast"/>
+        <w:ind w:firstLine="0"/>
+        <w:jc w:val="left"/>
+        <w:rPr>
+          <w:rFonts w:ascii="Consolas" w:eastAsia="Times New Roman" w:hAnsi="Consolas" w:cs="Courier New"/>
+          <w:color w:val="0F1115"/>
+          <w:sz w:val="20"/>
+          <w:szCs w:val="20"/>
+          <w:lang w:val="en-US" w:eastAsia="ru-RU"/>
+        </w:rPr>
+      </w:pPr>
+      <w:r>
+        <w:rPr>
+          <w:rFonts w:ascii="Consolas" w:eastAsia="Times New Roman" w:hAnsi="Consolas" w:cs="Courier New"/>
+          <w:color w:val="0F1115"/>
+          <w:sz w:val="20"/>
+          <w:szCs w:val="20"/>
+          <w:lang w:val="en-US" w:eastAsia="ru-RU"/>
+        </w:rPr>
+        <w:tab/>
+        <w:t xml:space="preserve">GRANT ALL PRIVILEGES ON TABLES TO </w:t>
+      </w:r>
+      <w:proofErr w:type="spellStart"/>
+      <w:r>
+        <w:rPr>
+          <w:rFonts w:ascii="Consolas" w:eastAsia="Times New Roman" w:hAnsi="Consolas" w:cs="Courier New"/>
+          <w:color w:val="0F1115"/>
+          <w:sz w:val="20"/>
+          <w:szCs w:val="20"/>
+          <w:lang w:val="en-US" w:eastAsia="ru-RU"/>
+        </w:rPr>
+        <w:t>admin_role</w:t>
+      </w:r>
+      <w:proofErr w:type="spellEnd"/>
+      <w:r>
+        <w:rPr>
+          <w:rFonts w:ascii="Consolas" w:eastAsia="Times New Roman" w:hAnsi="Consolas" w:cs="Courier New"/>
+          <w:color w:val="0F1115"/>
+          <w:sz w:val="20"/>
+          <w:szCs w:val="20"/>
+          <w:lang w:val="en-US" w:eastAsia="ru-RU"/>
+        </w:rPr>
+        <w:t>;</w:t>
+      </w:r>
+    </w:p>
+    <w:p>
+      <w:pPr>
+        <w:widowControl/>
+        <w:tabs>
+          <w:tab w:val="left" w:pos="916"/>
+          <w:tab w:val="left" w:pos="1832"/>
+          <w:tab w:val="left" w:pos="2748"/>
+          <w:tab w:val="left" w:pos="3664"/>
+          <w:tab w:val="left" w:pos="4580"/>
+          <w:tab w:val="left" w:pos="5496"/>
+          <w:tab w:val="left" w:pos="6412"/>
+          <w:tab w:val="left" w:pos="7328"/>
+          <w:tab w:val="left" w:pos="8244"/>
+          <w:tab w:val="left" w:pos="9160"/>
+          <w:tab w:val="left" w:pos="10076"/>
+          <w:tab w:val="left" w:pos="10992"/>
+          <w:tab w:val="left" w:pos="11908"/>
+          <w:tab w:val="left" w:pos="12824"/>
+          <w:tab w:val="left" w:pos="13740"/>
+          <w:tab w:val="left" w:pos="14656"/>
+        </w:tabs>
+        <w:wordWrap w:val="0"/>
+        <w:autoSpaceDE/>
+        <w:autoSpaceDN/>
+        <w:spacing w:line="330" w:lineRule="atLeast"/>
+        <w:ind w:firstLine="0"/>
+        <w:jc w:val="left"/>
+        <w:rPr>
+          <w:rFonts w:ascii="Consolas" w:eastAsia="Times New Roman" w:hAnsi="Consolas" w:cs="Courier New"/>
+          <w:color w:val="0F1115"/>
+          <w:sz w:val="20"/>
+          <w:szCs w:val="20"/>
+          <w:lang w:val="en-US" w:eastAsia="ru-RU"/>
+        </w:rPr>
+      </w:pPr>
+      <w:r>
+        <w:rPr>
+          <w:rFonts w:ascii="Consolas" w:eastAsia="Times New Roman" w:hAnsi="Consolas" w:cs="Courier New"/>
+          <w:color w:val="0F1115"/>
+          <w:sz w:val="20"/>
+          <w:szCs w:val="20"/>
+          <w:lang w:val="en-US" w:eastAsia="ru-RU"/>
+        </w:rPr>
+        <w:t xml:space="preserve">GRANT </w:t>
+      </w:r>
+      <w:proofErr w:type="spellStart"/>
+      <w:r>
+        <w:rPr>
+          <w:rFonts w:ascii="Consolas" w:eastAsia="Times New Roman" w:hAnsi="Consolas" w:cs="Courier New"/>
+          <w:color w:val="0F1115"/>
+          <w:sz w:val="20"/>
+          <w:szCs w:val="20"/>
+          <w:lang w:val="en-US" w:eastAsia="ru-RU"/>
+        </w:rPr>
+        <w:t>read_role</w:t>
+      </w:r>
+      <w:proofErr w:type="spellEnd"/>
+      <w:r>
+        <w:rPr>
+          <w:rFonts w:ascii="Consolas" w:eastAsia="Times New Roman" w:hAnsi="Consolas" w:cs="Courier New"/>
+          <w:color w:val="0F1115"/>
+          <w:sz w:val="20"/>
+          <w:szCs w:val="20"/>
+          <w:lang w:val="en-US" w:eastAsia="ru-RU"/>
+        </w:rPr>
+        <w:t xml:space="preserve"> TO </w:t>
+      </w:r>
+      <w:proofErr w:type="spellStart"/>
+      <w:r>
+        <w:rPr>
+          <w:rFonts w:ascii="Consolas" w:eastAsia="Times New Roman" w:hAnsi="Consolas" w:cs="Courier New"/>
+          <w:color w:val="0F1115"/>
+          <w:sz w:val="20"/>
+          <w:szCs w:val="20"/>
+          <w:lang w:val="en-US" w:eastAsia="ru-RU"/>
+        </w:rPr>
+        <w:t>app_readonly</w:t>
+      </w:r>
+      <w:proofErr w:type="spellEnd"/>
+      <w:r>
+        <w:rPr>
+          <w:rFonts w:ascii="Consolas" w:eastAsia="Times New Roman" w:hAnsi="Consolas" w:cs="Courier New"/>
+          <w:color w:val="0F1115"/>
+          <w:sz w:val="20"/>
+          <w:szCs w:val="20"/>
+          <w:lang w:val="en-US" w:eastAsia="ru-RU"/>
+        </w:rPr>
+        <w:t>;</w:t>
+      </w:r>
+    </w:p>
+    <w:p>
+      <w:pPr>
+        <w:widowControl/>
+        <w:tabs>
+          <w:tab w:val="left" w:pos="916"/>
+          <w:tab w:val="left" w:pos="1832"/>
+          <w:tab w:val="left" w:pos="2748"/>
+          <w:tab w:val="left" w:pos="3664"/>
+          <w:tab w:val="left" w:pos="4580"/>
+          <w:tab w:val="left" w:pos="5496"/>
+          <w:tab w:val="left" w:pos="6412"/>
+          <w:tab w:val="left" w:pos="7328"/>
+          <w:tab w:val="left" w:pos="8244"/>
+          <w:tab w:val="left" w:pos="9160"/>
+          <w:tab w:val="left" w:pos="10076"/>
+          <w:tab w:val="left" w:pos="10992"/>
+          <w:tab w:val="left" w:pos="11908"/>
+          <w:tab w:val="left" w:pos="12824"/>
+          <w:tab w:val="left" w:pos="13740"/>
+          <w:tab w:val="left" w:pos="14656"/>
+        </w:tabs>
+        <w:wordWrap w:val="0"/>
+        <w:autoSpaceDE/>
+        <w:autoSpaceDN/>
+        <w:spacing w:line="330" w:lineRule="atLeast"/>
+        <w:ind w:firstLine="0"/>
+        <w:jc w:val="left"/>
+        <w:rPr>
+          <w:rFonts w:ascii="Consolas" w:eastAsia="Times New Roman" w:hAnsi="Consolas" w:cs="Courier New"/>
+          <w:color w:val="0F1115"/>
+          <w:sz w:val="20"/>
+          <w:szCs w:val="20"/>
+          <w:lang w:val="en-US" w:eastAsia="ru-RU"/>
+        </w:rPr>
+      </w:pPr>
+      <w:r>
+        <w:rPr>
+          <w:rFonts w:ascii="Consolas" w:eastAsia="Times New Roman" w:hAnsi="Consolas" w:cs="Courier New"/>
+          <w:color w:val="0F1115"/>
+          <w:sz w:val="20"/>
+          <w:szCs w:val="20"/>
+          <w:lang w:val="en-US" w:eastAsia="ru-RU"/>
+        </w:rPr>
+        <w:t xml:space="preserve">GRANT </w:t>
+      </w:r>
+      <w:proofErr w:type="spellStart"/>
+      <w:r>
+        <w:rPr>
+          <w:rFonts w:ascii="Consolas" w:eastAsia="Times New Roman" w:hAnsi="Consolas" w:cs="Courier New"/>
+          <w:color w:val="0F1115"/>
+          <w:sz w:val="20"/>
+          <w:szCs w:val="20"/>
+          <w:lang w:val="en-US" w:eastAsia="ru-RU"/>
+        </w:rPr>
+        <w:t>write_role</w:t>
+      </w:r>
+      <w:proofErr w:type="spellEnd"/>
+      <w:r>
+        <w:rPr>
+          <w:rFonts w:ascii="Consolas" w:eastAsia="Times New Roman" w:hAnsi="Consolas" w:cs="Courier New"/>
+          <w:color w:val="0F1115"/>
+          <w:sz w:val="20"/>
+          <w:szCs w:val="20"/>
+          <w:lang w:val="en-US" w:eastAsia="ru-RU"/>
+        </w:rPr>
+        <w:t xml:space="preserve"> TO </w:t>
+      </w:r>
+      <w:proofErr w:type="spellStart"/>
+      <w:r>
+        <w:rPr>
+          <w:rFonts w:ascii="Consolas" w:eastAsia="Times New Roman" w:hAnsi="Consolas" w:cs="Courier New"/>
+          <w:color w:val="0F1115"/>
+          <w:sz w:val="20"/>
+          <w:szCs w:val="20"/>
+          <w:lang w:val="en-US" w:eastAsia="ru-RU"/>
+        </w:rPr>
+        <w:t>app_write</w:t>
+      </w:r>
+      <w:proofErr w:type="spellEnd"/>
+      <w:r>
+        <w:rPr>
+          <w:rFonts w:ascii="Consolas" w:eastAsia="Times New Roman" w:hAnsi="Consolas" w:cs="Courier New"/>
+          <w:color w:val="0F1115"/>
+          <w:sz w:val="20"/>
+          <w:szCs w:val="20"/>
+          <w:lang w:val="en-US" w:eastAsia="ru-RU"/>
+        </w:rPr>
+        <w:t>;</w:t>
+      </w:r>
+    </w:p>
+    <w:p>
+      <w:pPr>
+        <w:widowControl/>
+        <w:tabs>
+          <w:tab w:val="left" w:pos="916"/>
+          <w:tab w:val="left" w:pos="1832"/>
+          <w:tab w:val="left" w:pos="2748"/>
+          <w:tab w:val="left" w:pos="3664"/>
+          <w:tab w:val="left" w:pos="4580"/>
+          <w:tab w:val="left" w:pos="5496"/>
+          <w:tab w:val="left" w:pos="6412"/>
+          <w:tab w:val="left" w:pos="7328"/>
+          <w:tab w:val="left" w:pos="8244"/>
+          <w:tab w:val="left" w:pos="9160"/>
+          <w:tab w:val="left" w:pos="10076"/>
+          <w:tab w:val="left" w:pos="10992"/>
+          <w:tab w:val="left" w:pos="11908"/>
+          <w:tab w:val="left" w:pos="12824"/>
+          <w:tab w:val="left" w:pos="13740"/>
+          <w:tab w:val="left" w:pos="14656"/>
+        </w:tabs>
+        <w:wordWrap w:val="0"/>
+        <w:autoSpaceDE/>
+        <w:autoSpaceDN/>
+        <w:spacing w:line="330" w:lineRule="atLeast"/>
+        <w:ind w:firstLine="0"/>
+        <w:jc w:val="left"/>
+        <w:rPr>
+          <w:rFonts w:ascii="Consolas" w:eastAsia="Times New Roman" w:hAnsi="Consolas" w:cs="Courier New"/>
+          <w:color w:val="0F1115"/>
+          <w:sz w:val="20"/>
+          <w:szCs w:val="20"/>
+          <w:lang w:val="en-US" w:eastAsia="ru-RU"/>
+        </w:rPr>
+      </w:pPr>
+      <w:r>
+        <w:rPr>
+          <w:rFonts w:ascii="Consolas" w:eastAsia="Times New Roman" w:hAnsi="Consolas" w:cs="Courier New"/>
+          <w:color w:val="0F1115"/>
+          <w:sz w:val="20"/>
+          <w:szCs w:val="20"/>
+          <w:lang w:val="en-US" w:eastAsia="ru-RU"/>
+        </w:rPr>
+        <w:lastRenderedPageBreak/>
+        <w:t xml:space="preserve">GRANT </w:t>
+      </w:r>
+      <w:proofErr w:type="spellStart"/>
+      <w:r>
+        <w:rPr>
+          <w:rFonts w:ascii="Consolas" w:eastAsia="Times New Roman" w:hAnsi="Consolas" w:cs="Courier New"/>
+          <w:color w:val="0F1115"/>
+          <w:sz w:val="20"/>
+          <w:szCs w:val="20"/>
+          <w:lang w:val="en-US" w:eastAsia="ru-RU"/>
+        </w:rPr>
+        <w:t>admin_role</w:t>
+      </w:r>
+      <w:proofErr w:type="spellEnd"/>
+      <w:r>
+        <w:rPr>
+          <w:rFonts w:ascii="Consolas" w:eastAsia="Times New Roman" w:hAnsi="Consolas" w:cs="Courier New"/>
+          <w:color w:val="0F1115"/>
+          <w:sz w:val="20"/>
+          <w:szCs w:val="20"/>
+          <w:lang w:val="en-US" w:eastAsia="ru-RU"/>
+        </w:rPr>
+        <w:t xml:space="preserve"> TO </w:t>
+      </w:r>
+      <w:proofErr w:type="spellStart"/>
+      <w:r>
+        <w:rPr>
+          <w:rFonts w:ascii="Consolas" w:eastAsia="Times New Roman" w:hAnsi="Consolas" w:cs="Courier New"/>
+          <w:color w:val="0F1115"/>
+          <w:sz w:val="20"/>
+          <w:szCs w:val="20"/>
+          <w:lang w:val="en-US" w:eastAsia="ru-RU"/>
+        </w:rPr>
+        <w:t>app_admin</w:t>
+      </w:r>
+      <w:proofErr w:type="spellEnd"/>
+      <w:r>
+        <w:rPr>
+          <w:rFonts w:ascii="Consolas" w:eastAsia="Times New Roman" w:hAnsi="Consolas" w:cs="Courier New"/>
+          <w:color w:val="0F1115"/>
+          <w:sz w:val="20"/>
+          <w:szCs w:val="20"/>
+          <w:lang w:val="en-US" w:eastAsia="ru-RU"/>
+        </w:rPr>
+        <w:t>;</w:t>
+      </w:r>
+      <w:bookmarkStart w:id="3" w:name="_GoBack"/>
+      <w:bookmarkEnd w:id="3"/>
     </w:p>
     <w:p>
       <w:pPr>
@@ -29606,7 +32708,7 @@
 </file>
 
 <file path=customXml/itemProps1.xml><?xml version="1.0" encoding="utf-8"?>
-<ds:datastoreItem xmlns:ds="http://schemas.openxmlformats.org/officeDocument/2006/customXml" ds:itemID="{19E518A5-4FEC-430D-BB57-FE1D004BF50D}">
+<ds:datastoreItem xmlns:ds="http://schemas.openxmlformats.org/officeDocument/2006/customXml" ds:itemID="{8C902CB3-77A6-46D6-9EE8-D0FE1A8E8007}">
   <ds:schemaRefs>
     <ds:schemaRef ds:uri="http://schemas.openxmlformats.org/officeDocument/2006/bibliography"/>
   </ds:schemaRefs>
